--- a/documents/word/03_Leasing.docx
+++ b/documents/word/03_Leasing.docx
@@ -4,7 +4,7 @@
   <w:body>
     <w:p>
       <w:pPr>
-        <w:shd w:val="clear" w:color="auto" w:fill="002060"/>
+        <w:shd w:val="clear" w:color="auto" w:fill="0E2841" w:themeFill="text2"/>
         <w:spacing w:before="100" w:beforeAutospacing="1" w:after="100" w:afterAutospacing="1" w:line="240" w:lineRule="auto"/>
         <w:jc w:val="center"/>
         <w:outlineLvl w:val="0"/>
@@ -19,6 +19,7 @@
           <w14:ligatures w14:val="none"/>
         </w:rPr>
       </w:pPr>
+      <w:bookmarkStart w:id="0" w:name="_Toc224152222"/>
       <w:r>
         <w:rPr>
           <w:rFonts w:ascii="Segoe UI Symbol" w:eastAsia="Times New Roman" w:hAnsi="Segoe UI Symbol" w:cs="Segoe UI Symbol"/>
@@ -43,7 +44,7 @@
           <w:lang w:val="en-GB" w:eastAsia="en-GB" w:bidi="ar-SA"/>
           <w14:ligatures w14:val="none"/>
         </w:rPr>
-        <w:t xml:space="preserve"> RAM ENTERPRISE P&amp;P WBS STRUCTURE</w:t>
+        <w:t xml:space="preserve"> RAM ENTERPRISE P&amp;P </w:t>
       </w:r>
       <w:r>
         <w:rPr>
@@ -56,7 +57,7 @@
           <w:lang w:val="en-GB" w:eastAsia="en-GB" w:bidi="ar-SA"/>
           <w14:ligatures w14:val="none"/>
         </w:rPr>
-        <w:t xml:space="preserve"> – </w:t>
+        <w:t xml:space="preserve"> </w:t>
       </w:r>
       <w:r>
         <w:rPr>
@@ -69,11 +70,9 @@
           <w:lang w:val="en-GB" w:eastAsia="en-GB" w:bidi="ar-SA"/>
           <w14:ligatures w14:val="none"/>
         </w:rPr>
-        <w:t>03_LEASING</w:t>
-      </w:r>
-    </w:p>
-    <w:p>
-      <w:pPr>
+        <w:t xml:space="preserve">– </w:t>
+      </w:r>
+      <w:r>
         <w:rPr>
           <w:rFonts w:ascii="Times New Roman" w:eastAsia="Times New Roman" w:hAnsi="Times New Roman" w:cs="Times New Roman"/>
           <w:b/>
@@ -84,8 +83,1670 @@
           <w:lang w:val="en-GB" w:eastAsia="en-GB" w:bidi="ar-SA"/>
           <w14:ligatures w14:val="none"/>
         </w:rPr>
-      </w:pPr>
-      <w:r>
+        <w:t>03_LEASING</w:t>
+      </w:r>
+      <w:bookmarkEnd w:id="0"/>
+    </w:p>
+    <w:p>
+      <w:pPr>
+        <w:rPr>
+          <w:rFonts w:ascii="Times New Roman" w:eastAsia="Times New Roman" w:hAnsi="Times New Roman" w:cs="Times New Roman"/>
+          <w:b/>
+          <w:bCs/>
+          <w:kern w:val="0"/>
+          <w:sz w:val="27"/>
+          <w:szCs w:val="27"/>
+          <w:lang w:val="en-GB" w:eastAsia="en-GB" w:bidi="ar-SA"/>
+          <w14:ligatures w14:val="none"/>
+        </w:rPr>
+      </w:pPr>
+      <w:r>
+        <w:rPr>
+          <w:rFonts w:ascii="Times New Roman" w:eastAsia="Times New Roman" w:hAnsi="Times New Roman" w:cs="Times New Roman"/>
+          <w:b/>
+          <w:bCs/>
+          <w:kern w:val="0"/>
+          <w:sz w:val="27"/>
+          <w:szCs w:val="27"/>
+          <w:lang w:val="en-GB" w:eastAsia="en-GB" w:bidi="ar-SA"/>
+          <w14:ligatures w14:val="none"/>
+        </w:rPr>
+        <w:t xml:space="preserve">Document quality </w:t>
+      </w:r>
+    </w:p>
+    <w:tbl>
+      <w:tblPr>
+        <w:tblStyle w:val="PlainTable1"/>
+        <w:tblW w:w="9085" w:type="dxa"/>
+        <w:tblLook w:val="04A0" w:firstRow="1" w:lastRow="0" w:firstColumn="1" w:lastColumn="0" w:noHBand="0" w:noVBand="1"/>
+      </w:tblPr>
+      <w:tblGrid>
+        <w:gridCol w:w="2605"/>
+        <w:gridCol w:w="6480"/>
+      </w:tblGrid>
+      <w:tr>
+        <w:trPr>
+          <w:cnfStyle w:val="100000000000" w:firstRow="1" w:lastRow="0" w:firstColumn="0" w:lastColumn="0" w:oddVBand="0" w:evenVBand="0" w:oddHBand="0" w:evenHBand="0" w:firstRowFirstColumn="0" w:firstRowLastColumn="0" w:lastRowFirstColumn="0" w:lastRowLastColumn="0"/>
+        </w:trPr>
+        <w:tc>
+          <w:tcPr>
+            <w:cnfStyle w:val="001000000000" w:firstRow="0" w:lastRow="0" w:firstColumn="1" w:lastColumn="0" w:oddVBand="0" w:evenVBand="0" w:oddHBand="0" w:evenHBand="0" w:firstRowFirstColumn="0" w:firstRowLastColumn="0" w:lastRowFirstColumn="0" w:lastRowLastColumn="0"/>
+            <w:tcW w:w="2605" w:type="dxa"/>
+            <w:shd w:val="clear" w:color="auto" w:fill="0A2F41" w:themeFill="accent1" w:themeFillShade="80"/>
+          </w:tcPr>
+          <w:p>
+            <w:pPr>
+              <w:jc w:val="center"/>
+              <w:rPr>
+                <w:rFonts w:ascii="Times New Roman" w:eastAsia="Times New Roman" w:hAnsi="Times New Roman" w:cs="Times New Roman"/>
+                <w:kern w:val="0"/>
+                <w:sz w:val="24"/>
+                <w:szCs w:val="24"/>
+                <w:lang w:val="en-GB" w:eastAsia="en-GB" w:bidi="ar-SA"/>
+                <w14:ligatures w14:val="none"/>
+              </w:rPr>
+            </w:pPr>
+            <w:r>
+              <w:rPr>
+                <w:rFonts w:ascii="Times New Roman" w:eastAsia="Times New Roman" w:hAnsi="Times New Roman" w:cs="Times New Roman"/>
+                <w:kern w:val="0"/>
+                <w:sz w:val="24"/>
+                <w:szCs w:val="24"/>
+                <w:lang w:val="en-GB" w:eastAsia="en-GB" w:bidi="ar-SA"/>
+                <w14:ligatures w14:val="none"/>
+              </w:rPr>
+              <w:t>Item</w:t>
+            </w:r>
+          </w:p>
+        </w:tc>
+        <w:tc>
+          <w:tcPr>
+            <w:tcW w:w="6480" w:type="dxa"/>
+            <w:shd w:val="clear" w:color="auto" w:fill="0A2F41" w:themeFill="accent1" w:themeFillShade="80"/>
+          </w:tcPr>
+          <w:p>
+            <w:pPr>
+              <w:jc w:val="center"/>
+              <w:cnfStyle w:val="100000000000" w:firstRow="1" w:lastRow="0" w:firstColumn="0" w:lastColumn="0" w:oddVBand="0" w:evenVBand="0" w:oddHBand="0" w:evenHBand="0" w:firstRowFirstColumn="0" w:firstRowLastColumn="0" w:lastRowFirstColumn="0" w:lastRowLastColumn="0"/>
+              <w:rPr>
+                <w:rFonts w:ascii="Times New Roman" w:eastAsia="Times New Roman" w:hAnsi="Times New Roman" w:cs="Times New Roman"/>
+                <w:kern w:val="0"/>
+                <w:sz w:val="24"/>
+                <w:szCs w:val="24"/>
+                <w:lang w:val="en-GB" w:eastAsia="en-GB" w:bidi="ar-SA"/>
+                <w14:ligatures w14:val="none"/>
+              </w:rPr>
+            </w:pPr>
+            <w:r>
+              <w:rPr>
+                <w:rFonts w:ascii="Times New Roman" w:eastAsia="Times New Roman" w:hAnsi="Times New Roman" w:cs="Times New Roman"/>
+                <w:kern w:val="0"/>
+                <w:sz w:val="24"/>
+                <w:szCs w:val="24"/>
+                <w:lang w:val="en-GB" w:eastAsia="en-GB" w:bidi="ar-SA"/>
+                <w14:ligatures w14:val="none"/>
+              </w:rPr>
+              <w:t>Details</w:t>
+            </w:r>
+          </w:p>
+        </w:tc>
+      </w:tr>
+      <w:tr>
+        <w:trPr>
+          <w:cnfStyle w:val="000000100000" w:firstRow="0" w:lastRow="0" w:firstColumn="0" w:lastColumn="0" w:oddVBand="0" w:evenVBand="0" w:oddHBand="1" w:evenHBand="0" w:firstRowFirstColumn="0" w:firstRowLastColumn="0" w:lastRowFirstColumn="0" w:lastRowLastColumn="0"/>
+        </w:trPr>
+        <w:tc>
+          <w:tcPr>
+            <w:cnfStyle w:val="001000000000" w:firstRow="0" w:lastRow="0" w:firstColumn="1" w:lastColumn="0" w:oddVBand="0" w:evenVBand="0" w:oddHBand="0" w:evenHBand="0" w:firstRowFirstColumn="0" w:firstRowLastColumn="0" w:lastRowFirstColumn="0" w:lastRowLastColumn="0"/>
+            <w:tcW w:w="2605" w:type="dxa"/>
+            <w:hideMark/>
+          </w:tcPr>
+          <w:p>
+            <w:pPr>
+              <w:rPr>
+                <w:rFonts w:ascii="Times New Roman" w:eastAsia="Times New Roman" w:hAnsi="Times New Roman" w:cs="Times New Roman"/>
+                <w:kern w:val="0"/>
+                <w:sz w:val="24"/>
+                <w:szCs w:val="24"/>
+                <w:lang w:val="en-GB" w:eastAsia="en-GB" w:bidi="ar-SA"/>
+                <w14:ligatures w14:val="none"/>
+              </w:rPr>
+            </w:pPr>
+            <w:r>
+              <w:rPr>
+                <w:rFonts w:ascii="Times New Roman" w:eastAsia="Times New Roman" w:hAnsi="Times New Roman" w:cs="Times New Roman"/>
+                <w:kern w:val="0"/>
+                <w:sz w:val="24"/>
+                <w:szCs w:val="24"/>
+                <w:lang w:val="en-GB" w:eastAsia="en-GB" w:bidi="ar-SA"/>
+                <w14:ligatures w14:val="none"/>
+              </w:rPr>
+              <w:t>Organization</w:t>
+            </w:r>
+          </w:p>
+        </w:tc>
+        <w:tc>
+          <w:tcPr>
+            <w:tcW w:w="6480" w:type="dxa"/>
+            <w:hideMark/>
+          </w:tcPr>
+          <w:p>
+            <w:pPr>
+              <w:cnfStyle w:val="000000100000" w:firstRow="0" w:lastRow="0" w:firstColumn="0" w:lastColumn="0" w:oddVBand="0" w:evenVBand="0" w:oddHBand="1" w:evenHBand="0" w:firstRowFirstColumn="0" w:firstRowLastColumn="0" w:lastRowFirstColumn="0" w:lastRowLastColumn="0"/>
+              <w:rPr>
+                <w:rFonts w:ascii="Times New Roman" w:eastAsia="Times New Roman" w:hAnsi="Times New Roman" w:cs="Times New Roman"/>
+                <w:kern w:val="0"/>
+                <w:sz w:val="24"/>
+                <w:szCs w:val="24"/>
+                <w:lang w:val="en-GB" w:eastAsia="en-GB" w:bidi="ar-SA"/>
+                <w14:ligatures w14:val="none"/>
+              </w:rPr>
+            </w:pPr>
+            <w:r>
+              <w:rPr>
+                <w:rFonts w:ascii="Times New Roman" w:eastAsia="Times New Roman" w:hAnsi="Times New Roman" w:cs="Times New Roman"/>
+                <w:kern w:val="0"/>
+                <w:sz w:val="24"/>
+                <w:szCs w:val="24"/>
+                <w:lang w:val="en-GB" w:eastAsia="en-GB" w:bidi="ar-SA"/>
+                <w14:ligatures w14:val="none"/>
+              </w:rPr>
+              <w:t>RAM Governance Portal</w:t>
+            </w:r>
+          </w:p>
+        </w:tc>
+      </w:tr>
+      <w:tr>
+        <w:tc>
+          <w:tcPr>
+            <w:cnfStyle w:val="001000000000" w:firstRow="0" w:lastRow="0" w:firstColumn="1" w:lastColumn="0" w:oddVBand="0" w:evenVBand="0" w:oddHBand="0" w:evenHBand="0" w:firstRowFirstColumn="0" w:firstRowLastColumn="0" w:lastRowFirstColumn="0" w:lastRowLastColumn="0"/>
+            <w:tcW w:w="2605" w:type="dxa"/>
+            <w:hideMark/>
+          </w:tcPr>
+          <w:p>
+            <w:pPr>
+              <w:rPr>
+                <w:rFonts w:ascii="Times New Roman" w:eastAsia="Times New Roman" w:hAnsi="Times New Roman" w:cs="Times New Roman"/>
+                <w:kern w:val="0"/>
+                <w:sz w:val="24"/>
+                <w:szCs w:val="24"/>
+                <w:lang w:val="en-GB" w:eastAsia="en-GB" w:bidi="ar-SA"/>
+                <w14:ligatures w14:val="none"/>
+              </w:rPr>
+            </w:pPr>
+            <w:r>
+              <w:rPr>
+                <w:rFonts w:ascii="Times New Roman" w:eastAsia="Times New Roman" w:hAnsi="Times New Roman" w:cs="Times New Roman"/>
+                <w:kern w:val="0"/>
+                <w:sz w:val="24"/>
+                <w:szCs w:val="24"/>
+                <w:lang w:val="en-GB" w:eastAsia="en-GB" w:bidi="ar-SA"/>
+                <w14:ligatures w14:val="none"/>
+              </w:rPr>
+              <w:t>Document Title</w:t>
+            </w:r>
+          </w:p>
+        </w:tc>
+        <w:tc>
+          <w:tcPr>
+            <w:tcW w:w="6480" w:type="dxa"/>
+            <w:hideMark/>
+          </w:tcPr>
+          <w:p>
+            <w:pPr>
+              <w:cnfStyle w:val="000000000000" w:firstRow="0" w:lastRow="0" w:firstColumn="0" w:lastColumn="0" w:oddVBand="0" w:evenVBand="0" w:oddHBand="0" w:evenHBand="0" w:firstRowFirstColumn="0" w:firstRowLastColumn="0" w:lastRowFirstColumn="0" w:lastRowLastColumn="0"/>
+              <w:rPr>
+                <w:rFonts w:ascii="Times New Roman" w:eastAsia="Times New Roman" w:hAnsi="Times New Roman" w:cs="Times New Roman"/>
+                <w:kern w:val="0"/>
+                <w:sz w:val="24"/>
+                <w:szCs w:val="24"/>
+                <w:lang w:val="en-GB" w:eastAsia="en-GB" w:bidi="ar-SA"/>
+                <w14:ligatures w14:val="none"/>
+              </w:rPr>
+            </w:pPr>
+            <w:r>
+              <w:rPr>
+                <w:rFonts w:ascii="Times New Roman" w:eastAsia="Times New Roman" w:hAnsi="Times New Roman" w:cs="Times New Roman"/>
+                <w:kern w:val="0"/>
+                <w:sz w:val="24"/>
+                <w:szCs w:val="24"/>
+                <w:lang w:val="en-GB" w:eastAsia="en-GB" w:bidi="ar-SA"/>
+                <w14:ligatures w14:val="none"/>
+              </w:rPr>
+              <w:t>03_LEASING</w:t>
+            </w:r>
+          </w:p>
+        </w:tc>
+      </w:tr>
+      <w:tr>
+        <w:trPr>
+          <w:cnfStyle w:val="000000100000" w:firstRow="0" w:lastRow="0" w:firstColumn="0" w:lastColumn="0" w:oddVBand="0" w:evenVBand="0" w:oddHBand="1" w:evenHBand="0" w:firstRowFirstColumn="0" w:firstRowLastColumn="0" w:lastRowFirstColumn="0" w:lastRowLastColumn="0"/>
+        </w:trPr>
+        <w:tc>
+          <w:tcPr>
+            <w:cnfStyle w:val="001000000000" w:firstRow="0" w:lastRow="0" w:firstColumn="1" w:lastColumn="0" w:oddVBand="0" w:evenVBand="0" w:oddHBand="0" w:evenHBand="0" w:firstRowFirstColumn="0" w:firstRowLastColumn="0" w:lastRowFirstColumn="0" w:lastRowLastColumn="0"/>
+            <w:tcW w:w="2605" w:type="dxa"/>
+            <w:hideMark/>
+          </w:tcPr>
+          <w:p>
+            <w:pPr>
+              <w:rPr>
+                <w:rFonts w:ascii="Times New Roman" w:eastAsia="Times New Roman" w:hAnsi="Times New Roman" w:cs="Times New Roman"/>
+                <w:kern w:val="0"/>
+                <w:sz w:val="24"/>
+                <w:szCs w:val="24"/>
+                <w:lang w:val="en-GB" w:eastAsia="en-GB" w:bidi="ar-SA"/>
+                <w14:ligatures w14:val="none"/>
+              </w:rPr>
+            </w:pPr>
+            <w:r>
+              <w:rPr>
+                <w:rFonts w:ascii="Times New Roman" w:eastAsia="Times New Roman" w:hAnsi="Times New Roman" w:cs="Times New Roman"/>
+                <w:kern w:val="0"/>
+                <w:sz w:val="24"/>
+                <w:szCs w:val="24"/>
+                <w:lang w:val="en-GB" w:eastAsia="en-GB" w:bidi="ar-SA"/>
+                <w14:ligatures w14:val="none"/>
+              </w:rPr>
+              <w:t>Document Code</w:t>
+            </w:r>
+          </w:p>
+        </w:tc>
+        <w:tc>
+          <w:tcPr>
+            <w:tcW w:w="6480" w:type="dxa"/>
+            <w:hideMark/>
+          </w:tcPr>
+          <w:p>
+            <w:pPr>
+              <w:cnfStyle w:val="000000100000" w:firstRow="0" w:lastRow="0" w:firstColumn="0" w:lastColumn="0" w:oddVBand="0" w:evenVBand="0" w:oddHBand="1" w:evenHBand="0" w:firstRowFirstColumn="0" w:firstRowLastColumn="0" w:lastRowFirstColumn="0" w:lastRowLastColumn="0"/>
+              <w:rPr>
+                <w:rFonts w:ascii="Times New Roman" w:eastAsia="Times New Roman" w:hAnsi="Times New Roman" w:cs="Times New Roman"/>
+                <w:kern w:val="0"/>
+                <w:sz w:val="24"/>
+                <w:szCs w:val="24"/>
+                <w:lang w:val="en-GB" w:eastAsia="en-GB" w:bidi="ar-SA"/>
+                <w14:ligatures w14:val="none"/>
+              </w:rPr>
+            </w:pPr>
+            <w:r>
+              <w:rPr>
+                <w:rFonts w:ascii="Times New Roman" w:eastAsia="Times New Roman" w:hAnsi="Times New Roman" w:cs="Times New Roman"/>
+                <w:kern w:val="0"/>
+                <w:sz w:val="24"/>
+                <w:szCs w:val="24"/>
+                <w:lang w:val="en-GB" w:eastAsia="en-GB" w:bidi="ar-SA"/>
+                <w14:ligatures w14:val="none"/>
+              </w:rPr>
+              <w:t>RAM-PROC-013</w:t>
+            </w:r>
+          </w:p>
+        </w:tc>
+      </w:tr>
+      <w:tr>
+        <w:tc>
+          <w:tcPr>
+            <w:cnfStyle w:val="001000000000" w:firstRow="0" w:lastRow="0" w:firstColumn="1" w:lastColumn="0" w:oddVBand="0" w:evenVBand="0" w:oddHBand="0" w:evenHBand="0" w:firstRowFirstColumn="0" w:firstRowLastColumn="0" w:lastRowFirstColumn="0" w:lastRowLastColumn="0"/>
+            <w:tcW w:w="2605" w:type="dxa"/>
+            <w:hideMark/>
+          </w:tcPr>
+          <w:p>
+            <w:pPr>
+              <w:rPr>
+                <w:rFonts w:ascii="Times New Roman" w:eastAsia="Times New Roman" w:hAnsi="Times New Roman" w:cs="Times New Roman"/>
+                <w:kern w:val="0"/>
+                <w:sz w:val="24"/>
+                <w:szCs w:val="24"/>
+                <w:lang w:val="en-GB" w:eastAsia="en-GB" w:bidi="ar-SA"/>
+                <w14:ligatures w14:val="none"/>
+              </w:rPr>
+            </w:pPr>
+            <w:r>
+              <w:rPr>
+                <w:rFonts w:ascii="Times New Roman" w:eastAsia="Times New Roman" w:hAnsi="Times New Roman" w:cs="Times New Roman"/>
+                <w:kern w:val="0"/>
+                <w:sz w:val="24"/>
+                <w:szCs w:val="24"/>
+                <w:lang w:val="en-GB" w:eastAsia="en-GB" w:bidi="ar-SA"/>
+                <w14:ligatures w14:val="none"/>
+              </w:rPr>
+              <w:t>Process Area</w:t>
+            </w:r>
+          </w:p>
+        </w:tc>
+        <w:tc>
+          <w:tcPr>
+            <w:tcW w:w="6480" w:type="dxa"/>
+            <w:hideMark/>
+          </w:tcPr>
+          <w:p>
+            <w:pPr>
+              <w:cnfStyle w:val="000000000000" w:firstRow="0" w:lastRow="0" w:firstColumn="0" w:lastColumn="0" w:oddVBand="0" w:evenVBand="0" w:oddHBand="0" w:evenHBand="0" w:firstRowFirstColumn="0" w:firstRowLastColumn="0" w:lastRowFirstColumn="0" w:lastRowLastColumn="0"/>
+              <w:rPr>
+                <w:rFonts w:ascii="Times New Roman" w:eastAsia="Times New Roman" w:hAnsi="Times New Roman" w:cs="Times New Roman"/>
+                <w:kern w:val="0"/>
+                <w:sz w:val="24"/>
+                <w:szCs w:val="24"/>
+                <w:lang w:val="en-GB" w:eastAsia="en-GB" w:bidi="ar-SA"/>
+                <w14:ligatures w14:val="none"/>
+              </w:rPr>
+            </w:pPr>
+            <w:r>
+              <w:rPr>
+                <w:rFonts w:ascii="Times New Roman" w:eastAsia="Times New Roman" w:hAnsi="Times New Roman" w:cs="Times New Roman"/>
+                <w:kern w:val="0"/>
+                <w:sz w:val="24"/>
+                <w:szCs w:val="24"/>
+                <w:lang w:val="en-GB" w:eastAsia="en-GB" w:bidi="ar-SA"/>
+                <w14:ligatures w14:val="none"/>
+              </w:rPr>
+              <w:t>03_LEASING</w:t>
+            </w:r>
+          </w:p>
+        </w:tc>
+      </w:tr>
+      <w:tr>
+        <w:trPr>
+          <w:cnfStyle w:val="000000100000" w:firstRow="0" w:lastRow="0" w:firstColumn="0" w:lastColumn="0" w:oddVBand="0" w:evenVBand="0" w:oddHBand="1" w:evenHBand="0" w:firstRowFirstColumn="0" w:firstRowLastColumn="0" w:lastRowFirstColumn="0" w:lastRowLastColumn="0"/>
+        </w:trPr>
+        <w:tc>
+          <w:tcPr>
+            <w:cnfStyle w:val="001000000000" w:firstRow="0" w:lastRow="0" w:firstColumn="1" w:lastColumn="0" w:oddVBand="0" w:evenVBand="0" w:oddHBand="0" w:evenHBand="0" w:firstRowFirstColumn="0" w:firstRowLastColumn="0" w:lastRowFirstColumn="0" w:lastRowLastColumn="0"/>
+            <w:tcW w:w="2605" w:type="dxa"/>
+            <w:hideMark/>
+          </w:tcPr>
+          <w:p>
+            <w:pPr>
+              <w:rPr>
+                <w:rFonts w:ascii="Times New Roman" w:eastAsia="Times New Roman" w:hAnsi="Times New Roman" w:cs="Times New Roman"/>
+                <w:kern w:val="0"/>
+                <w:sz w:val="24"/>
+                <w:szCs w:val="24"/>
+                <w:lang w:val="en-GB" w:eastAsia="en-GB" w:bidi="ar-SA"/>
+                <w14:ligatures w14:val="none"/>
+              </w:rPr>
+            </w:pPr>
+            <w:r>
+              <w:rPr>
+                <w:rFonts w:ascii="Times New Roman" w:eastAsia="Times New Roman" w:hAnsi="Times New Roman" w:cs="Times New Roman"/>
+                <w:kern w:val="0"/>
+                <w:sz w:val="24"/>
+                <w:szCs w:val="24"/>
+                <w:lang w:val="en-GB" w:eastAsia="en-GB" w:bidi="ar-SA"/>
+                <w14:ligatures w14:val="none"/>
+              </w:rPr>
+              <w:t>Document Type</w:t>
+            </w:r>
+          </w:p>
+        </w:tc>
+        <w:tc>
+          <w:tcPr>
+            <w:tcW w:w="6480" w:type="dxa"/>
+            <w:hideMark/>
+          </w:tcPr>
+          <w:p>
+            <w:pPr>
+              <w:cnfStyle w:val="000000100000" w:firstRow="0" w:lastRow="0" w:firstColumn="0" w:lastColumn="0" w:oddVBand="0" w:evenVBand="0" w:oddHBand="1" w:evenHBand="0" w:firstRowFirstColumn="0" w:firstRowLastColumn="0" w:lastRowFirstColumn="0" w:lastRowLastColumn="0"/>
+              <w:rPr>
+                <w:rFonts w:ascii="Times New Roman" w:eastAsia="Times New Roman" w:hAnsi="Times New Roman" w:cs="Times New Roman"/>
+                <w:kern w:val="0"/>
+                <w:sz w:val="24"/>
+                <w:szCs w:val="24"/>
+                <w:lang w:val="en-GB" w:eastAsia="en-GB" w:bidi="ar-SA"/>
+                <w14:ligatures w14:val="none"/>
+              </w:rPr>
+            </w:pPr>
+            <w:r>
+              <w:rPr>
+                <w:rFonts w:ascii="Times New Roman" w:eastAsia="Times New Roman" w:hAnsi="Times New Roman" w:cs="Times New Roman"/>
+                <w:kern w:val="0"/>
+                <w:sz w:val="24"/>
+                <w:szCs w:val="24"/>
+                <w:lang w:val="en-GB" w:eastAsia="en-GB" w:bidi="ar-SA"/>
+                <w14:ligatures w14:val="none"/>
+              </w:rPr>
+              <w:t>Procedure</w:t>
+            </w:r>
+          </w:p>
+        </w:tc>
+      </w:tr>
+      <w:tr>
+        <w:tc>
+          <w:tcPr>
+            <w:cnfStyle w:val="001000000000" w:firstRow="0" w:lastRow="0" w:firstColumn="1" w:lastColumn="0" w:oddVBand="0" w:evenVBand="0" w:oddHBand="0" w:evenHBand="0" w:firstRowFirstColumn="0" w:firstRowLastColumn="0" w:lastRowFirstColumn="0" w:lastRowLastColumn="0"/>
+            <w:tcW w:w="2605" w:type="dxa"/>
+            <w:hideMark/>
+          </w:tcPr>
+          <w:p>
+            <w:pPr>
+              <w:rPr>
+                <w:rFonts w:ascii="Times New Roman" w:eastAsia="Times New Roman" w:hAnsi="Times New Roman" w:cs="Times New Roman"/>
+                <w:kern w:val="0"/>
+                <w:sz w:val="24"/>
+                <w:szCs w:val="24"/>
+                <w:lang w:val="en-GB" w:eastAsia="en-GB" w:bidi="ar-SA"/>
+                <w14:ligatures w14:val="none"/>
+              </w:rPr>
+            </w:pPr>
+            <w:r>
+              <w:rPr>
+                <w:rFonts w:ascii="Times New Roman" w:eastAsia="Times New Roman" w:hAnsi="Times New Roman" w:cs="Times New Roman"/>
+                <w:kern w:val="0"/>
+                <w:sz w:val="24"/>
+                <w:szCs w:val="24"/>
+                <w:lang w:val="en-GB" w:eastAsia="en-GB" w:bidi="ar-SA"/>
+                <w14:ligatures w14:val="none"/>
+              </w:rPr>
+              <w:t>Version</w:t>
+            </w:r>
+          </w:p>
+        </w:tc>
+        <w:tc>
+          <w:tcPr>
+            <w:tcW w:w="6480" w:type="dxa"/>
+            <w:hideMark/>
+          </w:tcPr>
+          <w:p>
+            <w:pPr>
+              <w:cnfStyle w:val="000000000000" w:firstRow="0" w:lastRow="0" w:firstColumn="0" w:lastColumn="0" w:oddVBand="0" w:evenVBand="0" w:oddHBand="0" w:evenHBand="0" w:firstRowFirstColumn="0" w:firstRowLastColumn="0" w:lastRowFirstColumn="0" w:lastRowLastColumn="0"/>
+              <w:rPr>
+                <w:rFonts w:ascii="Times New Roman" w:eastAsia="Times New Roman" w:hAnsi="Times New Roman" w:cs="Times New Roman"/>
+                <w:kern w:val="0"/>
+                <w:sz w:val="24"/>
+                <w:szCs w:val="24"/>
+                <w:lang w:val="en-GB" w:eastAsia="en-GB" w:bidi="ar-SA"/>
+                <w14:ligatures w14:val="none"/>
+              </w:rPr>
+            </w:pPr>
+            <w:r>
+              <w:rPr>
+                <w:rFonts w:ascii="Times New Roman" w:eastAsia="Times New Roman" w:hAnsi="Times New Roman" w:cs="Times New Roman"/>
+                <w:kern w:val="0"/>
+                <w:sz w:val="24"/>
+                <w:szCs w:val="24"/>
+                <w:lang w:val="en-GB" w:eastAsia="en-GB" w:bidi="ar-SA"/>
+                <w14:ligatures w14:val="none"/>
+              </w:rPr>
+              <w:t>1.0</w:t>
+            </w:r>
+          </w:p>
+        </w:tc>
+      </w:tr>
+      <w:tr>
+        <w:trPr>
+          <w:cnfStyle w:val="000000100000" w:firstRow="0" w:lastRow="0" w:firstColumn="0" w:lastColumn="0" w:oddVBand="0" w:evenVBand="0" w:oddHBand="1" w:evenHBand="0" w:firstRowFirstColumn="0" w:firstRowLastColumn="0" w:lastRowFirstColumn="0" w:lastRowLastColumn="0"/>
+        </w:trPr>
+        <w:tc>
+          <w:tcPr>
+            <w:cnfStyle w:val="001000000000" w:firstRow="0" w:lastRow="0" w:firstColumn="1" w:lastColumn="0" w:oddVBand="0" w:evenVBand="0" w:oddHBand="0" w:evenHBand="0" w:firstRowFirstColumn="0" w:firstRowLastColumn="0" w:lastRowFirstColumn="0" w:lastRowLastColumn="0"/>
+            <w:tcW w:w="2605" w:type="dxa"/>
+            <w:hideMark/>
+          </w:tcPr>
+          <w:p>
+            <w:pPr>
+              <w:rPr>
+                <w:rFonts w:ascii="Times New Roman" w:eastAsia="Times New Roman" w:hAnsi="Times New Roman" w:cs="Times New Roman"/>
+                <w:kern w:val="0"/>
+                <w:sz w:val="24"/>
+                <w:szCs w:val="24"/>
+                <w:lang w:val="en-GB" w:eastAsia="en-GB" w:bidi="ar-SA"/>
+                <w14:ligatures w14:val="none"/>
+              </w:rPr>
+            </w:pPr>
+            <w:r>
+              <w:rPr>
+                <w:rFonts w:ascii="Times New Roman" w:eastAsia="Times New Roman" w:hAnsi="Times New Roman" w:cs="Times New Roman"/>
+                <w:kern w:val="0"/>
+                <w:sz w:val="24"/>
+                <w:szCs w:val="24"/>
+                <w:lang w:val="en-GB" w:eastAsia="en-GB" w:bidi="ar-SA"/>
+                <w14:ligatures w14:val="none"/>
+              </w:rPr>
+              <w:t>Effective Date</w:t>
+            </w:r>
+          </w:p>
+        </w:tc>
+        <w:tc>
+          <w:tcPr>
+            <w:tcW w:w="6480" w:type="dxa"/>
+            <w:hideMark/>
+          </w:tcPr>
+          <w:p>
+            <w:pPr>
+              <w:cnfStyle w:val="000000100000" w:firstRow="0" w:lastRow="0" w:firstColumn="0" w:lastColumn="0" w:oddVBand="0" w:evenVBand="0" w:oddHBand="1" w:evenHBand="0" w:firstRowFirstColumn="0" w:firstRowLastColumn="0" w:lastRowFirstColumn="0" w:lastRowLastColumn="0"/>
+              <w:rPr>
+                <w:rFonts w:ascii="Times New Roman" w:eastAsia="Times New Roman" w:hAnsi="Times New Roman" w:cs="Times New Roman"/>
+                <w:kern w:val="0"/>
+                <w:sz w:val="24"/>
+                <w:szCs w:val="24"/>
+                <w:lang w:val="en-GB" w:eastAsia="en-GB" w:bidi="ar-SA"/>
+                <w14:ligatures w14:val="none"/>
+              </w:rPr>
+            </w:pPr>
+            <w:r>
+              <w:rPr>
+                <w:rFonts w:ascii="Times New Roman" w:eastAsia="Times New Roman" w:hAnsi="Times New Roman" w:cs="Times New Roman"/>
+                <w:kern w:val="0"/>
+                <w:sz w:val="24"/>
+                <w:szCs w:val="24"/>
+                <w:lang w:val="en-GB" w:eastAsia="en-GB" w:bidi="ar-SA"/>
+                <w14:ligatures w14:val="none"/>
+              </w:rPr>
+              <w:t>01 Jan 2026</w:t>
+            </w:r>
+          </w:p>
+        </w:tc>
+      </w:tr>
+      <w:tr>
+        <w:tc>
+          <w:tcPr>
+            <w:cnfStyle w:val="001000000000" w:firstRow="0" w:lastRow="0" w:firstColumn="1" w:lastColumn="0" w:oddVBand="0" w:evenVBand="0" w:oddHBand="0" w:evenHBand="0" w:firstRowFirstColumn="0" w:firstRowLastColumn="0" w:lastRowFirstColumn="0" w:lastRowLastColumn="0"/>
+            <w:tcW w:w="2605" w:type="dxa"/>
+            <w:hideMark/>
+          </w:tcPr>
+          <w:p>
+            <w:pPr>
+              <w:rPr>
+                <w:rFonts w:ascii="Times New Roman" w:eastAsia="Times New Roman" w:hAnsi="Times New Roman" w:cs="Times New Roman"/>
+                <w:kern w:val="0"/>
+                <w:sz w:val="24"/>
+                <w:szCs w:val="24"/>
+                <w:lang w:val="en-GB" w:eastAsia="en-GB" w:bidi="ar-SA"/>
+                <w14:ligatures w14:val="none"/>
+              </w:rPr>
+            </w:pPr>
+            <w:r>
+              <w:rPr>
+                <w:rFonts w:ascii="Times New Roman" w:eastAsia="Times New Roman" w:hAnsi="Times New Roman" w:cs="Times New Roman"/>
+                <w:kern w:val="0"/>
+                <w:sz w:val="24"/>
+                <w:szCs w:val="24"/>
+                <w:lang w:val="en-GB" w:eastAsia="en-GB" w:bidi="ar-SA"/>
+                <w14:ligatures w14:val="none"/>
+              </w:rPr>
+              <w:t>Review Cycle</w:t>
+            </w:r>
+          </w:p>
+        </w:tc>
+        <w:tc>
+          <w:tcPr>
+            <w:tcW w:w="6480" w:type="dxa"/>
+            <w:hideMark/>
+          </w:tcPr>
+          <w:p>
+            <w:pPr>
+              <w:cnfStyle w:val="000000000000" w:firstRow="0" w:lastRow="0" w:firstColumn="0" w:lastColumn="0" w:oddVBand="0" w:evenVBand="0" w:oddHBand="0" w:evenHBand="0" w:firstRowFirstColumn="0" w:firstRowLastColumn="0" w:lastRowFirstColumn="0" w:lastRowLastColumn="0"/>
+              <w:rPr>
+                <w:rFonts w:ascii="Times New Roman" w:eastAsia="Times New Roman" w:hAnsi="Times New Roman" w:cs="Times New Roman"/>
+                <w:kern w:val="0"/>
+                <w:sz w:val="24"/>
+                <w:szCs w:val="24"/>
+                <w:lang w:val="en-GB" w:eastAsia="en-GB" w:bidi="ar-SA"/>
+                <w14:ligatures w14:val="none"/>
+              </w:rPr>
+            </w:pPr>
+            <w:r>
+              <w:rPr>
+                <w:rFonts w:ascii="Times New Roman" w:eastAsia="Times New Roman" w:hAnsi="Times New Roman" w:cs="Times New Roman"/>
+                <w:kern w:val="0"/>
+                <w:sz w:val="24"/>
+                <w:szCs w:val="24"/>
+                <w:lang w:val="en-GB" w:eastAsia="en-GB" w:bidi="ar-SA"/>
+                <w14:ligatures w14:val="none"/>
+              </w:rPr>
+              <w:t>Annual</w:t>
+            </w:r>
+          </w:p>
+        </w:tc>
+      </w:tr>
+      <w:tr>
+        <w:trPr>
+          <w:cnfStyle w:val="000000100000" w:firstRow="0" w:lastRow="0" w:firstColumn="0" w:lastColumn="0" w:oddVBand="0" w:evenVBand="0" w:oddHBand="1" w:evenHBand="0" w:firstRowFirstColumn="0" w:firstRowLastColumn="0" w:lastRowFirstColumn="0" w:lastRowLastColumn="0"/>
+        </w:trPr>
+        <w:tc>
+          <w:tcPr>
+            <w:cnfStyle w:val="001000000000" w:firstRow="0" w:lastRow="0" w:firstColumn="1" w:lastColumn="0" w:oddVBand="0" w:evenVBand="0" w:oddHBand="0" w:evenHBand="0" w:firstRowFirstColumn="0" w:firstRowLastColumn="0" w:lastRowFirstColumn="0" w:lastRowLastColumn="0"/>
+            <w:tcW w:w="2605" w:type="dxa"/>
+            <w:hideMark/>
+          </w:tcPr>
+          <w:p>
+            <w:pPr>
+              <w:rPr>
+                <w:rFonts w:ascii="Times New Roman" w:eastAsia="Times New Roman" w:hAnsi="Times New Roman" w:cs="Times New Roman"/>
+                <w:kern w:val="0"/>
+                <w:sz w:val="24"/>
+                <w:szCs w:val="24"/>
+                <w:lang w:val="en-GB" w:eastAsia="en-GB" w:bidi="ar-SA"/>
+                <w14:ligatures w14:val="none"/>
+              </w:rPr>
+            </w:pPr>
+            <w:r>
+              <w:rPr>
+                <w:rFonts w:ascii="Times New Roman" w:eastAsia="Times New Roman" w:hAnsi="Times New Roman" w:cs="Times New Roman"/>
+                <w:kern w:val="0"/>
+                <w:sz w:val="24"/>
+                <w:szCs w:val="24"/>
+                <w:lang w:val="en-GB" w:eastAsia="en-GB" w:bidi="ar-SA"/>
+                <w14:ligatures w14:val="none"/>
+              </w:rPr>
+              <w:t>Owner</w:t>
+            </w:r>
+          </w:p>
+        </w:tc>
+        <w:tc>
+          <w:tcPr>
+            <w:tcW w:w="6480" w:type="dxa"/>
+            <w:hideMark/>
+          </w:tcPr>
+          <w:p>
+            <w:pPr>
+              <w:cnfStyle w:val="000000100000" w:firstRow="0" w:lastRow="0" w:firstColumn="0" w:lastColumn="0" w:oddVBand="0" w:evenVBand="0" w:oddHBand="1" w:evenHBand="0" w:firstRowFirstColumn="0" w:firstRowLastColumn="0" w:lastRowFirstColumn="0" w:lastRowLastColumn="0"/>
+              <w:rPr>
+                <w:rFonts w:ascii="Times New Roman" w:eastAsia="Times New Roman" w:hAnsi="Times New Roman" w:cs="Times New Roman"/>
+                <w:kern w:val="0"/>
+                <w:sz w:val="24"/>
+                <w:szCs w:val="24"/>
+                <w:lang w:val="en-GB" w:eastAsia="en-GB" w:bidi="ar-SA"/>
+                <w14:ligatures w14:val="none"/>
+              </w:rPr>
+            </w:pPr>
+            <w:r>
+              <w:rPr>
+                <w:rFonts w:ascii="Times New Roman" w:eastAsia="Times New Roman" w:hAnsi="Times New Roman" w:cs="Times New Roman"/>
+                <w:kern w:val="0"/>
+                <w:sz w:val="24"/>
+                <w:szCs w:val="24"/>
+                <w:lang w:val="en-GB" w:eastAsia="en-GB" w:bidi="ar-SA"/>
+                <w14:ligatures w14:val="none"/>
+              </w:rPr>
+              <w:t xml:space="preserve">Head of </w:t>
+            </w:r>
+            <w:r>
+              <w:rPr>
+                <w:rFonts w:ascii="Times New Roman" w:eastAsia="Times New Roman" w:hAnsi="Times New Roman" w:cs="Times New Roman"/>
+                <w:kern w:val="0"/>
+                <w:sz w:val="24"/>
+                <w:szCs w:val="24"/>
+                <w:lang w:val="en-GB" w:eastAsia="en-GB" w:bidi="ar-SA"/>
+                <w14:ligatures w14:val="none"/>
+              </w:rPr>
+              <w:t>FM</w:t>
+            </w:r>
+          </w:p>
+        </w:tc>
+      </w:tr>
+      <w:tr>
+        <w:tc>
+          <w:tcPr>
+            <w:cnfStyle w:val="001000000000" w:firstRow="0" w:lastRow="0" w:firstColumn="1" w:lastColumn="0" w:oddVBand="0" w:evenVBand="0" w:oddHBand="0" w:evenHBand="0" w:firstRowFirstColumn="0" w:firstRowLastColumn="0" w:lastRowFirstColumn="0" w:lastRowLastColumn="0"/>
+            <w:tcW w:w="2605" w:type="dxa"/>
+            <w:hideMark/>
+          </w:tcPr>
+          <w:p>
+            <w:pPr>
+              <w:rPr>
+                <w:rFonts w:ascii="Times New Roman" w:eastAsia="Times New Roman" w:hAnsi="Times New Roman" w:cs="Times New Roman"/>
+                <w:kern w:val="0"/>
+                <w:sz w:val="24"/>
+                <w:szCs w:val="24"/>
+                <w:lang w:val="en-GB" w:eastAsia="en-GB" w:bidi="ar-SA"/>
+                <w14:ligatures w14:val="none"/>
+              </w:rPr>
+            </w:pPr>
+            <w:r>
+              <w:rPr>
+                <w:rFonts w:ascii="Times New Roman" w:eastAsia="Times New Roman" w:hAnsi="Times New Roman" w:cs="Times New Roman"/>
+                <w:kern w:val="0"/>
+                <w:sz w:val="24"/>
+                <w:szCs w:val="24"/>
+                <w:lang w:val="en-GB" w:eastAsia="en-GB" w:bidi="ar-SA"/>
+                <w14:ligatures w14:val="none"/>
+              </w:rPr>
+              <w:t>Approved By</w:t>
+            </w:r>
+          </w:p>
+        </w:tc>
+        <w:tc>
+          <w:tcPr>
+            <w:tcW w:w="6480" w:type="dxa"/>
+            <w:hideMark/>
+          </w:tcPr>
+          <w:p>
+            <w:pPr>
+              <w:cnfStyle w:val="000000000000" w:firstRow="0" w:lastRow="0" w:firstColumn="0" w:lastColumn="0" w:oddVBand="0" w:evenVBand="0" w:oddHBand="0" w:evenHBand="0" w:firstRowFirstColumn="0" w:firstRowLastColumn="0" w:lastRowFirstColumn="0" w:lastRowLastColumn="0"/>
+              <w:rPr>
+                <w:rFonts w:ascii="Times New Roman" w:eastAsia="Times New Roman" w:hAnsi="Times New Roman" w:cs="Times New Roman"/>
+                <w:kern w:val="0"/>
+                <w:sz w:val="24"/>
+                <w:szCs w:val="24"/>
+                <w:lang w:val="en-GB" w:eastAsia="en-GB" w:bidi="ar-SA"/>
+                <w14:ligatures w14:val="none"/>
+              </w:rPr>
+            </w:pPr>
+            <w:r>
+              <w:rPr>
+                <w:rFonts w:ascii="Times New Roman" w:eastAsia="Times New Roman" w:hAnsi="Times New Roman" w:cs="Times New Roman"/>
+                <w:kern w:val="0"/>
+                <w:sz w:val="24"/>
+                <w:szCs w:val="24"/>
+                <w:lang w:val="en-GB" w:eastAsia="en-GB" w:bidi="ar-SA"/>
+                <w14:ligatures w14:val="none"/>
+              </w:rPr>
+              <w:t>CEO / Board</w:t>
+            </w:r>
+          </w:p>
+        </w:tc>
+      </w:tr>
+      <w:tr>
+        <w:trPr>
+          <w:cnfStyle w:val="000000100000" w:firstRow="0" w:lastRow="0" w:firstColumn="0" w:lastColumn="0" w:oddVBand="0" w:evenVBand="0" w:oddHBand="1" w:evenHBand="0" w:firstRowFirstColumn="0" w:firstRowLastColumn="0" w:lastRowFirstColumn="0" w:lastRowLastColumn="0"/>
+        </w:trPr>
+        <w:tc>
+          <w:tcPr>
+            <w:cnfStyle w:val="001000000000" w:firstRow="0" w:lastRow="0" w:firstColumn="1" w:lastColumn="0" w:oddVBand="0" w:evenVBand="0" w:oddHBand="0" w:evenHBand="0" w:firstRowFirstColumn="0" w:firstRowLastColumn="0" w:lastRowFirstColumn="0" w:lastRowLastColumn="0"/>
+            <w:tcW w:w="2605" w:type="dxa"/>
+            <w:hideMark/>
+          </w:tcPr>
+          <w:p>
+            <w:pPr>
+              <w:rPr>
+                <w:rFonts w:ascii="Times New Roman" w:eastAsia="Times New Roman" w:hAnsi="Times New Roman" w:cs="Times New Roman"/>
+                <w:kern w:val="0"/>
+                <w:sz w:val="24"/>
+                <w:szCs w:val="24"/>
+                <w:lang w:val="en-GB" w:eastAsia="en-GB" w:bidi="ar-SA"/>
+                <w14:ligatures w14:val="none"/>
+              </w:rPr>
+            </w:pPr>
+            <w:r>
+              <w:rPr>
+                <w:rFonts w:ascii="Times New Roman" w:eastAsia="Times New Roman" w:hAnsi="Times New Roman" w:cs="Times New Roman"/>
+                <w:kern w:val="0"/>
+                <w:sz w:val="24"/>
+                <w:szCs w:val="24"/>
+                <w:lang w:val="en-GB" w:eastAsia="en-GB" w:bidi="ar-SA"/>
+                <w14:ligatures w14:val="none"/>
+              </w:rPr>
+              <w:t>Prepared By</w:t>
+            </w:r>
+          </w:p>
+        </w:tc>
+        <w:tc>
+          <w:tcPr>
+            <w:tcW w:w="6480" w:type="dxa"/>
+            <w:hideMark/>
+          </w:tcPr>
+          <w:p>
+            <w:pPr>
+              <w:cnfStyle w:val="000000100000" w:firstRow="0" w:lastRow="0" w:firstColumn="0" w:lastColumn="0" w:oddVBand="0" w:evenVBand="0" w:oddHBand="1" w:evenHBand="0" w:firstRowFirstColumn="0" w:firstRowLastColumn="0" w:lastRowFirstColumn="0" w:lastRowLastColumn="0"/>
+              <w:rPr>
+                <w:rFonts w:ascii="Times New Roman" w:eastAsia="Times New Roman" w:hAnsi="Times New Roman" w:cs="Times New Roman"/>
+                <w:kern w:val="0"/>
+                <w:sz w:val="24"/>
+                <w:szCs w:val="24"/>
+                <w:lang w:val="en-GB" w:eastAsia="en-GB" w:bidi="ar-SA"/>
+                <w14:ligatures w14:val="none"/>
+              </w:rPr>
+            </w:pPr>
+            <w:r>
+              <w:rPr>
+                <w:rFonts w:ascii="Times New Roman" w:eastAsia="Times New Roman" w:hAnsi="Times New Roman" w:cs="Times New Roman"/>
+                <w:kern w:val="0"/>
+                <w:sz w:val="24"/>
+                <w:szCs w:val="24"/>
+                <w:lang w:val="en-GB" w:eastAsia="en-GB" w:bidi="ar-SA"/>
+                <w14:ligatures w14:val="none"/>
+              </w:rPr>
+              <w:t>Governance Office</w:t>
+            </w:r>
+          </w:p>
+        </w:tc>
+      </w:tr>
+      <w:tr>
+        <w:tc>
+          <w:tcPr>
+            <w:cnfStyle w:val="001000000000" w:firstRow="0" w:lastRow="0" w:firstColumn="1" w:lastColumn="0" w:oddVBand="0" w:evenVBand="0" w:oddHBand="0" w:evenHBand="0" w:firstRowFirstColumn="0" w:firstRowLastColumn="0" w:lastRowFirstColumn="0" w:lastRowLastColumn="0"/>
+            <w:tcW w:w="2605" w:type="dxa"/>
+            <w:hideMark/>
+          </w:tcPr>
+          <w:p>
+            <w:pPr>
+              <w:rPr>
+                <w:rFonts w:ascii="Times New Roman" w:eastAsia="Times New Roman" w:hAnsi="Times New Roman" w:cs="Times New Roman"/>
+                <w:kern w:val="0"/>
+                <w:sz w:val="24"/>
+                <w:szCs w:val="24"/>
+                <w:lang w:val="en-GB" w:eastAsia="en-GB" w:bidi="ar-SA"/>
+                <w14:ligatures w14:val="none"/>
+              </w:rPr>
+            </w:pPr>
+            <w:r>
+              <w:rPr>
+                <w:rFonts w:ascii="Times New Roman" w:eastAsia="Times New Roman" w:hAnsi="Times New Roman" w:cs="Times New Roman"/>
+                <w:kern w:val="0"/>
+                <w:sz w:val="24"/>
+                <w:szCs w:val="24"/>
+                <w:lang w:val="en-GB" w:eastAsia="en-GB" w:bidi="ar-SA"/>
+                <w14:ligatures w14:val="none"/>
+              </w:rPr>
+              <w:t>Classification</w:t>
+            </w:r>
+          </w:p>
+        </w:tc>
+        <w:tc>
+          <w:tcPr>
+            <w:tcW w:w="6480" w:type="dxa"/>
+            <w:hideMark/>
+          </w:tcPr>
+          <w:p>
+            <w:pPr>
+              <w:cnfStyle w:val="000000000000" w:firstRow="0" w:lastRow="0" w:firstColumn="0" w:lastColumn="0" w:oddVBand="0" w:evenVBand="0" w:oddHBand="0" w:evenHBand="0" w:firstRowFirstColumn="0" w:firstRowLastColumn="0" w:lastRowFirstColumn="0" w:lastRowLastColumn="0"/>
+              <w:rPr>
+                <w:rFonts w:ascii="Times New Roman" w:eastAsia="Times New Roman" w:hAnsi="Times New Roman" w:cs="Times New Roman"/>
+                <w:kern w:val="0"/>
+                <w:sz w:val="24"/>
+                <w:szCs w:val="24"/>
+                <w:lang w:val="en-GB" w:eastAsia="en-GB" w:bidi="ar-SA"/>
+                <w14:ligatures w14:val="none"/>
+              </w:rPr>
+            </w:pPr>
+            <w:r>
+              <w:rPr>
+                <w:rFonts w:ascii="Times New Roman" w:eastAsia="Times New Roman" w:hAnsi="Times New Roman" w:cs="Times New Roman"/>
+                <w:kern w:val="0"/>
+                <w:sz w:val="24"/>
+                <w:szCs w:val="24"/>
+                <w:lang w:val="en-GB" w:eastAsia="en-GB" w:bidi="ar-SA"/>
+                <w14:ligatures w14:val="none"/>
+              </w:rPr>
+              <w:t>Internal</w:t>
+            </w:r>
+          </w:p>
+        </w:tc>
+      </w:tr>
+      <w:tr>
+        <w:trPr>
+          <w:cnfStyle w:val="000000100000" w:firstRow="0" w:lastRow="0" w:firstColumn="0" w:lastColumn="0" w:oddVBand="0" w:evenVBand="0" w:oddHBand="1" w:evenHBand="0" w:firstRowFirstColumn="0" w:firstRowLastColumn="0" w:lastRowFirstColumn="0" w:lastRowLastColumn="0"/>
+        </w:trPr>
+        <w:tc>
+          <w:tcPr>
+            <w:cnfStyle w:val="001000000000" w:firstRow="0" w:lastRow="0" w:firstColumn="1" w:lastColumn="0" w:oddVBand="0" w:evenVBand="0" w:oddHBand="0" w:evenHBand="0" w:firstRowFirstColumn="0" w:firstRowLastColumn="0" w:lastRowFirstColumn="0" w:lastRowLastColumn="0"/>
+            <w:tcW w:w="2605" w:type="dxa"/>
+            <w:hideMark/>
+          </w:tcPr>
+          <w:p>
+            <w:pPr>
+              <w:rPr>
+                <w:rFonts w:ascii="Times New Roman" w:eastAsia="Times New Roman" w:hAnsi="Times New Roman" w:cs="Times New Roman"/>
+                <w:kern w:val="0"/>
+                <w:sz w:val="24"/>
+                <w:szCs w:val="24"/>
+                <w:lang w:val="en-GB" w:eastAsia="en-GB" w:bidi="ar-SA"/>
+                <w14:ligatures w14:val="none"/>
+              </w:rPr>
+            </w:pPr>
+            <w:r>
+              <w:rPr>
+                <w:rFonts w:ascii="Times New Roman" w:eastAsia="Times New Roman" w:hAnsi="Times New Roman" w:cs="Times New Roman"/>
+                <w:kern w:val="0"/>
+                <w:sz w:val="24"/>
+                <w:szCs w:val="24"/>
+                <w:lang w:val="en-GB" w:eastAsia="en-GB" w:bidi="ar-SA"/>
+                <w14:ligatures w14:val="none"/>
+              </w:rPr>
+              <w:t>Next Review</w:t>
+            </w:r>
+          </w:p>
+        </w:tc>
+        <w:tc>
+          <w:tcPr>
+            <w:tcW w:w="6480" w:type="dxa"/>
+            <w:hideMark/>
+          </w:tcPr>
+          <w:p>
+            <w:pPr>
+              <w:cnfStyle w:val="000000100000" w:firstRow="0" w:lastRow="0" w:firstColumn="0" w:lastColumn="0" w:oddVBand="0" w:evenVBand="0" w:oddHBand="1" w:evenHBand="0" w:firstRowFirstColumn="0" w:firstRowLastColumn="0" w:lastRowFirstColumn="0" w:lastRowLastColumn="0"/>
+              <w:rPr>
+                <w:rFonts w:ascii="Times New Roman" w:eastAsia="Times New Roman" w:hAnsi="Times New Roman" w:cs="Times New Roman"/>
+                <w:kern w:val="0"/>
+                <w:sz w:val="24"/>
+                <w:szCs w:val="24"/>
+                <w:lang w:val="en-GB" w:eastAsia="en-GB" w:bidi="ar-SA"/>
+                <w14:ligatures w14:val="none"/>
+              </w:rPr>
+            </w:pPr>
+            <w:r>
+              <w:rPr>
+                <w:rFonts w:ascii="Times New Roman" w:eastAsia="Times New Roman" w:hAnsi="Times New Roman" w:cs="Times New Roman"/>
+                <w:kern w:val="0"/>
+                <w:sz w:val="24"/>
+                <w:szCs w:val="24"/>
+                <w:lang w:val="en-GB" w:eastAsia="en-GB" w:bidi="ar-SA"/>
+                <w14:ligatures w14:val="none"/>
+              </w:rPr>
+              <w:t>Jan 2027</w:t>
+            </w:r>
+          </w:p>
+        </w:tc>
+      </w:tr>
+    </w:tbl>
+    <w:p>
+      <w:pPr>
+        <w:rPr>
+          <w:rFonts w:ascii="Times New Roman" w:eastAsia="Times New Roman" w:hAnsi="Times New Roman" w:cs="Times New Roman"/>
+          <w:kern w:val="0"/>
+          <w:sz w:val="24"/>
+          <w:szCs w:val="24"/>
+          <w:lang w:val="en-GB" w:eastAsia="en-GB" w:bidi="ar-SA"/>
+          <w14:ligatures w14:val="none"/>
+        </w:rPr>
+      </w:pPr>
+    </w:p>
+    <w:p>
+      <w:pPr>
+        <w:rPr>
+          <w:rFonts w:ascii="Times New Roman" w:eastAsia="Times New Roman" w:hAnsi="Times New Roman" w:cs="Times New Roman"/>
+          <w:b/>
+          <w:bCs/>
+          <w:kern w:val="0"/>
+          <w:sz w:val="27"/>
+          <w:szCs w:val="27"/>
+          <w:lang w:val="en-GB" w:eastAsia="en-GB" w:bidi="ar-SA"/>
+          <w14:ligatures w14:val="none"/>
+        </w:rPr>
+      </w:pPr>
+      <w:r>
+        <w:rPr>
+          <w:rFonts w:ascii="Times New Roman" w:eastAsia="Times New Roman" w:hAnsi="Times New Roman" w:cs="Times New Roman"/>
+          <w:b/>
+          <w:bCs/>
+          <w:kern w:val="0"/>
+          <w:sz w:val="27"/>
+          <w:szCs w:val="27"/>
+          <w:lang w:val="en-GB" w:eastAsia="en-GB" w:bidi="ar-SA"/>
+          <w14:ligatures w14:val="none"/>
+        </w:rPr>
+        <w:t>Revision History</w:t>
+      </w:r>
+    </w:p>
+    <w:tbl>
+      <w:tblPr>
+        <w:tblStyle w:val="PlainTable1"/>
+        <w:tblW w:w="9085" w:type="dxa"/>
+        <w:tblLook w:val="04A0" w:firstRow="1" w:lastRow="0" w:firstColumn="1" w:lastColumn="0" w:noHBand="0" w:noVBand="1"/>
+      </w:tblPr>
+      <w:tblGrid>
+        <w:gridCol w:w="1016"/>
+        <w:gridCol w:w="1376"/>
+        <w:gridCol w:w="2049"/>
+        <w:gridCol w:w="4644"/>
+      </w:tblGrid>
+      <w:tr>
+        <w:trPr>
+          <w:cnfStyle w:val="100000000000" w:firstRow="1" w:lastRow="0" w:firstColumn="0" w:lastColumn="0" w:oddVBand="0" w:evenVBand="0" w:oddHBand="0" w:evenHBand="0" w:firstRowFirstColumn="0" w:firstRowLastColumn="0" w:lastRowFirstColumn="0" w:lastRowLastColumn="0"/>
+        </w:trPr>
+        <w:tc>
+          <w:tcPr>
+            <w:cnfStyle w:val="001000000000" w:firstRow="0" w:lastRow="0" w:firstColumn="1" w:lastColumn="0" w:oddVBand="0" w:evenVBand="0" w:oddHBand="0" w:evenHBand="0" w:firstRowFirstColumn="0" w:firstRowLastColumn="0" w:lastRowFirstColumn="0" w:lastRowLastColumn="0"/>
+            <w:tcW w:w="0" w:type="auto"/>
+            <w:shd w:val="clear" w:color="auto" w:fill="0A2F41" w:themeFill="accent1" w:themeFillShade="80"/>
+            <w:hideMark/>
+          </w:tcPr>
+          <w:p>
+            <w:pPr>
+              <w:jc w:val="center"/>
+              <w:rPr>
+                <w:rFonts w:ascii="Times New Roman" w:eastAsia="Times New Roman" w:hAnsi="Times New Roman" w:cs="Times New Roman"/>
+                <w:kern w:val="0"/>
+                <w:sz w:val="24"/>
+                <w:szCs w:val="24"/>
+                <w:lang w:val="en-GB" w:eastAsia="en-GB" w:bidi="ar-SA"/>
+                <w14:ligatures w14:val="none"/>
+              </w:rPr>
+            </w:pPr>
+            <w:r>
+              <w:rPr>
+                <w:rFonts w:ascii="Times New Roman" w:eastAsia="Times New Roman" w:hAnsi="Times New Roman" w:cs="Times New Roman"/>
+                <w:kern w:val="0"/>
+                <w:sz w:val="24"/>
+                <w:szCs w:val="24"/>
+                <w:lang w:val="en-GB" w:eastAsia="en-GB" w:bidi="ar-SA"/>
+                <w14:ligatures w14:val="none"/>
+              </w:rPr>
+              <w:t>Version</w:t>
+            </w:r>
+          </w:p>
+        </w:tc>
+        <w:tc>
+          <w:tcPr>
+            <w:tcW w:w="0" w:type="auto"/>
+            <w:shd w:val="clear" w:color="auto" w:fill="0A2F41" w:themeFill="accent1" w:themeFillShade="80"/>
+            <w:hideMark/>
+          </w:tcPr>
+          <w:p>
+            <w:pPr>
+              <w:jc w:val="center"/>
+              <w:cnfStyle w:val="100000000000" w:firstRow="1" w:lastRow="0" w:firstColumn="0" w:lastColumn="0" w:oddVBand="0" w:evenVBand="0" w:oddHBand="0" w:evenHBand="0" w:firstRowFirstColumn="0" w:firstRowLastColumn="0" w:lastRowFirstColumn="0" w:lastRowLastColumn="0"/>
+              <w:rPr>
+                <w:rFonts w:ascii="Times New Roman" w:eastAsia="Times New Roman" w:hAnsi="Times New Roman" w:cs="Times New Roman"/>
+                <w:kern w:val="0"/>
+                <w:sz w:val="24"/>
+                <w:szCs w:val="24"/>
+                <w:lang w:val="en-GB" w:eastAsia="en-GB" w:bidi="ar-SA"/>
+                <w14:ligatures w14:val="none"/>
+              </w:rPr>
+            </w:pPr>
+            <w:r>
+              <w:rPr>
+                <w:rFonts w:ascii="Times New Roman" w:eastAsia="Times New Roman" w:hAnsi="Times New Roman" w:cs="Times New Roman"/>
+                <w:kern w:val="0"/>
+                <w:sz w:val="24"/>
+                <w:szCs w:val="24"/>
+                <w:lang w:val="en-GB" w:eastAsia="en-GB" w:bidi="ar-SA"/>
+                <w14:ligatures w14:val="none"/>
+              </w:rPr>
+              <w:t>Date</w:t>
+            </w:r>
+          </w:p>
+        </w:tc>
+        <w:tc>
+          <w:tcPr>
+            <w:tcW w:w="0" w:type="auto"/>
+            <w:shd w:val="clear" w:color="auto" w:fill="0A2F41" w:themeFill="accent1" w:themeFillShade="80"/>
+            <w:hideMark/>
+          </w:tcPr>
+          <w:p>
+            <w:pPr>
+              <w:jc w:val="center"/>
+              <w:cnfStyle w:val="100000000000" w:firstRow="1" w:lastRow="0" w:firstColumn="0" w:lastColumn="0" w:oddVBand="0" w:evenVBand="0" w:oddHBand="0" w:evenHBand="0" w:firstRowFirstColumn="0" w:firstRowLastColumn="0" w:lastRowFirstColumn="0" w:lastRowLastColumn="0"/>
+              <w:rPr>
+                <w:rFonts w:ascii="Times New Roman" w:eastAsia="Times New Roman" w:hAnsi="Times New Roman" w:cs="Times New Roman"/>
+                <w:kern w:val="0"/>
+                <w:sz w:val="24"/>
+                <w:szCs w:val="24"/>
+                <w:lang w:val="en-GB" w:eastAsia="en-GB" w:bidi="ar-SA"/>
+                <w14:ligatures w14:val="none"/>
+              </w:rPr>
+            </w:pPr>
+            <w:r>
+              <w:rPr>
+                <w:rFonts w:ascii="Times New Roman" w:eastAsia="Times New Roman" w:hAnsi="Times New Roman" w:cs="Times New Roman"/>
+                <w:kern w:val="0"/>
+                <w:sz w:val="24"/>
+                <w:szCs w:val="24"/>
+                <w:lang w:val="en-GB" w:eastAsia="en-GB" w:bidi="ar-SA"/>
+                <w14:ligatures w14:val="none"/>
+              </w:rPr>
+              <w:t>Author</w:t>
+            </w:r>
+          </w:p>
+        </w:tc>
+        <w:tc>
+          <w:tcPr>
+            <w:tcW w:w="4644" w:type="dxa"/>
+            <w:shd w:val="clear" w:color="auto" w:fill="0A2F41" w:themeFill="accent1" w:themeFillShade="80"/>
+            <w:hideMark/>
+          </w:tcPr>
+          <w:p>
+            <w:pPr>
+              <w:jc w:val="center"/>
+              <w:cnfStyle w:val="100000000000" w:firstRow="1" w:lastRow="0" w:firstColumn="0" w:lastColumn="0" w:oddVBand="0" w:evenVBand="0" w:oddHBand="0" w:evenHBand="0" w:firstRowFirstColumn="0" w:firstRowLastColumn="0" w:lastRowFirstColumn="0" w:lastRowLastColumn="0"/>
+              <w:rPr>
+                <w:rFonts w:ascii="Times New Roman" w:eastAsia="Times New Roman" w:hAnsi="Times New Roman" w:cs="Times New Roman"/>
+                <w:kern w:val="0"/>
+                <w:sz w:val="24"/>
+                <w:szCs w:val="24"/>
+                <w:lang w:val="en-GB" w:eastAsia="en-GB" w:bidi="ar-SA"/>
+                <w14:ligatures w14:val="none"/>
+              </w:rPr>
+            </w:pPr>
+            <w:r>
+              <w:rPr>
+                <w:rFonts w:ascii="Times New Roman" w:eastAsia="Times New Roman" w:hAnsi="Times New Roman" w:cs="Times New Roman"/>
+                <w:kern w:val="0"/>
+                <w:sz w:val="24"/>
+                <w:szCs w:val="24"/>
+                <w:lang w:val="en-GB" w:eastAsia="en-GB" w:bidi="ar-SA"/>
+                <w14:ligatures w14:val="none"/>
+              </w:rPr>
+              <w:t>Changes</w:t>
+            </w:r>
+          </w:p>
+        </w:tc>
+      </w:tr>
+      <w:tr>
+        <w:trPr>
+          <w:cnfStyle w:val="000000100000" w:firstRow="0" w:lastRow="0" w:firstColumn="0" w:lastColumn="0" w:oddVBand="0" w:evenVBand="0" w:oddHBand="1" w:evenHBand="0" w:firstRowFirstColumn="0" w:firstRowLastColumn="0" w:lastRowFirstColumn="0" w:lastRowLastColumn="0"/>
+        </w:trPr>
+        <w:tc>
+          <w:tcPr>
+            <w:cnfStyle w:val="001000000000" w:firstRow="0" w:lastRow="0" w:firstColumn="1" w:lastColumn="0" w:oddVBand="0" w:evenVBand="0" w:oddHBand="0" w:evenHBand="0" w:firstRowFirstColumn="0" w:firstRowLastColumn="0" w:lastRowFirstColumn="0" w:lastRowLastColumn="0"/>
+            <w:tcW w:w="0" w:type="auto"/>
+            <w:hideMark/>
+          </w:tcPr>
+          <w:p>
+            <w:pPr>
+              <w:rPr>
+                <w:rFonts w:ascii="Times New Roman" w:eastAsia="Times New Roman" w:hAnsi="Times New Roman" w:cs="Times New Roman"/>
+                <w:kern w:val="0"/>
+                <w:sz w:val="24"/>
+                <w:szCs w:val="24"/>
+                <w:lang w:val="en-GB" w:eastAsia="en-GB" w:bidi="ar-SA"/>
+                <w14:ligatures w14:val="none"/>
+              </w:rPr>
+            </w:pPr>
+            <w:r>
+              <w:rPr>
+                <w:rFonts w:ascii="Times New Roman" w:eastAsia="Times New Roman" w:hAnsi="Times New Roman" w:cs="Times New Roman"/>
+                <w:kern w:val="0"/>
+                <w:sz w:val="24"/>
+                <w:szCs w:val="24"/>
+                <w:lang w:val="en-GB" w:eastAsia="en-GB" w:bidi="ar-SA"/>
+                <w14:ligatures w14:val="none"/>
+              </w:rPr>
+              <w:t>1.0</w:t>
+            </w:r>
+          </w:p>
+        </w:tc>
+        <w:tc>
+          <w:tcPr>
+            <w:tcW w:w="0" w:type="auto"/>
+            <w:hideMark/>
+          </w:tcPr>
+          <w:p>
+            <w:pPr>
+              <w:cnfStyle w:val="000000100000" w:firstRow="0" w:lastRow="0" w:firstColumn="0" w:lastColumn="0" w:oddVBand="0" w:evenVBand="0" w:oddHBand="1" w:evenHBand="0" w:firstRowFirstColumn="0" w:firstRowLastColumn="0" w:lastRowFirstColumn="0" w:lastRowLastColumn="0"/>
+              <w:rPr>
+                <w:rFonts w:ascii="Times New Roman" w:eastAsia="Times New Roman" w:hAnsi="Times New Roman" w:cs="Times New Roman"/>
+                <w:kern w:val="0"/>
+                <w:sz w:val="24"/>
+                <w:szCs w:val="24"/>
+                <w:lang w:val="en-GB" w:eastAsia="en-GB" w:bidi="ar-SA"/>
+                <w14:ligatures w14:val="none"/>
+              </w:rPr>
+            </w:pPr>
+            <w:r>
+              <w:rPr>
+                <w:rFonts w:ascii="Times New Roman" w:eastAsia="Times New Roman" w:hAnsi="Times New Roman" w:cs="Times New Roman"/>
+                <w:kern w:val="0"/>
+                <w:sz w:val="24"/>
+                <w:szCs w:val="24"/>
+                <w:lang w:val="en-GB" w:eastAsia="en-GB" w:bidi="ar-SA"/>
+                <w14:ligatures w14:val="none"/>
+              </w:rPr>
+              <w:t>01 Jan 2026</w:t>
+            </w:r>
+          </w:p>
+        </w:tc>
+        <w:tc>
+          <w:tcPr>
+            <w:tcW w:w="0" w:type="auto"/>
+            <w:hideMark/>
+          </w:tcPr>
+          <w:p>
+            <w:pPr>
+              <w:cnfStyle w:val="000000100000" w:firstRow="0" w:lastRow="0" w:firstColumn="0" w:lastColumn="0" w:oddVBand="0" w:evenVBand="0" w:oddHBand="1" w:evenHBand="0" w:firstRowFirstColumn="0" w:firstRowLastColumn="0" w:lastRowFirstColumn="0" w:lastRowLastColumn="0"/>
+              <w:rPr>
+                <w:rFonts w:ascii="Times New Roman" w:eastAsia="Times New Roman" w:hAnsi="Times New Roman" w:cs="Times New Roman"/>
+                <w:kern w:val="0"/>
+                <w:sz w:val="24"/>
+                <w:szCs w:val="24"/>
+                <w:lang w:val="en-GB" w:eastAsia="en-GB" w:bidi="ar-SA"/>
+                <w14:ligatures w14:val="none"/>
+              </w:rPr>
+            </w:pPr>
+            <w:r>
+              <w:rPr>
+                <w:rFonts w:ascii="Times New Roman" w:eastAsia="Times New Roman" w:hAnsi="Times New Roman" w:cs="Times New Roman"/>
+                <w:kern w:val="0"/>
+                <w:sz w:val="24"/>
+                <w:szCs w:val="24"/>
+                <w:lang w:val="en-GB" w:eastAsia="en-GB" w:bidi="ar-SA"/>
+                <w14:ligatures w14:val="none"/>
+              </w:rPr>
+              <w:t>Governance Office</w:t>
+            </w:r>
+          </w:p>
+        </w:tc>
+        <w:tc>
+          <w:tcPr>
+            <w:tcW w:w="4644" w:type="dxa"/>
+            <w:hideMark/>
+          </w:tcPr>
+          <w:p>
+            <w:pPr>
+              <w:cnfStyle w:val="000000100000" w:firstRow="0" w:lastRow="0" w:firstColumn="0" w:lastColumn="0" w:oddVBand="0" w:evenVBand="0" w:oddHBand="1" w:evenHBand="0" w:firstRowFirstColumn="0" w:firstRowLastColumn="0" w:lastRowFirstColumn="0" w:lastRowLastColumn="0"/>
+              <w:rPr>
+                <w:rFonts w:ascii="Times New Roman" w:eastAsia="Times New Roman" w:hAnsi="Times New Roman" w:cs="Times New Roman"/>
+                <w:kern w:val="0"/>
+                <w:sz w:val="24"/>
+                <w:szCs w:val="24"/>
+                <w:lang w:val="en-GB" w:eastAsia="en-GB" w:bidi="ar-SA"/>
+                <w14:ligatures w14:val="none"/>
+              </w:rPr>
+            </w:pPr>
+            <w:r>
+              <w:rPr>
+                <w:rFonts w:ascii="Times New Roman" w:eastAsia="Times New Roman" w:hAnsi="Times New Roman" w:cs="Times New Roman"/>
+                <w:kern w:val="0"/>
+                <w:sz w:val="24"/>
+                <w:szCs w:val="24"/>
+                <w:lang w:val="en-GB" w:eastAsia="en-GB" w:bidi="ar-SA"/>
+                <w14:ligatures w14:val="none"/>
+              </w:rPr>
+              <w:t>Initial Issue</w:t>
+            </w:r>
+          </w:p>
+        </w:tc>
+      </w:tr>
+    </w:tbl>
+    <w:p>
+      <w:pPr>
+        <w:rPr>
+          <w:rFonts w:ascii="Times New Roman" w:eastAsia="Times New Roman" w:hAnsi="Times New Roman" w:cs="Times New Roman"/>
+          <w:b/>
+          <w:bCs/>
+          <w:kern w:val="0"/>
+          <w:sz w:val="27"/>
+          <w:szCs w:val="27"/>
+          <w:lang w:val="en-GB" w:eastAsia="en-GB" w:bidi="ar-SA"/>
+          <w14:ligatures w14:val="none"/>
+        </w:rPr>
+      </w:pPr>
+      <w:r>
+        <w:rPr>
+          <w:rFonts w:ascii="Times New Roman" w:eastAsia="Times New Roman" w:hAnsi="Times New Roman" w:cs="Times New Roman"/>
+          <w:b/>
+          <w:bCs/>
+          <w:kern w:val="0"/>
+          <w:sz w:val="27"/>
+          <w:szCs w:val="27"/>
+          <w:lang w:val="en-GB" w:eastAsia="en-GB" w:bidi="ar-SA"/>
+          <w14:ligatures w14:val="none"/>
+        </w:rPr>
+        <w:t>Distribution List</w:t>
+      </w:r>
+    </w:p>
+    <w:tbl>
+      <w:tblPr>
+        <w:tblStyle w:val="PlainTable1"/>
+        <w:tblW w:w="9085" w:type="dxa"/>
+        <w:tblLook w:val="04A0" w:firstRow="1" w:lastRow="0" w:firstColumn="1" w:lastColumn="0" w:noHBand="0" w:noVBand="1"/>
+      </w:tblPr>
+      <w:tblGrid>
+        <w:gridCol w:w="1563"/>
+        <w:gridCol w:w="7522"/>
+      </w:tblGrid>
+      <w:tr>
+        <w:trPr>
+          <w:cnfStyle w:val="100000000000" w:firstRow="1" w:lastRow="0" w:firstColumn="0" w:lastColumn="0" w:oddVBand="0" w:evenVBand="0" w:oddHBand="0" w:evenHBand="0" w:firstRowFirstColumn="0" w:firstRowLastColumn="0" w:lastRowFirstColumn="0" w:lastRowLastColumn="0"/>
+        </w:trPr>
+        <w:tc>
+          <w:tcPr>
+            <w:cnfStyle w:val="001000000000" w:firstRow="0" w:lastRow="0" w:firstColumn="1" w:lastColumn="0" w:oddVBand="0" w:evenVBand="0" w:oddHBand="0" w:evenHBand="0" w:firstRowFirstColumn="0" w:firstRowLastColumn="0" w:lastRowFirstColumn="0" w:lastRowLastColumn="0"/>
+            <w:tcW w:w="0" w:type="auto"/>
+            <w:shd w:val="clear" w:color="auto" w:fill="0A2F41" w:themeFill="accent1" w:themeFillShade="80"/>
+            <w:hideMark/>
+          </w:tcPr>
+          <w:p>
+            <w:pPr>
+              <w:jc w:val="center"/>
+              <w:rPr>
+                <w:rFonts w:ascii="Times New Roman" w:eastAsia="Times New Roman" w:hAnsi="Times New Roman" w:cs="Times New Roman"/>
+                <w:kern w:val="0"/>
+                <w:sz w:val="24"/>
+                <w:szCs w:val="24"/>
+                <w:lang w:val="en-GB" w:eastAsia="en-GB" w:bidi="ar-SA"/>
+                <w14:ligatures w14:val="none"/>
+              </w:rPr>
+            </w:pPr>
+            <w:r>
+              <w:rPr>
+                <w:rFonts w:ascii="Times New Roman" w:eastAsia="Times New Roman" w:hAnsi="Times New Roman" w:cs="Times New Roman"/>
+                <w:kern w:val="0"/>
+                <w:sz w:val="24"/>
+                <w:szCs w:val="24"/>
+                <w:lang w:val="en-GB" w:eastAsia="en-GB" w:bidi="ar-SA"/>
+                <w14:ligatures w14:val="none"/>
+              </w:rPr>
+              <w:t>Department</w:t>
+            </w:r>
+          </w:p>
+        </w:tc>
+        <w:tc>
+          <w:tcPr>
+            <w:tcW w:w="7522" w:type="dxa"/>
+            <w:shd w:val="clear" w:color="auto" w:fill="0A2F41" w:themeFill="accent1" w:themeFillShade="80"/>
+            <w:hideMark/>
+          </w:tcPr>
+          <w:p>
+            <w:pPr>
+              <w:jc w:val="center"/>
+              <w:cnfStyle w:val="100000000000" w:firstRow="1" w:lastRow="0" w:firstColumn="0" w:lastColumn="0" w:oddVBand="0" w:evenVBand="0" w:oddHBand="0" w:evenHBand="0" w:firstRowFirstColumn="0" w:firstRowLastColumn="0" w:lastRowFirstColumn="0" w:lastRowLastColumn="0"/>
+              <w:rPr>
+                <w:rFonts w:ascii="Times New Roman" w:eastAsia="Times New Roman" w:hAnsi="Times New Roman" w:cs="Times New Roman"/>
+                <w:kern w:val="0"/>
+                <w:sz w:val="24"/>
+                <w:szCs w:val="24"/>
+                <w:lang w:val="en-GB" w:eastAsia="en-GB" w:bidi="ar-SA"/>
+                <w14:ligatures w14:val="none"/>
+              </w:rPr>
+            </w:pPr>
+            <w:r>
+              <w:rPr>
+                <w:rFonts w:ascii="Times New Roman" w:eastAsia="Times New Roman" w:hAnsi="Times New Roman" w:cs="Times New Roman"/>
+                <w:kern w:val="0"/>
+                <w:sz w:val="24"/>
+                <w:szCs w:val="24"/>
+                <w:lang w:val="en-GB" w:eastAsia="en-GB" w:bidi="ar-SA"/>
+                <w14:ligatures w14:val="none"/>
+              </w:rPr>
+              <w:t>Access</w:t>
+            </w:r>
+          </w:p>
+        </w:tc>
+      </w:tr>
+      <w:tr>
+        <w:trPr>
+          <w:cnfStyle w:val="000000100000" w:firstRow="0" w:lastRow="0" w:firstColumn="0" w:lastColumn="0" w:oddVBand="0" w:evenVBand="0" w:oddHBand="1" w:evenHBand="0" w:firstRowFirstColumn="0" w:firstRowLastColumn="0" w:lastRowFirstColumn="0" w:lastRowLastColumn="0"/>
+        </w:trPr>
+        <w:tc>
+          <w:tcPr>
+            <w:cnfStyle w:val="001000000000" w:firstRow="0" w:lastRow="0" w:firstColumn="1" w:lastColumn="0" w:oddVBand="0" w:evenVBand="0" w:oddHBand="0" w:evenHBand="0" w:firstRowFirstColumn="0" w:firstRowLastColumn="0" w:lastRowFirstColumn="0" w:lastRowLastColumn="0"/>
+            <w:tcW w:w="0" w:type="auto"/>
+            <w:hideMark/>
+          </w:tcPr>
+          <w:p>
+            <w:pPr>
+              <w:rPr>
+                <w:rFonts w:ascii="Times New Roman" w:eastAsia="Times New Roman" w:hAnsi="Times New Roman" w:cs="Times New Roman"/>
+                <w:kern w:val="0"/>
+                <w:sz w:val="24"/>
+                <w:szCs w:val="24"/>
+                <w:lang w:val="en-GB" w:eastAsia="en-GB" w:bidi="ar-SA"/>
+                <w14:ligatures w14:val="none"/>
+              </w:rPr>
+            </w:pPr>
+            <w:r>
+              <w:rPr>
+                <w:rFonts w:ascii="Times New Roman" w:eastAsia="Times New Roman" w:hAnsi="Times New Roman" w:cs="Times New Roman"/>
+                <w:kern w:val="0"/>
+                <w:sz w:val="24"/>
+                <w:szCs w:val="24"/>
+                <w:lang w:val="en-GB" w:eastAsia="en-GB" w:bidi="ar-SA"/>
+                <w14:ligatures w14:val="none"/>
+              </w:rPr>
+              <w:t>Board</w:t>
+            </w:r>
+          </w:p>
+        </w:tc>
+        <w:tc>
+          <w:tcPr>
+            <w:tcW w:w="7522" w:type="dxa"/>
+            <w:hideMark/>
+          </w:tcPr>
+          <w:p>
+            <w:pPr>
+              <w:cnfStyle w:val="000000100000" w:firstRow="0" w:lastRow="0" w:firstColumn="0" w:lastColumn="0" w:oddVBand="0" w:evenVBand="0" w:oddHBand="1" w:evenHBand="0" w:firstRowFirstColumn="0" w:firstRowLastColumn="0" w:lastRowFirstColumn="0" w:lastRowLastColumn="0"/>
+              <w:rPr>
+                <w:rFonts w:ascii="Times New Roman" w:eastAsia="Times New Roman" w:hAnsi="Times New Roman" w:cs="Times New Roman"/>
+                <w:kern w:val="0"/>
+                <w:sz w:val="24"/>
+                <w:szCs w:val="24"/>
+                <w:lang w:val="en-GB" w:eastAsia="en-GB" w:bidi="ar-SA"/>
+                <w14:ligatures w14:val="none"/>
+              </w:rPr>
+            </w:pPr>
+            <w:r>
+              <w:rPr>
+                <w:rFonts w:ascii="Times New Roman" w:eastAsia="Times New Roman" w:hAnsi="Times New Roman" w:cs="Times New Roman"/>
+                <w:kern w:val="0"/>
+                <w:sz w:val="24"/>
+                <w:szCs w:val="24"/>
+                <w:lang w:val="en-GB" w:eastAsia="en-GB" w:bidi="ar-SA"/>
+                <w14:ligatures w14:val="none"/>
+              </w:rPr>
+              <w:t>Full</w:t>
+            </w:r>
+          </w:p>
+        </w:tc>
+      </w:tr>
+      <w:tr>
+        <w:tc>
+          <w:tcPr>
+            <w:cnfStyle w:val="001000000000" w:firstRow="0" w:lastRow="0" w:firstColumn="1" w:lastColumn="0" w:oddVBand="0" w:evenVBand="0" w:oddHBand="0" w:evenHBand="0" w:firstRowFirstColumn="0" w:firstRowLastColumn="0" w:lastRowFirstColumn="0" w:lastRowLastColumn="0"/>
+            <w:tcW w:w="0" w:type="auto"/>
+            <w:hideMark/>
+          </w:tcPr>
+          <w:p>
+            <w:pPr>
+              <w:rPr>
+                <w:rFonts w:ascii="Times New Roman" w:eastAsia="Times New Roman" w:hAnsi="Times New Roman" w:cs="Times New Roman"/>
+                <w:kern w:val="0"/>
+                <w:sz w:val="24"/>
+                <w:szCs w:val="24"/>
+                <w:lang w:val="en-GB" w:eastAsia="en-GB" w:bidi="ar-SA"/>
+                <w14:ligatures w14:val="none"/>
+              </w:rPr>
+            </w:pPr>
+            <w:r>
+              <w:rPr>
+                <w:rFonts w:ascii="Times New Roman" w:eastAsia="Times New Roman" w:hAnsi="Times New Roman" w:cs="Times New Roman"/>
+                <w:kern w:val="0"/>
+                <w:sz w:val="24"/>
+                <w:szCs w:val="24"/>
+                <w:lang w:val="en-GB" w:eastAsia="en-GB" w:bidi="ar-SA"/>
+                <w14:ligatures w14:val="none"/>
+              </w:rPr>
+              <w:t>Management</w:t>
+            </w:r>
+          </w:p>
+        </w:tc>
+        <w:tc>
+          <w:tcPr>
+            <w:tcW w:w="7522" w:type="dxa"/>
+            <w:hideMark/>
+          </w:tcPr>
+          <w:p>
+            <w:pPr>
+              <w:cnfStyle w:val="000000000000" w:firstRow="0" w:lastRow="0" w:firstColumn="0" w:lastColumn="0" w:oddVBand="0" w:evenVBand="0" w:oddHBand="0" w:evenHBand="0" w:firstRowFirstColumn="0" w:firstRowLastColumn="0" w:lastRowFirstColumn="0" w:lastRowLastColumn="0"/>
+              <w:rPr>
+                <w:rFonts w:ascii="Times New Roman" w:eastAsia="Times New Roman" w:hAnsi="Times New Roman" w:cs="Times New Roman"/>
+                <w:kern w:val="0"/>
+                <w:sz w:val="24"/>
+                <w:szCs w:val="24"/>
+                <w:lang w:val="en-GB" w:eastAsia="en-GB" w:bidi="ar-SA"/>
+                <w14:ligatures w14:val="none"/>
+              </w:rPr>
+            </w:pPr>
+            <w:r>
+              <w:rPr>
+                <w:rFonts w:ascii="Times New Roman" w:eastAsia="Times New Roman" w:hAnsi="Times New Roman" w:cs="Times New Roman"/>
+                <w:kern w:val="0"/>
+                <w:sz w:val="24"/>
+                <w:szCs w:val="24"/>
+                <w:lang w:val="en-GB" w:eastAsia="en-GB" w:bidi="ar-SA"/>
+                <w14:ligatures w14:val="none"/>
+              </w:rPr>
+              <w:t>Full</w:t>
+            </w:r>
+          </w:p>
+        </w:tc>
+      </w:tr>
+      <w:tr>
+        <w:trPr>
+          <w:cnfStyle w:val="000000100000" w:firstRow="0" w:lastRow="0" w:firstColumn="0" w:lastColumn="0" w:oddVBand="0" w:evenVBand="0" w:oddHBand="1" w:evenHBand="0" w:firstRowFirstColumn="0" w:firstRowLastColumn="0" w:lastRowFirstColumn="0" w:lastRowLastColumn="0"/>
+        </w:trPr>
+        <w:tc>
+          <w:tcPr>
+            <w:cnfStyle w:val="001000000000" w:firstRow="0" w:lastRow="0" w:firstColumn="1" w:lastColumn="0" w:oddVBand="0" w:evenVBand="0" w:oddHBand="0" w:evenHBand="0" w:firstRowFirstColumn="0" w:firstRowLastColumn="0" w:lastRowFirstColumn="0" w:lastRowLastColumn="0"/>
+            <w:tcW w:w="0" w:type="auto"/>
+            <w:hideMark/>
+          </w:tcPr>
+          <w:p>
+            <w:pPr>
+              <w:rPr>
+                <w:rFonts w:ascii="Times New Roman" w:eastAsia="Times New Roman" w:hAnsi="Times New Roman" w:cs="Times New Roman"/>
+                <w:kern w:val="0"/>
+                <w:sz w:val="24"/>
+                <w:szCs w:val="24"/>
+                <w:lang w:val="en-GB" w:eastAsia="en-GB" w:bidi="ar-SA"/>
+                <w14:ligatures w14:val="none"/>
+              </w:rPr>
+            </w:pPr>
+            <w:r>
+              <w:rPr>
+                <w:rFonts w:ascii="Times New Roman" w:eastAsia="Times New Roman" w:hAnsi="Times New Roman" w:cs="Times New Roman"/>
+                <w:kern w:val="0"/>
+                <w:sz w:val="24"/>
+                <w:szCs w:val="24"/>
+                <w:lang w:val="en-GB" w:eastAsia="en-GB" w:bidi="ar-SA"/>
+                <w14:ligatures w14:val="none"/>
+              </w:rPr>
+              <w:t>Departments</w:t>
+            </w:r>
+          </w:p>
+        </w:tc>
+        <w:tc>
+          <w:tcPr>
+            <w:tcW w:w="7522" w:type="dxa"/>
+            <w:hideMark/>
+          </w:tcPr>
+          <w:p>
+            <w:pPr>
+              <w:cnfStyle w:val="000000100000" w:firstRow="0" w:lastRow="0" w:firstColumn="0" w:lastColumn="0" w:oddVBand="0" w:evenVBand="0" w:oddHBand="1" w:evenHBand="0" w:firstRowFirstColumn="0" w:firstRowLastColumn="0" w:lastRowFirstColumn="0" w:lastRowLastColumn="0"/>
+              <w:rPr>
+                <w:rFonts w:ascii="Times New Roman" w:eastAsia="Times New Roman" w:hAnsi="Times New Roman" w:cs="Times New Roman"/>
+                <w:kern w:val="0"/>
+                <w:sz w:val="24"/>
+                <w:szCs w:val="24"/>
+                <w:lang w:val="en-GB" w:eastAsia="en-GB" w:bidi="ar-SA"/>
+                <w14:ligatures w14:val="none"/>
+              </w:rPr>
+            </w:pPr>
+            <w:r>
+              <w:rPr>
+                <w:rFonts w:ascii="Times New Roman" w:eastAsia="Times New Roman" w:hAnsi="Times New Roman" w:cs="Times New Roman"/>
+                <w:kern w:val="0"/>
+                <w:sz w:val="24"/>
+                <w:szCs w:val="24"/>
+                <w:lang w:val="en-GB" w:eastAsia="en-GB" w:bidi="ar-SA"/>
+                <w14:ligatures w14:val="none"/>
+              </w:rPr>
+              <w:t>Relevant sections</w:t>
+            </w:r>
+          </w:p>
+        </w:tc>
+      </w:tr>
+    </w:tbl>
+    <w:p>
+      <w:pPr>
+        <w:keepNext/>
+        <w:keepLines/>
+        <w:spacing w:before="160" w:after="80"/>
+        <w:outlineLvl w:val="2"/>
+        <w:rPr>
+          <w:rFonts w:ascii="Times New Roman" w:eastAsia="Times New Roman" w:hAnsi="Times New Roman" w:cs="Times New Roman"/>
+          <w:b/>
+          <w:bCs/>
+          <w:kern w:val="0"/>
+          <w:sz w:val="27"/>
+          <w:szCs w:val="27"/>
+          <w:lang w:val="en-GB" w:eastAsia="en-GB" w:bidi="ar-SA"/>
+          <w14:ligatures w14:val="none"/>
+        </w:rPr>
+      </w:pPr>
+    </w:p>
+    <w:p>
+      <w:pPr>
+        <w:rPr>
+          <w:rFonts w:ascii="Times New Roman" w:eastAsia="Times New Roman" w:hAnsi="Times New Roman" w:cs="Times New Roman"/>
+          <w:b/>
+          <w:bCs/>
+          <w:kern w:val="0"/>
+          <w:sz w:val="27"/>
+          <w:szCs w:val="27"/>
+          <w:lang w:val="en-GB" w:eastAsia="en-GB" w:bidi="ar-SA"/>
+          <w14:ligatures w14:val="none"/>
+        </w:rPr>
+      </w:pPr>
+      <w:r>
+        <w:rPr>
+          <w:rFonts w:ascii="Times New Roman" w:eastAsia="Times New Roman" w:hAnsi="Times New Roman" w:cs="Times New Roman"/>
+          <w:b/>
+          <w:bCs/>
+          <w:kern w:val="0"/>
+          <w:sz w:val="27"/>
+          <w:szCs w:val="27"/>
+          <w:lang w:val="en-GB" w:eastAsia="en-GB" w:bidi="ar-SA"/>
+          <w14:ligatures w14:val="none"/>
+        </w:rPr>
+        <w:t>Document Hierarchy</w:t>
+      </w:r>
+    </w:p>
+    <w:p>
+      <w:pPr>
+        <w:spacing w:after="0"/>
+        <w:rPr>
+          <w:rFonts w:ascii="Courier New" w:eastAsia="Times New Roman" w:hAnsi="Courier New" w:cs="Courier New"/>
+          <w:kern w:val="0"/>
+          <w:sz w:val="20"/>
+          <w:szCs w:val="20"/>
+          <w:lang w:val="en-GB" w:eastAsia="en-GB" w:bidi="ar-SA"/>
+          <w14:ligatures w14:val="none"/>
+        </w:rPr>
+      </w:pPr>
+      <w:r>
+        <w:rPr>
+          <w:rFonts w:ascii="Courier New" w:eastAsia="Times New Roman" w:hAnsi="Courier New" w:cs="Courier New"/>
+          <w:kern w:val="0"/>
+          <w:sz w:val="20"/>
+          <w:szCs w:val="20"/>
+          <w:lang w:val="en-GB" w:eastAsia="en-GB" w:bidi="ar-SA"/>
+          <w14:ligatures w14:val="none"/>
+        </w:rPr>
+        <w:t>Level 1 – Policy</w:t>
+      </w:r>
+      <w:r>
+        <w:rPr>
+          <w:rFonts w:ascii="Courier New" w:eastAsia="Times New Roman" w:hAnsi="Courier New" w:cs="Courier New"/>
+          <w:kern w:val="0"/>
+          <w:sz w:val="20"/>
+          <w:szCs w:val="20"/>
+          <w:lang w:val="en-GB" w:eastAsia="en-GB" w:bidi="ar-SA"/>
+          <w14:ligatures w14:val="none"/>
+        </w:rPr>
+        <w:br/>
+        <w:t>Level 2 – Procedure</w:t>
+      </w:r>
+      <w:r>
+        <w:rPr>
+          <w:rFonts w:ascii="Courier New" w:eastAsia="Times New Roman" w:hAnsi="Courier New" w:cs="Courier New"/>
+          <w:kern w:val="0"/>
+          <w:sz w:val="20"/>
+          <w:szCs w:val="20"/>
+          <w:lang w:val="en-GB" w:eastAsia="en-GB" w:bidi="ar-SA"/>
+          <w14:ligatures w14:val="none"/>
+        </w:rPr>
+        <w:br/>
+        <w:t>Level 3 – Work Instruction</w:t>
+      </w:r>
+      <w:r>
+        <w:rPr>
+          <w:rFonts w:ascii="Courier New" w:eastAsia="Times New Roman" w:hAnsi="Courier New" w:cs="Courier New"/>
+          <w:kern w:val="0"/>
+          <w:sz w:val="20"/>
+          <w:szCs w:val="20"/>
+          <w:lang w:val="en-GB" w:eastAsia="en-GB" w:bidi="ar-SA"/>
+          <w14:ligatures w14:val="none"/>
+        </w:rPr>
+        <w:br/>
+        <w:t>Level 4 – Forms / Templates</w:t>
+      </w:r>
+    </w:p>
+    <w:p/>
+    <w:p>
+      <w:pPr>
         <w:rPr>
           <w:rFonts w:ascii="Times New Roman" w:eastAsia="Times New Roman" w:hAnsi="Times New Roman" w:cs="Times New Roman"/>
           <w:b/>
@@ -96,14 +1757,8 @@
           <w:lang w:val="en-GB" w:eastAsia="en-GB" w:bidi="ar-SA"/>
           <w14:ligatures w14:val="none"/>
         </w:rPr>
-        <w:br w:type="page"/>
-      </w:r>
-    </w:p>
-    <w:p>
-      <w:pPr>
-        <w:shd w:val="clear" w:color="auto" w:fill="002060"/>
-        <w:spacing w:before="100" w:beforeAutospacing="1" w:after="100" w:afterAutospacing="1" w:line="240" w:lineRule="auto"/>
-        <w:outlineLvl w:val="0"/>
+      </w:pPr>
+      <w:r>
         <w:rPr>
           <w:rFonts w:ascii="Times New Roman" w:eastAsia="Times New Roman" w:hAnsi="Times New Roman" w:cs="Times New Roman"/>
           <w:b/>
@@ -114,8 +1769,3186 @@
           <w:lang w:val="en-GB" w:eastAsia="en-GB" w:bidi="ar-SA"/>
           <w14:ligatures w14:val="none"/>
         </w:rPr>
-      </w:pPr>
-      <w:r>
+        <w:br w:type="page"/>
+      </w:r>
+    </w:p>
+    <w:sdt>
+      <w:sdtPr>
+        <w:rPr>
+          <w:rFonts w:asciiTheme="minorHAnsi" w:eastAsiaTheme="minorHAnsi" w:hAnsiTheme="minorHAnsi" w:cstheme="minorBidi"/>
+          <w:color w:val="auto"/>
+          <w:kern w:val="2"/>
+          <w:sz w:val="22"/>
+          <w:szCs w:val="22"/>
+          <w:lang w:bidi="ar-EG"/>
+          <w14:ligatures w14:val="standardContextual"/>
+        </w:rPr>
+        <w:id w:val="-817653691"/>
+        <w:docPartObj>
+          <w:docPartGallery w:val="Table of Contents"/>
+          <w:docPartUnique/>
+        </w:docPartObj>
+      </w:sdtPr>
+      <w:sdtEndPr>
+        <w:rPr>
+          <w:b/>
+          <w:bCs/>
+          <w:noProof/>
+        </w:rPr>
+      </w:sdtEndPr>
+      <w:sdtContent>
+        <w:p>
+          <w:pPr>
+            <w:pStyle w:val="TOCHeading"/>
+          </w:pPr>
+          <w:r>
+            <w:t>Contents</w:t>
+          </w:r>
+        </w:p>
+        <w:p>
+          <w:pPr>
+            <w:pStyle w:val="TOC1"/>
+            <w:tabs>
+              <w:tab w:val="right" w:leader="dot" w:pos="9016"/>
+            </w:tabs>
+            <w:rPr>
+              <w:noProof/>
+            </w:rPr>
+          </w:pPr>
+          <w:r>
+            <w:fldChar w:fldCharType="begin"/>
+          </w:r>
+          <w:r>
+            <w:instrText xml:space="preserve"> TOC \o "1-3" \h \z \u </w:instrText>
+          </w:r>
+          <w:r>
+            <w:fldChar w:fldCharType="separate"/>
+          </w:r>
+          <w:hyperlink w:anchor="_Toc224152222" w:history="1">
+            <w:r>
+              <w:rPr>
+                <w:rStyle w:val="Hyperlink"/>
+                <w:rFonts w:ascii="Segoe UI Symbol" w:eastAsia="Times New Roman" w:hAnsi="Segoe UI Symbol" w:cs="Segoe UI Symbol"/>
+                <w:b/>
+                <w:bCs/>
+                <w:noProof/>
+                <w:kern w:val="36"/>
+                <w:lang w:val="en-GB" w:eastAsia="en-GB"/>
+                <w14:ligatures w14:val="none"/>
+              </w:rPr>
+              <w:t>🏗</w:t>
+            </w:r>
+            <w:r>
+              <w:rPr>
+                <w:rStyle w:val="Hyperlink"/>
+                <w:rFonts w:ascii="Times New Roman" w:eastAsia="Times New Roman" w:hAnsi="Times New Roman" w:cs="Times New Roman"/>
+                <w:b/>
+                <w:bCs/>
+                <w:noProof/>
+                <w:kern w:val="36"/>
+                <w:lang w:val="en-GB" w:eastAsia="en-GB"/>
+                <w14:ligatures w14:val="none"/>
+              </w:rPr>
+              <w:t xml:space="preserve"> RAM ENTERPRISE P&amp;P  – 03_LEASING</w:t>
+            </w:r>
+            <w:r>
+              <w:rPr>
+                <w:noProof/>
+                <w:webHidden/>
+              </w:rPr>
+              <w:tab/>
+            </w:r>
+            <w:r>
+              <w:rPr>
+                <w:noProof/>
+                <w:webHidden/>
+              </w:rPr>
+              <w:fldChar w:fldCharType="begin"/>
+            </w:r>
+            <w:r>
+              <w:rPr>
+                <w:noProof/>
+                <w:webHidden/>
+              </w:rPr>
+              <w:instrText xml:space="preserve"> PAGEREF _Toc224152222 \h </w:instrText>
+            </w:r>
+            <w:r>
+              <w:rPr>
+                <w:noProof/>
+                <w:webHidden/>
+              </w:rPr>
+            </w:r>
+            <w:r>
+              <w:rPr>
+                <w:noProof/>
+                <w:webHidden/>
+              </w:rPr>
+              <w:fldChar w:fldCharType="separate"/>
+            </w:r>
+            <w:r>
+              <w:rPr>
+                <w:noProof/>
+                <w:webHidden/>
+              </w:rPr>
+              <w:t>1</w:t>
+            </w:r>
+            <w:r>
+              <w:rPr>
+                <w:noProof/>
+                <w:webHidden/>
+              </w:rPr>
+              <w:fldChar w:fldCharType="end"/>
+            </w:r>
+          </w:hyperlink>
+        </w:p>
+        <w:p>
+          <w:pPr>
+            <w:pStyle w:val="TOC1"/>
+            <w:tabs>
+              <w:tab w:val="right" w:leader="dot" w:pos="9016"/>
+            </w:tabs>
+            <w:rPr>
+              <w:noProof/>
+            </w:rPr>
+          </w:pPr>
+          <w:hyperlink w:anchor="_Toc224152223" w:history="1">
+            <w:r>
+              <w:rPr>
+                <w:rStyle w:val="Hyperlink"/>
+                <w:rFonts w:ascii="Times New Roman" w:eastAsia="Times New Roman" w:hAnsi="Times New Roman" w:cs="Times New Roman"/>
+                <w:b/>
+                <w:bCs/>
+                <w:noProof/>
+                <w:kern w:val="36"/>
+                <w:lang w:val="en-GB" w:eastAsia="en-GB"/>
+                <w14:ligatures w14:val="none"/>
+              </w:rPr>
+              <w:t>03_LEASING</w:t>
+            </w:r>
+            <w:r>
+              <w:rPr>
+                <w:noProof/>
+                <w:webHidden/>
+              </w:rPr>
+              <w:tab/>
+            </w:r>
+            <w:r>
+              <w:rPr>
+                <w:noProof/>
+                <w:webHidden/>
+              </w:rPr>
+              <w:fldChar w:fldCharType="begin"/>
+            </w:r>
+            <w:r>
+              <w:rPr>
+                <w:noProof/>
+                <w:webHidden/>
+              </w:rPr>
+              <w:instrText xml:space="preserve"> PAGEREF _Toc224152223 \h </w:instrText>
+            </w:r>
+            <w:r>
+              <w:rPr>
+                <w:noProof/>
+                <w:webHidden/>
+              </w:rPr>
+            </w:r>
+            <w:r>
+              <w:rPr>
+                <w:noProof/>
+                <w:webHidden/>
+              </w:rPr>
+              <w:fldChar w:fldCharType="separate"/>
+            </w:r>
+            <w:r>
+              <w:rPr>
+                <w:noProof/>
+                <w:webHidden/>
+              </w:rPr>
+              <w:t>3</w:t>
+            </w:r>
+            <w:r>
+              <w:rPr>
+                <w:noProof/>
+                <w:webHidden/>
+              </w:rPr>
+              <w:fldChar w:fldCharType="end"/>
+            </w:r>
+          </w:hyperlink>
+        </w:p>
+        <w:p>
+          <w:pPr>
+            <w:pStyle w:val="TOC1"/>
+            <w:tabs>
+              <w:tab w:val="right" w:leader="dot" w:pos="9016"/>
+            </w:tabs>
+            <w:rPr>
+              <w:noProof/>
+            </w:rPr>
+          </w:pPr>
+          <w:hyperlink w:anchor="_Toc224152224" w:history="1">
+            <w:r>
+              <w:rPr>
+                <w:rStyle w:val="Hyperlink"/>
+                <w:rFonts w:ascii="Times New Roman" w:eastAsia="Times New Roman" w:hAnsi="Times New Roman" w:cs="Times New Roman"/>
+                <w:b/>
+                <w:bCs/>
+                <w:noProof/>
+                <w:kern w:val="36"/>
+                <w:lang w:val="en-GB" w:eastAsia="en-GB"/>
+                <w14:ligatures w14:val="none"/>
+              </w:rPr>
+              <w:t>03.1 Leasing Strategy &amp; Portfolio Planning</w:t>
+            </w:r>
+            <w:r>
+              <w:rPr>
+                <w:noProof/>
+                <w:webHidden/>
+              </w:rPr>
+              <w:tab/>
+            </w:r>
+            <w:r>
+              <w:rPr>
+                <w:noProof/>
+                <w:webHidden/>
+              </w:rPr>
+              <w:fldChar w:fldCharType="begin"/>
+            </w:r>
+            <w:r>
+              <w:rPr>
+                <w:noProof/>
+                <w:webHidden/>
+              </w:rPr>
+              <w:instrText xml:space="preserve"> PAGEREF _Toc224152224 \h </w:instrText>
+            </w:r>
+            <w:r>
+              <w:rPr>
+                <w:noProof/>
+                <w:webHidden/>
+              </w:rPr>
+            </w:r>
+            <w:r>
+              <w:rPr>
+                <w:noProof/>
+                <w:webHidden/>
+              </w:rPr>
+              <w:fldChar w:fldCharType="separate"/>
+            </w:r>
+            <w:r>
+              <w:rPr>
+                <w:noProof/>
+                <w:webHidden/>
+              </w:rPr>
+              <w:t>3</w:t>
+            </w:r>
+            <w:r>
+              <w:rPr>
+                <w:noProof/>
+                <w:webHidden/>
+              </w:rPr>
+              <w:fldChar w:fldCharType="end"/>
+            </w:r>
+          </w:hyperlink>
+        </w:p>
+        <w:p>
+          <w:pPr>
+            <w:pStyle w:val="TOC2"/>
+            <w:tabs>
+              <w:tab w:val="right" w:leader="dot" w:pos="9016"/>
+            </w:tabs>
+            <w:rPr>
+              <w:noProof/>
+            </w:rPr>
+          </w:pPr>
+          <w:hyperlink w:anchor="_Toc224152225" w:history="1">
+            <w:r>
+              <w:rPr>
+                <w:rStyle w:val="Hyperlink"/>
+                <w:rFonts w:ascii="Times New Roman" w:eastAsia="Times New Roman" w:hAnsi="Times New Roman" w:cs="Times New Roman"/>
+                <w:b/>
+                <w:bCs/>
+                <w:noProof/>
+                <w:kern w:val="0"/>
+                <w:lang w:val="en-GB" w:eastAsia="en-GB"/>
+                <w14:ligatures w14:val="none"/>
+              </w:rPr>
+              <w:t>03.1.1 Leasing Policy</w:t>
+            </w:r>
+            <w:r>
+              <w:rPr>
+                <w:noProof/>
+                <w:webHidden/>
+              </w:rPr>
+              <w:tab/>
+            </w:r>
+            <w:r>
+              <w:rPr>
+                <w:noProof/>
+                <w:webHidden/>
+              </w:rPr>
+              <w:fldChar w:fldCharType="begin"/>
+            </w:r>
+            <w:r>
+              <w:rPr>
+                <w:noProof/>
+                <w:webHidden/>
+              </w:rPr>
+              <w:instrText xml:space="preserve"> PAGEREF _Toc224152225 \h </w:instrText>
+            </w:r>
+            <w:r>
+              <w:rPr>
+                <w:noProof/>
+                <w:webHidden/>
+              </w:rPr>
+            </w:r>
+            <w:r>
+              <w:rPr>
+                <w:noProof/>
+                <w:webHidden/>
+              </w:rPr>
+              <w:fldChar w:fldCharType="separate"/>
+            </w:r>
+            <w:r>
+              <w:rPr>
+                <w:noProof/>
+                <w:webHidden/>
+              </w:rPr>
+              <w:t>3</w:t>
+            </w:r>
+            <w:r>
+              <w:rPr>
+                <w:noProof/>
+                <w:webHidden/>
+              </w:rPr>
+              <w:fldChar w:fldCharType="end"/>
+            </w:r>
+          </w:hyperlink>
+        </w:p>
+        <w:p>
+          <w:pPr>
+            <w:pStyle w:val="TOC3"/>
+            <w:tabs>
+              <w:tab w:val="right" w:leader="dot" w:pos="9016"/>
+            </w:tabs>
+            <w:rPr>
+              <w:noProof/>
+            </w:rPr>
+          </w:pPr>
+          <w:hyperlink w:anchor="_Toc224152226" w:history="1">
+            <w:r>
+              <w:rPr>
+                <w:rStyle w:val="Hyperlink"/>
+                <w:rFonts w:ascii="Times New Roman" w:eastAsia="Times New Roman" w:hAnsi="Times New Roman" w:cs="Times New Roman"/>
+                <w:b/>
+                <w:bCs/>
+                <w:noProof/>
+                <w:kern w:val="0"/>
+                <w:lang w:val="en-GB" w:eastAsia="en-GB"/>
+                <w14:ligatures w14:val="none"/>
+              </w:rPr>
+              <w:t>03.1.1.1 Leasing Objectives</w:t>
+            </w:r>
+            <w:r>
+              <w:rPr>
+                <w:noProof/>
+                <w:webHidden/>
+              </w:rPr>
+              <w:tab/>
+            </w:r>
+            <w:r>
+              <w:rPr>
+                <w:noProof/>
+                <w:webHidden/>
+              </w:rPr>
+              <w:fldChar w:fldCharType="begin"/>
+            </w:r>
+            <w:r>
+              <w:rPr>
+                <w:noProof/>
+                <w:webHidden/>
+              </w:rPr>
+              <w:instrText xml:space="preserve"> PAGEREF _Toc224152226 \h </w:instrText>
+            </w:r>
+            <w:r>
+              <w:rPr>
+                <w:noProof/>
+                <w:webHidden/>
+              </w:rPr>
+            </w:r>
+            <w:r>
+              <w:rPr>
+                <w:noProof/>
+                <w:webHidden/>
+              </w:rPr>
+              <w:fldChar w:fldCharType="separate"/>
+            </w:r>
+            <w:r>
+              <w:rPr>
+                <w:noProof/>
+                <w:webHidden/>
+              </w:rPr>
+              <w:t>3</w:t>
+            </w:r>
+            <w:r>
+              <w:rPr>
+                <w:noProof/>
+                <w:webHidden/>
+              </w:rPr>
+              <w:fldChar w:fldCharType="end"/>
+            </w:r>
+          </w:hyperlink>
+        </w:p>
+        <w:p>
+          <w:pPr>
+            <w:pStyle w:val="TOC3"/>
+            <w:tabs>
+              <w:tab w:val="right" w:leader="dot" w:pos="9016"/>
+            </w:tabs>
+            <w:rPr>
+              <w:noProof/>
+            </w:rPr>
+          </w:pPr>
+          <w:hyperlink w:anchor="_Toc224152227" w:history="1">
+            <w:r>
+              <w:rPr>
+                <w:rStyle w:val="Hyperlink"/>
+                <w:rFonts w:ascii="Times New Roman" w:eastAsia="Times New Roman" w:hAnsi="Times New Roman" w:cs="Times New Roman"/>
+                <w:b/>
+                <w:bCs/>
+                <w:noProof/>
+                <w:kern w:val="0"/>
+                <w:lang w:val="en-GB" w:eastAsia="en-GB"/>
+                <w14:ligatures w14:val="none"/>
+              </w:rPr>
+              <w:t>03.1.1.2 Portfolio Segmentation</w:t>
+            </w:r>
+            <w:r>
+              <w:rPr>
+                <w:noProof/>
+                <w:webHidden/>
+              </w:rPr>
+              <w:tab/>
+            </w:r>
+            <w:r>
+              <w:rPr>
+                <w:noProof/>
+                <w:webHidden/>
+              </w:rPr>
+              <w:fldChar w:fldCharType="begin"/>
+            </w:r>
+            <w:r>
+              <w:rPr>
+                <w:noProof/>
+                <w:webHidden/>
+              </w:rPr>
+              <w:instrText xml:space="preserve"> PAGEREF _Toc224152227 \h </w:instrText>
+            </w:r>
+            <w:r>
+              <w:rPr>
+                <w:noProof/>
+                <w:webHidden/>
+              </w:rPr>
+            </w:r>
+            <w:r>
+              <w:rPr>
+                <w:noProof/>
+                <w:webHidden/>
+              </w:rPr>
+              <w:fldChar w:fldCharType="separate"/>
+            </w:r>
+            <w:r>
+              <w:rPr>
+                <w:noProof/>
+                <w:webHidden/>
+              </w:rPr>
+              <w:t>3</w:t>
+            </w:r>
+            <w:r>
+              <w:rPr>
+                <w:noProof/>
+                <w:webHidden/>
+              </w:rPr>
+              <w:fldChar w:fldCharType="end"/>
+            </w:r>
+          </w:hyperlink>
+        </w:p>
+        <w:p>
+          <w:pPr>
+            <w:pStyle w:val="TOC3"/>
+            <w:tabs>
+              <w:tab w:val="right" w:leader="dot" w:pos="9016"/>
+            </w:tabs>
+            <w:rPr>
+              <w:noProof/>
+            </w:rPr>
+          </w:pPr>
+          <w:hyperlink w:anchor="_Toc224152228" w:history="1">
+            <w:r>
+              <w:rPr>
+                <w:rStyle w:val="Hyperlink"/>
+                <w:rFonts w:ascii="Times New Roman" w:eastAsia="Times New Roman" w:hAnsi="Times New Roman" w:cs="Times New Roman"/>
+                <w:b/>
+                <w:bCs/>
+                <w:noProof/>
+                <w:kern w:val="0"/>
+                <w:lang w:val="en-GB" w:eastAsia="en-GB"/>
+                <w14:ligatures w14:val="none"/>
+              </w:rPr>
+              <w:t>03.1.1.3 Rental Strategy</w:t>
+            </w:r>
+            <w:r>
+              <w:rPr>
+                <w:noProof/>
+                <w:webHidden/>
+              </w:rPr>
+              <w:tab/>
+            </w:r>
+            <w:r>
+              <w:rPr>
+                <w:noProof/>
+                <w:webHidden/>
+              </w:rPr>
+              <w:fldChar w:fldCharType="begin"/>
+            </w:r>
+            <w:r>
+              <w:rPr>
+                <w:noProof/>
+                <w:webHidden/>
+              </w:rPr>
+              <w:instrText xml:space="preserve"> PAGEREF _Toc224152228 \h </w:instrText>
+            </w:r>
+            <w:r>
+              <w:rPr>
+                <w:noProof/>
+                <w:webHidden/>
+              </w:rPr>
+            </w:r>
+            <w:r>
+              <w:rPr>
+                <w:noProof/>
+                <w:webHidden/>
+              </w:rPr>
+              <w:fldChar w:fldCharType="separate"/>
+            </w:r>
+            <w:r>
+              <w:rPr>
+                <w:noProof/>
+                <w:webHidden/>
+              </w:rPr>
+              <w:t>3</w:t>
+            </w:r>
+            <w:r>
+              <w:rPr>
+                <w:noProof/>
+                <w:webHidden/>
+              </w:rPr>
+              <w:fldChar w:fldCharType="end"/>
+            </w:r>
+          </w:hyperlink>
+        </w:p>
+        <w:p>
+          <w:pPr>
+            <w:pStyle w:val="TOC3"/>
+            <w:tabs>
+              <w:tab w:val="right" w:leader="dot" w:pos="9016"/>
+            </w:tabs>
+            <w:rPr>
+              <w:noProof/>
+            </w:rPr>
+          </w:pPr>
+          <w:hyperlink w:anchor="_Toc224152229" w:history="1">
+            <w:r>
+              <w:rPr>
+                <w:rStyle w:val="Hyperlink"/>
+                <w:rFonts w:ascii="Times New Roman" w:eastAsia="Times New Roman" w:hAnsi="Times New Roman" w:cs="Times New Roman"/>
+                <w:b/>
+                <w:bCs/>
+                <w:noProof/>
+                <w:kern w:val="0"/>
+                <w:lang w:val="en-GB" w:eastAsia="en-GB"/>
+                <w14:ligatures w14:val="none"/>
+              </w:rPr>
+              <w:t>03.1.1.4 Delegation of Authority (DoA)</w:t>
+            </w:r>
+            <w:r>
+              <w:rPr>
+                <w:noProof/>
+                <w:webHidden/>
+              </w:rPr>
+              <w:tab/>
+            </w:r>
+            <w:r>
+              <w:rPr>
+                <w:noProof/>
+                <w:webHidden/>
+              </w:rPr>
+              <w:fldChar w:fldCharType="begin"/>
+            </w:r>
+            <w:r>
+              <w:rPr>
+                <w:noProof/>
+                <w:webHidden/>
+              </w:rPr>
+              <w:instrText xml:space="preserve"> PAGEREF _Toc224152229 \h </w:instrText>
+            </w:r>
+            <w:r>
+              <w:rPr>
+                <w:noProof/>
+                <w:webHidden/>
+              </w:rPr>
+            </w:r>
+            <w:r>
+              <w:rPr>
+                <w:noProof/>
+                <w:webHidden/>
+              </w:rPr>
+              <w:fldChar w:fldCharType="separate"/>
+            </w:r>
+            <w:r>
+              <w:rPr>
+                <w:noProof/>
+                <w:webHidden/>
+              </w:rPr>
+              <w:t>3</w:t>
+            </w:r>
+            <w:r>
+              <w:rPr>
+                <w:noProof/>
+                <w:webHidden/>
+              </w:rPr>
+              <w:fldChar w:fldCharType="end"/>
+            </w:r>
+          </w:hyperlink>
+        </w:p>
+        <w:p>
+          <w:pPr>
+            <w:pStyle w:val="TOC1"/>
+            <w:tabs>
+              <w:tab w:val="right" w:leader="dot" w:pos="9016"/>
+            </w:tabs>
+            <w:rPr>
+              <w:noProof/>
+            </w:rPr>
+          </w:pPr>
+          <w:hyperlink w:anchor="_Toc224152230" w:history="1">
+            <w:r>
+              <w:rPr>
+                <w:rStyle w:val="Hyperlink"/>
+                <w:rFonts w:ascii="Times New Roman" w:eastAsia="Times New Roman" w:hAnsi="Times New Roman" w:cs="Times New Roman"/>
+                <w:b/>
+                <w:bCs/>
+                <w:noProof/>
+                <w:kern w:val="36"/>
+                <w:lang w:val="en-GB" w:eastAsia="en-GB"/>
+                <w14:ligatures w14:val="none"/>
+              </w:rPr>
+              <w:t>03.2 Tenant Acquisition &amp; Marketing</w:t>
+            </w:r>
+            <w:r>
+              <w:rPr>
+                <w:noProof/>
+                <w:webHidden/>
+              </w:rPr>
+              <w:tab/>
+            </w:r>
+            <w:r>
+              <w:rPr>
+                <w:noProof/>
+                <w:webHidden/>
+              </w:rPr>
+              <w:fldChar w:fldCharType="begin"/>
+            </w:r>
+            <w:r>
+              <w:rPr>
+                <w:noProof/>
+                <w:webHidden/>
+              </w:rPr>
+              <w:instrText xml:space="preserve"> PAGEREF _Toc224152230 \h </w:instrText>
+            </w:r>
+            <w:r>
+              <w:rPr>
+                <w:noProof/>
+                <w:webHidden/>
+              </w:rPr>
+            </w:r>
+            <w:r>
+              <w:rPr>
+                <w:noProof/>
+                <w:webHidden/>
+              </w:rPr>
+              <w:fldChar w:fldCharType="separate"/>
+            </w:r>
+            <w:r>
+              <w:rPr>
+                <w:noProof/>
+                <w:webHidden/>
+              </w:rPr>
+              <w:t>4</w:t>
+            </w:r>
+            <w:r>
+              <w:rPr>
+                <w:noProof/>
+                <w:webHidden/>
+              </w:rPr>
+              <w:fldChar w:fldCharType="end"/>
+            </w:r>
+          </w:hyperlink>
+        </w:p>
+        <w:p>
+          <w:pPr>
+            <w:pStyle w:val="TOC2"/>
+            <w:tabs>
+              <w:tab w:val="right" w:leader="dot" w:pos="9016"/>
+            </w:tabs>
+            <w:rPr>
+              <w:noProof/>
+            </w:rPr>
+          </w:pPr>
+          <w:hyperlink w:anchor="_Toc224152231" w:history="1">
+            <w:r>
+              <w:rPr>
+                <w:rStyle w:val="Hyperlink"/>
+                <w:rFonts w:ascii="Times New Roman" w:eastAsia="Times New Roman" w:hAnsi="Times New Roman" w:cs="Times New Roman"/>
+                <w:b/>
+                <w:bCs/>
+                <w:noProof/>
+                <w:kern w:val="0"/>
+                <w:lang w:val="en-GB" w:eastAsia="en-GB"/>
+                <w14:ligatures w14:val="none"/>
+              </w:rPr>
+              <w:t>03.2.1 Tenant Targeting Procedure</w:t>
+            </w:r>
+            <w:r>
+              <w:rPr>
+                <w:noProof/>
+                <w:webHidden/>
+              </w:rPr>
+              <w:tab/>
+            </w:r>
+            <w:r>
+              <w:rPr>
+                <w:noProof/>
+                <w:webHidden/>
+              </w:rPr>
+              <w:fldChar w:fldCharType="begin"/>
+            </w:r>
+            <w:r>
+              <w:rPr>
+                <w:noProof/>
+                <w:webHidden/>
+              </w:rPr>
+              <w:instrText xml:space="preserve"> PAGEREF _Toc224152231 \h </w:instrText>
+            </w:r>
+            <w:r>
+              <w:rPr>
+                <w:noProof/>
+                <w:webHidden/>
+              </w:rPr>
+            </w:r>
+            <w:r>
+              <w:rPr>
+                <w:noProof/>
+                <w:webHidden/>
+              </w:rPr>
+              <w:fldChar w:fldCharType="separate"/>
+            </w:r>
+            <w:r>
+              <w:rPr>
+                <w:noProof/>
+                <w:webHidden/>
+              </w:rPr>
+              <w:t>4</w:t>
+            </w:r>
+            <w:r>
+              <w:rPr>
+                <w:noProof/>
+                <w:webHidden/>
+              </w:rPr>
+              <w:fldChar w:fldCharType="end"/>
+            </w:r>
+          </w:hyperlink>
+        </w:p>
+        <w:p>
+          <w:pPr>
+            <w:pStyle w:val="TOC3"/>
+            <w:tabs>
+              <w:tab w:val="right" w:leader="dot" w:pos="9016"/>
+            </w:tabs>
+            <w:rPr>
+              <w:noProof/>
+            </w:rPr>
+          </w:pPr>
+          <w:hyperlink w:anchor="_Toc224152232" w:history="1">
+            <w:r>
+              <w:rPr>
+                <w:rStyle w:val="Hyperlink"/>
+                <w:rFonts w:ascii="Times New Roman" w:eastAsia="Times New Roman" w:hAnsi="Times New Roman" w:cs="Times New Roman"/>
+                <w:b/>
+                <w:bCs/>
+                <w:noProof/>
+                <w:kern w:val="0"/>
+                <w:lang w:val="en-GB" w:eastAsia="en-GB"/>
+                <w14:ligatures w14:val="none"/>
+              </w:rPr>
+              <w:t>03.2.1.1 Lead Generation</w:t>
+            </w:r>
+            <w:r>
+              <w:rPr>
+                <w:noProof/>
+                <w:webHidden/>
+              </w:rPr>
+              <w:tab/>
+            </w:r>
+            <w:r>
+              <w:rPr>
+                <w:noProof/>
+                <w:webHidden/>
+              </w:rPr>
+              <w:fldChar w:fldCharType="begin"/>
+            </w:r>
+            <w:r>
+              <w:rPr>
+                <w:noProof/>
+                <w:webHidden/>
+              </w:rPr>
+              <w:instrText xml:space="preserve"> PAGEREF _Toc224152232 \h </w:instrText>
+            </w:r>
+            <w:r>
+              <w:rPr>
+                <w:noProof/>
+                <w:webHidden/>
+              </w:rPr>
+            </w:r>
+            <w:r>
+              <w:rPr>
+                <w:noProof/>
+                <w:webHidden/>
+              </w:rPr>
+              <w:fldChar w:fldCharType="separate"/>
+            </w:r>
+            <w:r>
+              <w:rPr>
+                <w:noProof/>
+                <w:webHidden/>
+              </w:rPr>
+              <w:t>4</w:t>
+            </w:r>
+            <w:r>
+              <w:rPr>
+                <w:noProof/>
+                <w:webHidden/>
+              </w:rPr>
+              <w:fldChar w:fldCharType="end"/>
+            </w:r>
+          </w:hyperlink>
+        </w:p>
+        <w:p>
+          <w:pPr>
+            <w:pStyle w:val="TOC3"/>
+            <w:tabs>
+              <w:tab w:val="right" w:leader="dot" w:pos="9016"/>
+            </w:tabs>
+            <w:rPr>
+              <w:noProof/>
+            </w:rPr>
+          </w:pPr>
+          <w:hyperlink w:anchor="_Toc224152233" w:history="1">
+            <w:r>
+              <w:rPr>
+                <w:rStyle w:val="Hyperlink"/>
+                <w:rFonts w:ascii="Times New Roman" w:eastAsia="Times New Roman" w:hAnsi="Times New Roman" w:cs="Times New Roman"/>
+                <w:b/>
+                <w:bCs/>
+                <w:noProof/>
+                <w:kern w:val="0"/>
+                <w:lang w:val="en-GB" w:eastAsia="en-GB"/>
+                <w14:ligatures w14:val="none"/>
+              </w:rPr>
+              <w:t>03.2.1.2 Tenant Pre-Screening</w:t>
+            </w:r>
+            <w:r>
+              <w:rPr>
+                <w:noProof/>
+                <w:webHidden/>
+              </w:rPr>
+              <w:tab/>
+            </w:r>
+            <w:r>
+              <w:rPr>
+                <w:noProof/>
+                <w:webHidden/>
+              </w:rPr>
+              <w:fldChar w:fldCharType="begin"/>
+            </w:r>
+            <w:r>
+              <w:rPr>
+                <w:noProof/>
+                <w:webHidden/>
+              </w:rPr>
+              <w:instrText xml:space="preserve"> PAGEREF _Toc224152233 \h </w:instrText>
+            </w:r>
+            <w:r>
+              <w:rPr>
+                <w:noProof/>
+                <w:webHidden/>
+              </w:rPr>
+            </w:r>
+            <w:r>
+              <w:rPr>
+                <w:noProof/>
+                <w:webHidden/>
+              </w:rPr>
+              <w:fldChar w:fldCharType="separate"/>
+            </w:r>
+            <w:r>
+              <w:rPr>
+                <w:noProof/>
+                <w:webHidden/>
+              </w:rPr>
+              <w:t>4</w:t>
+            </w:r>
+            <w:r>
+              <w:rPr>
+                <w:noProof/>
+                <w:webHidden/>
+              </w:rPr>
+              <w:fldChar w:fldCharType="end"/>
+            </w:r>
+          </w:hyperlink>
+        </w:p>
+        <w:p>
+          <w:pPr>
+            <w:pStyle w:val="TOC3"/>
+            <w:tabs>
+              <w:tab w:val="right" w:leader="dot" w:pos="9016"/>
+            </w:tabs>
+            <w:rPr>
+              <w:noProof/>
+            </w:rPr>
+          </w:pPr>
+          <w:hyperlink w:anchor="_Toc224152234" w:history="1">
+            <w:r>
+              <w:rPr>
+                <w:rStyle w:val="Hyperlink"/>
+                <w:rFonts w:ascii="Times New Roman" w:eastAsia="Times New Roman" w:hAnsi="Times New Roman" w:cs="Times New Roman"/>
+                <w:b/>
+                <w:bCs/>
+                <w:noProof/>
+                <w:kern w:val="0"/>
+                <w:lang w:val="en-GB" w:eastAsia="en-GB"/>
+                <w14:ligatures w14:val="none"/>
+              </w:rPr>
+              <w:t>03.2.1.3 Tenant Risk Rating</w:t>
+            </w:r>
+            <w:r>
+              <w:rPr>
+                <w:noProof/>
+                <w:webHidden/>
+              </w:rPr>
+              <w:tab/>
+            </w:r>
+            <w:r>
+              <w:rPr>
+                <w:noProof/>
+                <w:webHidden/>
+              </w:rPr>
+              <w:fldChar w:fldCharType="begin"/>
+            </w:r>
+            <w:r>
+              <w:rPr>
+                <w:noProof/>
+                <w:webHidden/>
+              </w:rPr>
+              <w:instrText xml:space="preserve"> PAGEREF _Toc224152234 \h </w:instrText>
+            </w:r>
+            <w:r>
+              <w:rPr>
+                <w:noProof/>
+                <w:webHidden/>
+              </w:rPr>
+            </w:r>
+            <w:r>
+              <w:rPr>
+                <w:noProof/>
+                <w:webHidden/>
+              </w:rPr>
+              <w:fldChar w:fldCharType="separate"/>
+            </w:r>
+            <w:r>
+              <w:rPr>
+                <w:noProof/>
+                <w:webHidden/>
+              </w:rPr>
+              <w:t>4</w:t>
+            </w:r>
+            <w:r>
+              <w:rPr>
+                <w:noProof/>
+                <w:webHidden/>
+              </w:rPr>
+              <w:fldChar w:fldCharType="end"/>
+            </w:r>
+          </w:hyperlink>
+        </w:p>
+        <w:p>
+          <w:pPr>
+            <w:pStyle w:val="TOC1"/>
+            <w:tabs>
+              <w:tab w:val="right" w:leader="dot" w:pos="9016"/>
+            </w:tabs>
+            <w:rPr>
+              <w:noProof/>
+            </w:rPr>
+          </w:pPr>
+          <w:hyperlink w:anchor="_Toc224152235" w:history="1">
+            <w:r>
+              <w:rPr>
+                <w:rStyle w:val="Hyperlink"/>
+                <w:rFonts w:ascii="Times New Roman" w:eastAsia="Times New Roman" w:hAnsi="Times New Roman" w:cs="Times New Roman"/>
+                <w:b/>
+                <w:bCs/>
+                <w:noProof/>
+                <w:kern w:val="36"/>
+                <w:lang w:val="en-GB" w:eastAsia="en-GB"/>
+                <w14:ligatures w14:val="none"/>
+              </w:rPr>
+              <w:t>03.3 Lease Structuring &amp; Negotiation</w:t>
+            </w:r>
+            <w:r>
+              <w:rPr>
+                <w:noProof/>
+                <w:webHidden/>
+              </w:rPr>
+              <w:tab/>
+            </w:r>
+            <w:r>
+              <w:rPr>
+                <w:noProof/>
+                <w:webHidden/>
+              </w:rPr>
+              <w:fldChar w:fldCharType="begin"/>
+            </w:r>
+            <w:r>
+              <w:rPr>
+                <w:noProof/>
+                <w:webHidden/>
+              </w:rPr>
+              <w:instrText xml:space="preserve"> PAGEREF _Toc224152235 \h </w:instrText>
+            </w:r>
+            <w:r>
+              <w:rPr>
+                <w:noProof/>
+                <w:webHidden/>
+              </w:rPr>
+            </w:r>
+            <w:r>
+              <w:rPr>
+                <w:noProof/>
+                <w:webHidden/>
+              </w:rPr>
+              <w:fldChar w:fldCharType="separate"/>
+            </w:r>
+            <w:r>
+              <w:rPr>
+                <w:noProof/>
+                <w:webHidden/>
+              </w:rPr>
+              <w:t>4</w:t>
+            </w:r>
+            <w:r>
+              <w:rPr>
+                <w:noProof/>
+                <w:webHidden/>
+              </w:rPr>
+              <w:fldChar w:fldCharType="end"/>
+            </w:r>
+          </w:hyperlink>
+        </w:p>
+        <w:p>
+          <w:pPr>
+            <w:pStyle w:val="TOC2"/>
+            <w:tabs>
+              <w:tab w:val="right" w:leader="dot" w:pos="9016"/>
+            </w:tabs>
+            <w:rPr>
+              <w:noProof/>
+            </w:rPr>
+          </w:pPr>
+          <w:hyperlink w:anchor="_Toc224152236" w:history="1">
+            <w:r>
+              <w:rPr>
+                <w:rStyle w:val="Hyperlink"/>
+                <w:rFonts w:ascii="Times New Roman" w:eastAsia="Times New Roman" w:hAnsi="Times New Roman" w:cs="Times New Roman"/>
+                <w:b/>
+                <w:bCs/>
+                <w:noProof/>
+                <w:kern w:val="0"/>
+                <w:lang w:val="en-GB" w:eastAsia="en-GB"/>
+                <w14:ligatures w14:val="none"/>
+              </w:rPr>
+              <w:t>03.3.1 Commercial Terms Structuring</w:t>
+            </w:r>
+            <w:r>
+              <w:rPr>
+                <w:noProof/>
+                <w:webHidden/>
+              </w:rPr>
+              <w:tab/>
+            </w:r>
+            <w:r>
+              <w:rPr>
+                <w:noProof/>
+                <w:webHidden/>
+              </w:rPr>
+              <w:fldChar w:fldCharType="begin"/>
+            </w:r>
+            <w:r>
+              <w:rPr>
+                <w:noProof/>
+                <w:webHidden/>
+              </w:rPr>
+              <w:instrText xml:space="preserve"> PAGEREF _Toc224152236 \h </w:instrText>
+            </w:r>
+            <w:r>
+              <w:rPr>
+                <w:noProof/>
+                <w:webHidden/>
+              </w:rPr>
+            </w:r>
+            <w:r>
+              <w:rPr>
+                <w:noProof/>
+                <w:webHidden/>
+              </w:rPr>
+              <w:fldChar w:fldCharType="separate"/>
+            </w:r>
+            <w:r>
+              <w:rPr>
+                <w:noProof/>
+                <w:webHidden/>
+              </w:rPr>
+              <w:t>4</w:t>
+            </w:r>
+            <w:r>
+              <w:rPr>
+                <w:noProof/>
+                <w:webHidden/>
+              </w:rPr>
+              <w:fldChar w:fldCharType="end"/>
+            </w:r>
+          </w:hyperlink>
+        </w:p>
+        <w:p>
+          <w:pPr>
+            <w:pStyle w:val="TOC3"/>
+            <w:tabs>
+              <w:tab w:val="right" w:leader="dot" w:pos="9016"/>
+            </w:tabs>
+            <w:rPr>
+              <w:noProof/>
+            </w:rPr>
+          </w:pPr>
+          <w:hyperlink w:anchor="_Toc224152237" w:history="1">
+            <w:r>
+              <w:rPr>
+                <w:rStyle w:val="Hyperlink"/>
+                <w:rFonts w:ascii="Times New Roman" w:eastAsia="Times New Roman" w:hAnsi="Times New Roman" w:cs="Times New Roman"/>
+                <w:b/>
+                <w:bCs/>
+                <w:noProof/>
+                <w:kern w:val="0"/>
+                <w:lang w:val="en-GB" w:eastAsia="en-GB"/>
+                <w14:ligatures w14:val="none"/>
+              </w:rPr>
+              <w:t>03.3.1.1 Core Lease Terms</w:t>
+            </w:r>
+            <w:r>
+              <w:rPr>
+                <w:noProof/>
+                <w:webHidden/>
+              </w:rPr>
+              <w:tab/>
+            </w:r>
+            <w:r>
+              <w:rPr>
+                <w:noProof/>
+                <w:webHidden/>
+              </w:rPr>
+              <w:fldChar w:fldCharType="begin"/>
+            </w:r>
+            <w:r>
+              <w:rPr>
+                <w:noProof/>
+                <w:webHidden/>
+              </w:rPr>
+              <w:instrText xml:space="preserve"> PAGEREF _Toc224152237 \h </w:instrText>
+            </w:r>
+            <w:r>
+              <w:rPr>
+                <w:noProof/>
+                <w:webHidden/>
+              </w:rPr>
+            </w:r>
+            <w:r>
+              <w:rPr>
+                <w:noProof/>
+                <w:webHidden/>
+              </w:rPr>
+              <w:fldChar w:fldCharType="separate"/>
+            </w:r>
+            <w:r>
+              <w:rPr>
+                <w:noProof/>
+                <w:webHidden/>
+              </w:rPr>
+              <w:t>4</w:t>
+            </w:r>
+            <w:r>
+              <w:rPr>
+                <w:noProof/>
+                <w:webHidden/>
+              </w:rPr>
+              <w:fldChar w:fldCharType="end"/>
+            </w:r>
+          </w:hyperlink>
+        </w:p>
+        <w:p>
+          <w:pPr>
+            <w:pStyle w:val="TOC3"/>
+            <w:tabs>
+              <w:tab w:val="right" w:leader="dot" w:pos="9016"/>
+            </w:tabs>
+            <w:rPr>
+              <w:noProof/>
+            </w:rPr>
+          </w:pPr>
+          <w:hyperlink w:anchor="_Toc224152238" w:history="1">
+            <w:r>
+              <w:rPr>
+                <w:rStyle w:val="Hyperlink"/>
+                <w:rFonts w:ascii="Times New Roman" w:eastAsia="Times New Roman" w:hAnsi="Times New Roman" w:cs="Times New Roman"/>
+                <w:b/>
+                <w:bCs/>
+                <w:noProof/>
+                <w:kern w:val="0"/>
+                <w:lang w:val="en-GB" w:eastAsia="en-GB"/>
+                <w14:ligatures w14:val="none"/>
+              </w:rPr>
+              <w:t>03.3.1.2 Financial Modeling</w:t>
+            </w:r>
+            <w:r>
+              <w:rPr>
+                <w:noProof/>
+                <w:webHidden/>
+              </w:rPr>
+              <w:tab/>
+            </w:r>
+            <w:r>
+              <w:rPr>
+                <w:noProof/>
+                <w:webHidden/>
+              </w:rPr>
+              <w:fldChar w:fldCharType="begin"/>
+            </w:r>
+            <w:r>
+              <w:rPr>
+                <w:noProof/>
+                <w:webHidden/>
+              </w:rPr>
+              <w:instrText xml:space="preserve"> PAGEREF _Toc224152238 \h </w:instrText>
+            </w:r>
+            <w:r>
+              <w:rPr>
+                <w:noProof/>
+                <w:webHidden/>
+              </w:rPr>
+            </w:r>
+            <w:r>
+              <w:rPr>
+                <w:noProof/>
+                <w:webHidden/>
+              </w:rPr>
+              <w:fldChar w:fldCharType="separate"/>
+            </w:r>
+            <w:r>
+              <w:rPr>
+                <w:noProof/>
+                <w:webHidden/>
+              </w:rPr>
+              <w:t>4</w:t>
+            </w:r>
+            <w:r>
+              <w:rPr>
+                <w:noProof/>
+                <w:webHidden/>
+              </w:rPr>
+              <w:fldChar w:fldCharType="end"/>
+            </w:r>
+          </w:hyperlink>
+        </w:p>
+        <w:p>
+          <w:pPr>
+            <w:pStyle w:val="TOC3"/>
+            <w:tabs>
+              <w:tab w:val="right" w:leader="dot" w:pos="9016"/>
+            </w:tabs>
+            <w:rPr>
+              <w:noProof/>
+            </w:rPr>
+          </w:pPr>
+          <w:hyperlink w:anchor="_Toc224152239" w:history="1">
+            <w:r>
+              <w:rPr>
+                <w:rStyle w:val="Hyperlink"/>
+                <w:rFonts w:ascii="Times New Roman" w:eastAsia="Times New Roman" w:hAnsi="Times New Roman" w:cs="Times New Roman"/>
+                <w:b/>
+                <w:bCs/>
+                <w:noProof/>
+                <w:kern w:val="0"/>
+                <w:lang w:val="en-GB" w:eastAsia="en-GB"/>
+                <w14:ligatures w14:val="none"/>
+              </w:rPr>
+              <w:t>03.3.1.3 Incentives Governance</w:t>
+            </w:r>
+            <w:r>
+              <w:rPr>
+                <w:noProof/>
+                <w:webHidden/>
+              </w:rPr>
+              <w:tab/>
+            </w:r>
+            <w:r>
+              <w:rPr>
+                <w:noProof/>
+                <w:webHidden/>
+              </w:rPr>
+              <w:fldChar w:fldCharType="begin"/>
+            </w:r>
+            <w:r>
+              <w:rPr>
+                <w:noProof/>
+                <w:webHidden/>
+              </w:rPr>
+              <w:instrText xml:space="preserve"> PAGEREF _Toc224152239 \h </w:instrText>
+            </w:r>
+            <w:r>
+              <w:rPr>
+                <w:noProof/>
+                <w:webHidden/>
+              </w:rPr>
+            </w:r>
+            <w:r>
+              <w:rPr>
+                <w:noProof/>
+                <w:webHidden/>
+              </w:rPr>
+              <w:fldChar w:fldCharType="separate"/>
+            </w:r>
+            <w:r>
+              <w:rPr>
+                <w:noProof/>
+                <w:webHidden/>
+              </w:rPr>
+              <w:t>5</w:t>
+            </w:r>
+            <w:r>
+              <w:rPr>
+                <w:noProof/>
+                <w:webHidden/>
+              </w:rPr>
+              <w:fldChar w:fldCharType="end"/>
+            </w:r>
+          </w:hyperlink>
+        </w:p>
+        <w:p>
+          <w:pPr>
+            <w:pStyle w:val="TOC1"/>
+            <w:tabs>
+              <w:tab w:val="right" w:leader="dot" w:pos="9016"/>
+            </w:tabs>
+            <w:rPr>
+              <w:noProof/>
+            </w:rPr>
+          </w:pPr>
+          <w:hyperlink w:anchor="_Toc224152240" w:history="1">
+            <w:r>
+              <w:rPr>
+                <w:rStyle w:val="Hyperlink"/>
+                <w:rFonts w:ascii="Times New Roman" w:eastAsia="Times New Roman" w:hAnsi="Times New Roman" w:cs="Times New Roman"/>
+                <w:b/>
+                <w:bCs/>
+                <w:noProof/>
+                <w:kern w:val="36"/>
+                <w:lang w:val="en-GB" w:eastAsia="en-GB"/>
+                <w14:ligatures w14:val="none"/>
+              </w:rPr>
+              <w:t>03.4 Lease Approval &amp; Contracting</w:t>
+            </w:r>
+            <w:r>
+              <w:rPr>
+                <w:noProof/>
+                <w:webHidden/>
+              </w:rPr>
+              <w:tab/>
+            </w:r>
+            <w:r>
+              <w:rPr>
+                <w:noProof/>
+                <w:webHidden/>
+              </w:rPr>
+              <w:fldChar w:fldCharType="begin"/>
+            </w:r>
+            <w:r>
+              <w:rPr>
+                <w:noProof/>
+                <w:webHidden/>
+              </w:rPr>
+              <w:instrText xml:space="preserve"> PAGEREF _Toc224152240 \h </w:instrText>
+            </w:r>
+            <w:r>
+              <w:rPr>
+                <w:noProof/>
+                <w:webHidden/>
+              </w:rPr>
+            </w:r>
+            <w:r>
+              <w:rPr>
+                <w:noProof/>
+                <w:webHidden/>
+              </w:rPr>
+              <w:fldChar w:fldCharType="separate"/>
+            </w:r>
+            <w:r>
+              <w:rPr>
+                <w:noProof/>
+                <w:webHidden/>
+              </w:rPr>
+              <w:t>5</w:t>
+            </w:r>
+            <w:r>
+              <w:rPr>
+                <w:noProof/>
+                <w:webHidden/>
+              </w:rPr>
+              <w:fldChar w:fldCharType="end"/>
+            </w:r>
+          </w:hyperlink>
+        </w:p>
+        <w:p>
+          <w:pPr>
+            <w:pStyle w:val="TOC2"/>
+            <w:tabs>
+              <w:tab w:val="right" w:leader="dot" w:pos="9016"/>
+            </w:tabs>
+            <w:rPr>
+              <w:noProof/>
+            </w:rPr>
+          </w:pPr>
+          <w:hyperlink w:anchor="_Toc224152241" w:history="1">
+            <w:r>
+              <w:rPr>
+                <w:rStyle w:val="Hyperlink"/>
+                <w:rFonts w:ascii="Times New Roman" w:eastAsia="Times New Roman" w:hAnsi="Times New Roman" w:cs="Times New Roman"/>
+                <w:b/>
+                <w:bCs/>
+                <w:noProof/>
+                <w:kern w:val="0"/>
+                <w:lang w:val="en-GB" w:eastAsia="en-GB"/>
+                <w14:ligatures w14:val="none"/>
+              </w:rPr>
+              <w:t>03.4.1 Lease Approval Workflow</w:t>
+            </w:r>
+            <w:r>
+              <w:rPr>
+                <w:noProof/>
+                <w:webHidden/>
+              </w:rPr>
+              <w:tab/>
+            </w:r>
+            <w:r>
+              <w:rPr>
+                <w:noProof/>
+                <w:webHidden/>
+              </w:rPr>
+              <w:fldChar w:fldCharType="begin"/>
+            </w:r>
+            <w:r>
+              <w:rPr>
+                <w:noProof/>
+                <w:webHidden/>
+              </w:rPr>
+              <w:instrText xml:space="preserve"> PAGEREF _Toc224152241 \h </w:instrText>
+            </w:r>
+            <w:r>
+              <w:rPr>
+                <w:noProof/>
+                <w:webHidden/>
+              </w:rPr>
+            </w:r>
+            <w:r>
+              <w:rPr>
+                <w:noProof/>
+                <w:webHidden/>
+              </w:rPr>
+              <w:fldChar w:fldCharType="separate"/>
+            </w:r>
+            <w:r>
+              <w:rPr>
+                <w:noProof/>
+                <w:webHidden/>
+              </w:rPr>
+              <w:t>5</w:t>
+            </w:r>
+            <w:r>
+              <w:rPr>
+                <w:noProof/>
+                <w:webHidden/>
+              </w:rPr>
+              <w:fldChar w:fldCharType="end"/>
+            </w:r>
+          </w:hyperlink>
+        </w:p>
+        <w:p>
+          <w:pPr>
+            <w:pStyle w:val="TOC3"/>
+            <w:tabs>
+              <w:tab w:val="right" w:leader="dot" w:pos="9016"/>
+            </w:tabs>
+            <w:rPr>
+              <w:noProof/>
+            </w:rPr>
+          </w:pPr>
+          <w:hyperlink w:anchor="_Toc224152242" w:history="1">
+            <w:r>
+              <w:rPr>
+                <w:rStyle w:val="Hyperlink"/>
+                <w:rFonts w:ascii="Times New Roman" w:eastAsia="Times New Roman" w:hAnsi="Times New Roman" w:cs="Times New Roman"/>
+                <w:b/>
+                <w:bCs/>
+                <w:noProof/>
+                <w:kern w:val="0"/>
+                <w:lang w:val="en-GB" w:eastAsia="en-GB"/>
+                <w14:ligatures w14:val="none"/>
+              </w:rPr>
+              <w:t>03.4.1.1 Internal Review</w:t>
+            </w:r>
+            <w:r>
+              <w:rPr>
+                <w:noProof/>
+                <w:webHidden/>
+              </w:rPr>
+              <w:tab/>
+            </w:r>
+            <w:r>
+              <w:rPr>
+                <w:noProof/>
+                <w:webHidden/>
+              </w:rPr>
+              <w:fldChar w:fldCharType="begin"/>
+            </w:r>
+            <w:r>
+              <w:rPr>
+                <w:noProof/>
+                <w:webHidden/>
+              </w:rPr>
+              <w:instrText xml:space="preserve"> PAGEREF _Toc224152242 \h </w:instrText>
+            </w:r>
+            <w:r>
+              <w:rPr>
+                <w:noProof/>
+                <w:webHidden/>
+              </w:rPr>
+            </w:r>
+            <w:r>
+              <w:rPr>
+                <w:noProof/>
+                <w:webHidden/>
+              </w:rPr>
+              <w:fldChar w:fldCharType="separate"/>
+            </w:r>
+            <w:r>
+              <w:rPr>
+                <w:noProof/>
+                <w:webHidden/>
+              </w:rPr>
+              <w:t>5</w:t>
+            </w:r>
+            <w:r>
+              <w:rPr>
+                <w:noProof/>
+                <w:webHidden/>
+              </w:rPr>
+              <w:fldChar w:fldCharType="end"/>
+            </w:r>
+          </w:hyperlink>
+        </w:p>
+        <w:p>
+          <w:pPr>
+            <w:pStyle w:val="TOC3"/>
+            <w:tabs>
+              <w:tab w:val="right" w:leader="dot" w:pos="9016"/>
+            </w:tabs>
+            <w:rPr>
+              <w:noProof/>
+            </w:rPr>
+          </w:pPr>
+          <w:hyperlink w:anchor="_Toc224152243" w:history="1">
+            <w:r>
+              <w:rPr>
+                <w:rStyle w:val="Hyperlink"/>
+                <w:rFonts w:ascii="Times New Roman" w:eastAsia="Times New Roman" w:hAnsi="Times New Roman" w:cs="Times New Roman"/>
+                <w:b/>
+                <w:bCs/>
+                <w:noProof/>
+                <w:kern w:val="0"/>
+                <w:lang w:val="en-GB" w:eastAsia="en-GB"/>
+                <w14:ligatures w14:val="none"/>
+              </w:rPr>
+              <w:t>03.4.1.2 Risk &amp; Compliance Check</w:t>
+            </w:r>
+            <w:r>
+              <w:rPr>
+                <w:noProof/>
+                <w:webHidden/>
+              </w:rPr>
+              <w:tab/>
+            </w:r>
+            <w:r>
+              <w:rPr>
+                <w:noProof/>
+                <w:webHidden/>
+              </w:rPr>
+              <w:fldChar w:fldCharType="begin"/>
+            </w:r>
+            <w:r>
+              <w:rPr>
+                <w:noProof/>
+                <w:webHidden/>
+              </w:rPr>
+              <w:instrText xml:space="preserve"> PAGEREF _Toc224152243 \h </w:instrText>
+            </w:r>
+            <w:r>
+              <w:rPr>
+                <w:noProof/>
+                <w:webHidden/>
+              </w:rPr>
+            </w:r>
+            <w:r>
+              <w:rPr>
+                <w:noProof/>
+                <w:webHidden/>
+              </w:rPr>
+              <w:fldChar w:fldCharType="separate"/>
+            </w:r>
+            <w:r>
+              <w:rPr>
+                <w:noProof/>
+                <w:webHidden/>
+              </w:rPr>
+              <w:t>5</w:t>
+            </w:r>
+            <w:r>
+              <w:rPr>
+                <w:noProof/>
+                <w:webHidden/>
+              </w:rPr>
+              <w:fldChar w:fldCharType="end"/>
+            </w:r>
+          </w:hyperlink>
+        </w:p>
+        <w:p>
+          <w:pPr>
+            <w:pStyle w:val="TOC3"/>
+            <w:tabs>
+              <w:tab w:val="right" w:leader="dot" w:pos="9016"/>
+            </w:tabs>
+            <w:rPr>
+              <w:noProof/>
+            </w:rPr>
+          </w:pPr>
+          <w:hyperlink w:anchor="_Toc224152244" w:history="1">
+            <w:r>
+              <w:rPr>
+                <w:rStyle w:val="Hyperlink"/>
+                <w:rFonts w:ascii="Times New Roman" w:eastAsia="Times New Roman" w:hAnsi="Times New Roman" w:cs="Times New Roman"/>
+                <w:b/>
+                <w:bCs/>
+                <w:noProof/>
+                <w:kern w:val="0"/>
+                <w:lang w:val="en-GB" w:eastAsia="en-GB"/>
+                <w14:ligatures w14:val="none"/>
+              </w:rPr>
+              <w:t>03.4.1.3 Approval Committee</w:t>
+            </w:r>
+            <w:r>
+              <w:rPr>
+                <w:noProof/>
+                <w:webHidden/>
+              </w:rPr>
+              <w:tab/>
+            </w:r>
+            <w:r>
+              <w:rPr>
+                <w:noProof/>
+                <w:webHidden/>
+              </w:rPr>
+              <w:fldChar w:fldCharType="begin"/>
+            </w:r>
+            <w:r>
+              <w:rPr>
+                <w:noProof/>
+                <w:webHidden/>
+              </w:rPr>
+              <w:instrText xml:space="preserve"> PAGEREF _Toc224152244 \h </w:instrText>
+            </w:r>
+            <w:r>
+              <w:rPr>
+                <w:noProof/>
+                <w:webHidden/>
+              </w:rPr>
+            </w:r>
+            <w:r>
+              <w:rPr>
+                <w:noProof/>
+                <w:webHidden/>
+              </w:rPr>
+              <w:fldChar w:fldCharType="separate"/>
+            </w:r>
+            <w:r>
+              <w:rPr>
+                <w:noProof/>
+                <w:webHidden/>
+              </w:rPr>
+              <w:t>5</w:t>
+            </w:r>
+            <w:r>
+              <w:rPr>
+                <w:noProof/>
+                <w:webHidden/>
+              </w:rPr>
+              <w:fldChar w:fldCharType="end"/>
+            </w:r>
+          </w:hyperlink>
+        </w:p>
+        <w:p>
+          <w:pPr>
+            <w:pStyle w:val="TOC3"/>
+            <w:tabs>
+              <w:tab w:val="right" w:leader="dot" w:pos="9016"/>
+            </w:tabs>
+            <w:rPr>
+              <w:noProof/>
+            </w:rPr>
+          </w:pPr>
+          <w:hyperlink w:anchor="_Toc224152245" w:history="1">
+            <w:r>
+              <w:rPr>
+                <w:rStyle w:val="Hyperlink"/>
+                <w:rFonts w:ascii="Times New Roman" w:eastAsia="Times New Roman" w:hAnsi="Times New Roman" w:cs="Times New Roman"/>
+                <w:b/>
+                <w:bCs/>
+                <w:noProof/>
+                <w:kern w:val="0"/>
+                <w:lang w:val="en-GB" w:eastAsia="en-GB"/>
+                <w14:ligatures w14:val="none"/>
+              </w:rPr>
+              <w:t>03.4.1.4 Contract Execution</w:t>
+            </w:r>
+            <w:r>
+              <w:rPr>
+                <w:noProof/>
+                <w:webHidden/>
+              </w:rPr>
+              <w:tab/>
+            </w:r>
+            <w:r>
+              <w:rPr>
+                <w:noProof/>
+                <w:webHidden/>
+              </w:rPr>
+              <w:fldChar w:fldCharType="begin"/>
+            </w:r>
+            <w:r>
+              <w:rPr>
+                <w:noProof/>
+                <w:webHidden/>
+              </w:rPr>
+              <w:instrText xml:space="preserve"> PAGEREF _Toc224152245 \h </w:instrText>
+            </w:r>
+            <w:r>
+              <w:rPr>
+                <w:noProof/>
+                <w:webHidden/>
+              </w:rPr>
+            </w:r>
+            <w:r>
+              <w:rPr>
+                <w:noProof/>
+                <w:webHidden/>
+              </w:rPr>
+              <w:fldChar w:fldCharType="separate"/>
+            </w:r>
+            <w:r>
+              <w:rPr>
+                <w:noProof/>
+                <w:webHidden/>
+              </w:rPr>
+              <w:t>5</w:t>
+            </w:r>
+            <w:r>
+              <w:rPr>
+                <w:noProof/>
+                <w:webHidden/>
+              </w:rPr>
+              <w:fldChar w:fldCharType="end"/>
+            </w:r>
+          </w:hyperlink>
+        </w:p>
+        <w:p>
+          <w:pPr>
+            <w:pStyle w:val="TOC1"/>
+            <w:tabs>
+              <w:tab w:val="right" w:leader="dot" w:pos="9016"/>
+            </w:tabs>
+            <w:rPr>
+              <w:noProof/>
+            </w:rPr>
+          </w:pPr>
+          <w:hyperlink w:anchor="_Toc224152246" w:history="1">
+            <w:r>
+              <w:rPr>
+                <w:rStyle w:val="Hyperlink"/>
+                <w:rFonts w:ascii="Times New Roman" w:eastAsia="Times New Roman" w:hAnsi="Times New Roman" w:cs="Times New Roman"/>
+                <w:b/>
+                <w:bCs/>
+                <w:noProof/>
+                <w:kern w:val="36"/>
+                <w:lang w:val="en-GB" w:eastAsia="en-GB"/>
+                <w14:ligatures w14:val="none"/>
+              </w:rPr>
+              <w:t>03.5 Lease Administration &amp; Monitoring</w:t>
+            </w:r>
+            <w:r>
+              <w:rPr>
+                <w:noProof/>
+                <w:webHidden/>
+              </w:rPr>
+              <w:tab/>
+            </w:r>
+            <w:r>
+              <w:rPr>
+                <w:noProof/>
+                <w:webHidden/>
+              </w:rPr>
+              <w:fldChar w:fldCharType="begin"/>
+            </w:r>
+            <w:r>
+              <w:rPr>
+                <w:noProof/>
+                <w:webHidden/>
+              </w:rPr>
+              <w:instrText xml:space="preserve"> PAGEREF _Toc224152246 \h </w:instrText>
+            </w:r>
+            <w:r>
+              <w:rPr>
+                <w:noProof/>
+                <w:webHidden/>
+              </w:rPr>
+            </w:r>
+            <w:r>
+              <w:rPr>
+                <w:noProof/>
+                <w:webHidden/>
+              </w:rPr>
+              <w:fldChar w:fldCharType="separate"/>
+            </w:r>
+            <w:r>
+              <w:rPr>
+                <w:noProof/>
+                <w:webHidden/>
+              </w:rPr>
+              <w:t>6</w:t>
+            </w:r>
+            <w:r>
+              <w:rPr>
+                <w:noProof/>
+                <w:webHidden/>
+              </w:rPr>
+              <w:fldChar w:fldCharType="end"/>
+            </w:r>
+          </w:hyperlink>
+        </w:p>
+        <w:p>
+          <w:pPr>
+            <w:pStyle w:val="TOC2"/>
+            <w:tabs>
+              <w:tab w:val="right" w:leader="dot" w:pos="9016"/>
+            </w:tabs>
+            <w:rPr>
+              <w:noProof/>
+            </w:rPr>
+          </w:pPr>
+          <w:hyperlink w:anchor="_Toc224152247" w:history="1">
+            <w:r>
+              <w:rPr>
+                <w:rStyle w:val="Hyperlink"/>
+                <w:rFonts w:ascii="Times New Roman" w:eastAsia="Times New Roman" w:hAnsi="Times New Roman" w:cs="Times New Roman"/>
+                <w:b/>
+                <w:bCs/>
+                <w:noProof/>
+                <w:kern w:val="0"/>
+                <w:lang w:val="en-GB" w:eastAsia="en-GB"/>
+                <w14:ligatures w14:val="none"/>
+              </w:rPr>
+              <w:t>03.5.1 Lease Setup Procedure</w:t>
+            </w:r>
+            <w:r>
+              <w:rPr>
+                <w:noProof/>
+                <w:webHidden/>
+              </w:rPr>
+              <w:tab/>
+            </w:r>
+            <w:r>
+              <w:rPr>
+                <w:noProof/>
+                <w:webHidden/>
+              </w:rPr>
+              <w:fldChar w:fldCharType="begin"/>
+            </w:r>
+            <w:r>
+              <w:rPr>
+                <w:noProof/>
+                <w:webHidden/>
+              </w:rPr>
+              <w:instrText xml:space="preserve"> PAGEREF _Toc224152247 \h </w:instrText>
+            </w:r>
+            <w:r>
+              <w:rPr>
+                <w:noProof/>
+                <w:webHidden/>
+              </w:rPr>
+            </w:r>
+            <w:r>
+              <w:rPr>
+                <w:noProof/>
+                <w:webHidden/>
+              </w:rPr>
+              <w:fldChar w:fldCharType="separate"/>
+            </w:r>
+            <w:r>
+              <w:rPr>
+                <w:noProof/>
+                <w:webHidden/>
+              </w:rPr>
+              <w:t>6</w:t>
+            </w:r>
+            <w:r>
+              <w:rPr>
+                <w:noProof/>
+                <w:webHidden/>
+              </w:rPr>
+              <w:fldChar w:fldCharType="end"/>
+            </w:r>
+          </w:hyperlink>
+        </w:p>
+        <w:p>
+          <w:pPr>
+            <w:pStyle w:val="TOC3"/>
+            <w:tabs>
+              <w:tab w:val="right" w:leader="dot" w:pos="9016"/>
+            </w:tabs>
+            <w:rPr>
+              <w:noProof/>
+            </w:rPr>
+          </w:pPr>
+          <w:hyperlink w:anchor="_Toc224152248" w:history="1">
+            <w:r>
+              <w:rPr>
+                <w:rStyle w:val="Hyperlink"/>
+                <w:rFonts w:ascii="Times New Roman" w:eastAsia="Times New Roman" w:hAnsi="Times New Roman" w:cs="Times New Roman"/>
+                <w:b/>
+                <w:bCs/>
+                <w:noProof/>
+                <w:kern w:val="0"/>
+                <w:lang w:val="en-GB" w:eastAsia="en-GB"/>
+                <w14:ligatures w14:val="none"/>
+              </w:rPr>
+              <w:t>03.5.1.1 ERP Registration</w:t>
+            </w:r>
+            <w:r>
+              <w:rPr>
+                <w:noProof/>
+                <w:webHidden/>
+              </w:rPr>
+              <w:tab/>
+            </w:r>
+            <w:r>
+              <w:rPr>
+                <w:noProof/>
+                <w:webHidden/>
+              </w:rPr>
+              <w:fldChar w:fldCharType="begin"/>
+            </w:r>
+            <w:r>
+              <w:rPr>
+                <w:noProof/>
+                <w:webHidden/>
+              </w:rPr>
+              <w:instrText xml:space="preserve"> PAGEREF _Toc224152248 \h </w:instrText>
+            </w:r>
+            <w:r>
+              <w:rPr>
+                <w:noProof/>
+                <w:webHidden/>
+              </w:rPr>
+            </w:r>
+            <w:r>
+              <w:rPr>
+                <w:noProof/>
+                <w:webHidden/>
+              </w:rPr>
+              <w:fldChar w:fldCharType="separate"/>
+            </w:r>
+            <w:r>
+              <w:rPr>
+                <w:noProof/>
+                <w:webHidden/>
+              </w:rPr>
+              <w:t>6</w:t>
+            </w:r>
+            <w:r>
+              <w:rPr>
+                <w:noProof/>
+                <w:webHidden/>
+              </w:rPr>
+              <w:fldChar w:fldCharType="end"/>
+            </w:r>
+          </w:hyperlink>
+        </w:p>
+        <w:p>
+          <w:pPr>
+            <w:pStyle w:val="TOC3"/>
+            <w:tabs>
+              <w:tab w:val="right" w:leader="dot" w:pos="9016"/>
+            </w:tabs>
+            <w:rPr>
+              <w:noProof/>
+            </w:rPr>
+          </w:pPr>
+          <w:hyperlink w:anchor="_Toc224152249" w:history="1">
+            <w:r>
+              <w:rPr>
+                <w:rStyle w:val="Hyperlink"/>
+                <w:rFonts w:ascii="Times New Roman" w:eastAsia="Times New Roman" w:hAnsi="Times New Roman" w:cs="Times New Roman"/>
+                <w:b/>
+                <w:bCs/>
+                <w:noProof/>
+                <w:kern w:val="0"/>
+                <w:lang w:val="en-GB" w:eastAsia="en-GB"/>
+                <w14:ligatures w14:val="none"/>
+              </w:rPr>
+              <w:t>03.5.1.2 Billing &amp; Collection</w:t>
+            </w:r>
+            <w:r>
+              <w:rPr>
+                <w:noProof/>
+                <w:webHidden/>
+              </w:rPr>
+              <w:tab/>
+            </w:r>
+            <w:r>
+              <w:rPr>
+                <w:noProof/>
+                <w:webHidden/>
+              </w:rPr>
+              <w:fldChar w:fldCharType="begin"/>
+            </w:r>
+            <w:r>
+              <w:rPr>
+                <w:noProof/>
+                <w:webHidden/>
+              </w:rPr>
+              <w:instrText xml:space="preserve"> PAGEREF _Toc224152249 \h </w:instrText>
+            </w:r>
+            <w:r>
+              <w:rPr>
+                <w:noProof/>
+                <w:webHidden/>
+              </w:rPr>
+            </w:r>
+            <w:r>
+              <w:rPr>
+                <w:noProof/>
+                <w:webHidden/>
+              </w:rPr>
+              <w:fldChar w:fldCharType="separate"/>
+            </w:r>
+            <w:r>
+              <w:rPr>
+                <w:noProof/>
+                <w:webHidden/>
+              </w:rPr>
+              <w:t>6</w:t>
+            </w:r>
+            <w:r>
+              <w:rPr>
+                <w:noProof/>
+                <w:webHidden/>
+              </w:rPr>
+              <w:fldChar w:fldCharType="end"/>
+            </w:r>
+          </w:hyperlink>
+        </w:p>
+        <w:p>
+          <w:pPr>
+            <w:pStyle w:val="TOC3"/>
+            <w:tabs>
+              <w:tab w:val="right" w:leader="dot" w:pos="9016"/>
+            </w:tabs>
+            <w:rPr>
+              <w:noProof/>
+            </w:rPr>
+          </w:pPr>
+          <w:hyperlink w:anchor="_Toc224152250" w:history="1">
+            <w:r>
+              <w:rPr>
+                <w:rStyle w:val="Hyperlink"/>
+                <w:rFonts w:ascii="Times New Roman" w:eastAsia="Times New Roman" w:hAnsi="Times New Roman" w:cs="Times New Roman"/>
+                <w:b/>
+                <w:bCs/>
+                <w:noProof/>
+                <w:kern w:val="0"/>
+                <w:lang w:val="en-GB" w:eastAsia="en-GB"/>
+                <w14:ligatures w14:val="none"/>
+              </w:rPr>
+              <w:t>03.5.1.3 Deposit Management</w:t>
+            </w:r>
+            <w:r>
+              <w:rPr>
+                <w:noProof/>
+                <w:webHidden/>
+              </w:rPr>
+              <w:tab/>
+            </w:r>
+            <w:r>
+              <w:rPr>
+                <w:noProof/>
+                <w:webHidden/>
+              </w:rPr>
+              <w:fldChar w:fldCharType="begin"/>
+            </w:r>
+            <w:r>
+              <w:rPr>
+                <w:noProof/>
+                <w:webHidden/>
+              </w:rPr>
+              <w:instrText xml:space="preserve"> PAGEREF _Toc224152250 \h </w:instrText>
+            </w:r>
+            <w:r>
+              <w:rPr>
+                <w:noProof/>
+                <w:webHidden/>
+              </w:rPr>
+            </w:r>
+            <w:r>
+              <w:rPr>
+                <w:noProof/>
+                <w:webHidden/>
+              </w:rPr>
+              <w:fldChar w:fldCharType="separate"/>
+            </w:r>
+            <w:r>
+              <w:rPr>
+                <w:noProof/>
+                <w:webHidden/>
+              </w:rPr>
+              <w:t>6</w:t>
+            </w:r>
+            <w:r>
+              <w:rPr>
+                <w:noProof/>
+                <w:webHidden/>
+              </w:rPr>
+              <w:fldChar w:fldCharType="end"/>
+            </w:r>
+          </w:hyperlink>
+        </w:p>
+        <w:p>
+          <w:pPr>
+            <w:pStyle w:val="TOC1"/>
+            <w:tabs>
+              <w:tab w:val="right" w:leader="dot" w:pos="9016"/>
+            </w:tabs>
+            <w:rPr>
+              <w:noProof/>
+            </w:rPr>
+          </w:pPr>
+          <w:hyperlink w:anchor="_Toc224152251" w:history="1">
+            <w:r>
+              <w:rPr>
+                <w:rStyle w:val="Hyperlink"/>
+                <w:rFonts w:ascii="Times New Roman" w:eastAsia="Times New Roman" w:hAnsi="Times New Roman" w:cs="Times New Roman"/>
+                <w:b/>
+                <w:bCs/>
+                <w:noProof/>
+                <w:kern w:val="36"/>
+                <w:lang w:val="en-GB" w:eastAsia="en-GB"/>
+                <w14:ligatures w14:val="none"/>
+              </w:rPr>
+              <w:t>03.6 Lease Performance &amp; Renewal</w:t>
+            </w:r>
+            <w:r>
+              <w:rPr>
+                <w:noProof/>
+                <w:webHidden/>
+              </w:rPr>
+              <w:tab/>
+            </w:r>
+            <w:r>
+              <w:rPr>
+                <w:noProof/>
+                <w:webHidden/>
+              </w:rPr>
+              <w:fldChar w:fldCharType="begin"/>
+            </w:r>
+            <w:r>
+              <w:rPr>
+                <w:noProof/>
+                <w:webHidden/>
+              </w:rPr>
+              <w:instrText xml:space="preserve"> PAGEREF _Toc224152251 \h </w:instrText>
+            </w:r>
+            <w:r>
+              <w:rPr>
+                <w:noProof/>
+                <w:webHidden/>
+              </w:rPr>
+            </w:r>
+            <w:r>
+              <w:rPr>
+                <w:noProof/>
+                <w:webHidden/>
+              </w:rPr>
+              <w:fldChar w:fldCharType="separate"/>
+            </w:r>
+            <w:r>
+              <w:rPr>
+                <w:noProof/>
+                <w:webHidden/>
+              </w:rPr>
+              <w:t>6</w:t>
+            </w:r>
+            <w:r>
+              <w:rPr>
+                <w:noProof/>
+                <w:webHidden/>
+              </w:rPr>
+              <w:fldChar w:fldCharType="end"/>
+            </w:r>
+          </w:hyperlink>
+        </w:p>
+        <w:p>
+          <w:pPr>
+            <w:pStyle w:val="TOC2"/>
+            <w:tabs>
+              <w:tab w:val="right" w:leader="dot" w:pos="9016"/>
+            </w:tabs>
+            <w:rPr>
+              <w:noProof/>
+            </w:rPr>
+          </w:pPr>
+          <w:hyperlink w:anchor="_Toc224152252" w:history="1">
+            <w:r>
+              <w:rPr>
+                <w:rStyle w:val="Hyperlink"/>
+                <w:rFonts w:ascii="Times New Roman" w:eastAsia="Times New Roman" w:hAnsi="Times New Roman" w:cs="Times New Roman"/>
+                <w:b/>
+                <w:bCs/>
+                <w:noProof/>
+                <w:kern w:val="0"/>
+                <w:lang w:val="en-GB" w:eastAsia="en-GB"/>
+                <w14:ligatures w14:val="none"/>
+              </w:rPr>
+              <w:t>03.6.1 Performance Monitoring</w:t>
+            </w:r>
+            <w:r>
+              <w:rPr>
+                <w:noProof/>
+                <w:webHidden/>
+              </w:rPr>
+              <w:tab/>
+            </w:r>
+            <w:r>
+              <w:rPr>
+                <w:noProof/>
+                <w:webHidden/>
+              </w:rPr>
+              <w:fldChar w:fldCharType="begin"/>
+            </w:r>
+            <w:r>
+              <w:rPr>
+                <w:noProof/>
+                <w:webHidden/>
+              </w:rPr>
+              <w:instrText xml:space="preserve"> PAGEREF _Toc224152252 \h </w:instrText>
+            </w:r>
+            <w:r>
+              <w:rPr>
+                <w:noProof/>
+                <w:webHidden/>
+              </w:rPr>
+            </w:r>
+            <w:r>
+              <w:rPr>
+                <w:noProof/>
+                <w:webHidden/>
+              </w:rPr>
+              <w:fldChar w:fldCharType="separate"/>
+            </w:r>
+            <w:r>
+              <w:rPr>
+                <w:noProof/>
+                <w:webHidden/>
+              </w:rPr>
+              <w:t>6</w:t>
+            </w:r>
+            <w:r>
+              <w:rPr>
+                <w:noProof/>
+                <w:webHidden/>
+              </w:rPr>
+              <w:fldChar w:fldCharType="end"/>
+            </w:r>
+          </w:hyperlink>
+        </w:p>
+        <w:p>
+          <w:pPr>
+            <w:pStyle w:val="TOC3"/>
+            <w:tabs>
+              <w:tab w:val="right" w:leader="dot" w:pos="9016"/>
+            </w:tabs>
+            <w:rPr>
+              <w:noProof/>
+            </w:rPr>
+          </w:pPr>
+          <w:hyperlink w:anchor="_Toc224152253" w:history="1">
+            <w:r>
+              <w:rPr>
+                <w:rStyle w:val="Hyperlink"/>
+                <w:rFonts w:ascii="Times New Roman" w:eastAsia="Times New Roman" w:hAnsi="Times New Roman" w:cs="Times New Roman"/>
+                <w:b/>
+                <w:bCs/>
+                <w:noProof/>
+                <w:kern w:val="0"/>
+                <w:lang w:val="en-GB" w:eastAsia="en-GB"/>
+                <w14:ligatures w14:val="none"/>
+              </w:rPr>
+              <w:t>03.6.1.1 KPI Tracking</w:t>
+            </w:r>
+            <w:r>
+              <w:rPr>
+                <w:noProof/>
+                <w:webHidden/>
+              </w:rPr>
+              <w:tab/>
+            </w:r>
+            <w:r>
+              <w:rPr>
+                <w:noProof/>
+                <w:webHidden/>
+              </w:rPr>
+              <w:fldChar w:fldCharType="begin"/>
+            </w:r>
+            <w:r>
+              <w:rPr>
+                <w:noProof/>
+                <w:webHidden/>
+              </w:rPr>
+              <w:instrText xml:space="preserve"> PAGEREF _Toc224152253 \h </w:instrText>
+            </w:r>
+            <w:r>
+              <w:rPr>
+                <w:noProof/>
+                <w:webHidden/>
+              </w:rPr>
+            </w:r>
+            <w:r>
+              <w:rPr>
+                <w:noProof/>
+                <w:webHidden/>
+              </w:rPr>
+              <w:fldChar w:fldCharType="separate"/>
+            </w:r>
+            <w:r>
+              <w:rPr>
+                <w:noProof/>
+                <w:webHidden/>
+              </w:rPr>
+              <w:t>6</w:t>
+            </w:r>
+            <w:r>
+              <w:rPr>
+                <w:noProof/>
+                <w:webHidden/>
+              </w:rPr>
+              <w:fldChar w:fldCharType="end"/>
+            </w:r>
+          </w:hyperlink>
+        </w:p>
+        <w:p>
+          <w:pPr>
+            <w:pStyle w:val="TOC3"/>
+            <w:tabs>
+              <w:tab w:val="right" w:leader="dot" w:pos="9016"/>
+            </w:tabs>
+            <w:rPr>
+              <w:noProof/>
+            </w:rPr>
+          </w:pPr>
+          <w:hyperlink w:anchor="_Toc224152254" w:history="1">
+            <w:r>
+              <w:rPr>
+                <w:rStyle w:val="Hyperlink"/>
+                <w:rFonts w:ascii="Times New Roman" w:eastAsia="Times New Roman" w:hAnsi="Times New Roman" w:cs="Times New Roman"/>
+                <w:b/>
+                <w:bCs/>
+                <w:noProof/>
+                <w:kern w:val="0"/>
+                <w:lang w:val="en-GB" w:eastAsia="en-GB"/>
+                <w14:ligatures w14:val="none"/>
+              </w:rPr>
+              <w:t>03.6.1.2 Tenant Evaluation</w:t>
+            </w:r>
+            <w:r>
+              <w:rPr>
+                <w:noProof/>
+                <w:webHidden/>
+              </w:rPr>
+              <w:tab/>
+            </w:r>
+            <w:r>
+              <w:rPr>
+                <w:noProof/>
+                <w:webHidden/>
+              </w:rPr>
+              <w:fldChar w:fldCharType="begin"/>
+            </w:r>
+            <w:r>
+              <w:rPr>
+                <w:noProof/>
+                <w:webHidden/>
+              </w:rPr>
+              <w:instrText xml:space="preserve"> PAGEREF _Toc224152254 \h </w:instrText>
+            </w:r>
+            <w:r>
+              <w:rPr>
+                <w:noProof/>
+                <w:webHidden/>
+              </w:rPr>
+            </w:r>
+            <w:r>
+              <w:rPr>
+                <w:noProof/>
+                <w:webHidden/>
+              </w:rPr>
+              <w:fldChar w:fldCharType="separate"/>
+            </w:r>
+            <w:r>
+              <w:rPr>
+                <w:noProof/>
+                <w:webHidden/>
+              </w:rPr>
+              <w:t>7</w:t>
+            </w:r>
+            <w:r>
+              <w:rPr>
+                <w:noProof/>
+                <w:webHidden/>
+              </w:rPr>
+              <w:fldChar w:fldCharType="end"/>
+            </w:r>
+          </w:hyperlink>
+        </w:p>
+        <w:p>
+          <w:pPr>
+            <w:pStyle w:val="TOC3"/>
+            <w:tabs>
+              <w:tab w:val="right" w:leader="dot" w:pos="9016"/>
+            </w:tabs>
+            <w:rPr>
+              <w:noProof/>
+            </w:rPr>
+          </w:pPr>
+          <w:hyperlink w:anchor="_Toc224152255" w:history="1">
+            <w:r>
+              <w:rPr>
+                <w:rStyle w:val="Hyperlink"/>
+                <w:rFonts w:ascii="Times New Roman" w:eastAsia="Times New Roman" w:hAnsi="Times New Roman" w:cs="Times New Roman"/>
+                <w:b/>
+                <w:bCs/>
+                <w:noProof/>
+                <w:kern w:val="0"/>
+                <w:lang w:val="en-GB" w:eastAsia="en-GB"/>
+                <w14:ligatures w14:val="none"/>
+              </w:rPr>
+              <w:t>03.6.1.3 Renewal Decision Matrix</w:t>
+            </w:r>
+            <w:r>
+              <w:rPr>
+                <w:noProof/>
+                <w:webHidden/>
+              </w:rPr>
+              <w:tab/>
+            </w:r>
+            <w:r>
+              <w:rPr>
+                <w:noProof/>
+                <w:webHidden/>
+              </w:rPr>
+              <w:fldChar w:fldCharType="begin"/>
+            </w:r>
+            <w:r>
+              <w:rPr>
+                <w:noProof/>
+                <w:webHidden/>
+              </w:rPr>
+              <w:instrText xml:space="preserve"> PAGEREF _Toc224152255 \h </w:instrText>
+            </w:r>
+            <w:r>
+              <w:rPr>
+                <w:noProof/>
+                <w:webHidden/>
+              </w:rPr>
+            </w:r>
+            <w:r>
+              <w:rPr>
+                <w:noProof/>
+                <w:webHidden/>
+              </w:rPr>
+              <w:fldChar w:fldCharType="separate"/>
+            </w:r>
+            <w:r>
+              <w:rPr>
+                <w:noProof/>
+                <w:webHidden/>
+              </w:rPr>
+              <w:t>7</w:t>
+            </w:r>
+            <w:r>
+              <w:rPr>
+                <w:noProof/>
+                <w:webHidden/>
+              </w:rPr>
+              <w:fldChar w:fldCharType="end"/>
+            </w:r>
+          </w:hyperlink>
+        </w:p>
+        <w:p>
+          <w:pPr>
+            <w:pStyle w:val="TOC1"/>
+            <w:tabs>
+              <w:tab w:val="right" w:leader="dot" w:pos="9016"/>
+            </w:tabs>
+            <w:rPr>
+              <w:noProof/>
+            </w:rPr>
+          </w:pPr>
+          <w:hyperlink w:anchor="_Toc224152256" w:history="1">
+            <w:r>
+              <w:rPr>
+                <w:rStyle w:val="Hyperlink"/>
+                <w:rFonts w:ascii="Times New Roman" w:eastAsia="Times New Roman" w:hAnsi="Times New Roman" w:cs="Times New Roman"/>
+                <w:b/>
+                <w:bCs/>
+                <w:noProof/>
+                <w:kern w:val="36"/>
+                <w:lang w:val="en-GB" w:eastAsia="en-GB"/>
+                <w14:ligatures w14:val="none"/>
+              </w:rPr>
+              <w:t>03.7 Termination &amp; Exit Management</w:t>
+            </w:r>
+            <w:r>
+              <w:rPr>
+                <w:noProof/>
+                <w:webHidden/>
+              </w:rPr>
+              <w:tab/>
+            </w:r>
+            <w:r>
+              <w:rPr>
+                <w:noProof/>
+                <w:webHidden/>
+              </w:rPr>
+              <w:fldChar w:fldCharType="begin"/>
+            </w:r>
+            <w:r>
+              <w:rPr>
+                <w:noProof/>
+                <w:webHidden/>
+              </w:rPr>
+              <w:instrText xml:space="preserve"> PAGEREF _Toc224152256 \h </w:instrText>
+            </w:r>
+            <w:r>
+              <w:rPr>
+                <w:noProof/>
+                <w:webHidden/>
+              </w:rPr>
+            </w:r>
+            <w:r>
+              <w:rPr>
+                <w:noProof/>
+                <w:webHidden/>
+              </w:rPr>
+              <w:fldChar w:fldCharType="separate"/>
+            </w:r>
+            <w:r>
+              <w:rPr>
+                <w:noProof/>
+                <w:webHidden/>
+              </w:rPr>
+              <w:t>7</w:t>
+            </w:r>
+            <w:r>
+              <w:rPr>
+                <w:noProof/>
+                <w:webHidden/>
+              </w:rPr>
+              <w:fldChar w:fldCharType="end"/>
+            </w:r>
+          </w:hyperlink>
+        </w:p>
+        <w:p>
+          <w:pPr>
+            <w:pStyle w:val="TOC2"/>
+            <w:tabs>
+              <w:tab w:val="right" w:leader="dot" w:pos="9016"/>
+            </w:tabs>
+            <w:rPr>
+              <w:noProof/>
+            </w:rPr>
+          </w:pPr>
+          <w:hyperlink w:anchor="_Toc224152257" w:history="1">
+            <w:r>
+              <w:rPr>
+                <w:rStyle w:val="Hyperlink"/>
+                <w:rFonts w:ascii="Times New Roman" w:eastAsia="Times New Roman" w:hAnsi="Times New Roman" w:cs="Times New Roman"/>
+                <w:b/>
+                <w:bCs/>
+                <w:noProof/>
+                <w:kern w:val="0"/>
+                <w:lang w:val="en-GB" w:eastAsia="en-GB"/>
+                <w14:ligatures w14:val="none"/>
+              </w:rPr>
+              <w:t>03.7.1 Lease Termination Procedure</w:t>
+            </w:r>
+            <w:r>
+              <w:rPr>
+                <w:noProof/>
+                <w:webHidden/>
+              </w:rPr>
+              <w:tab/>
+            </w:r>
+            <w:r>
+              <w:rPr>
+                <w:noProof/>
+                <w:webHidden/>
+              </w:rPr>
+              <w:fldChar w:fldCharType="begin"/>
+            </w:r>
+            <w:r>
+              <w:rPr>
+                <w:noProof/>
+                <w:webHidden/>
+              </w:rPr>
+              <w:instrText xml:space="preserve"> PAGEREF _Toc224152257 \h </w:instrText>
+            </w:r>
+            <w:r>
+              <w:rPr>
+                <w:noProof/>
+                <w:webHidden/>
+              </w:rPr>
+            </w:r>
+            <w:r>
+              <w:rPr>
+                <w:noProof/>
+                <w:webHidden/>
+              </w:rPr>
+              <w:fldChar w:fldCharType="separate"/>
+            </w:r>
+            <w:r>
+              <w:rPr>
+                <w:noProof/>
+                <w:webHidden/>
+              </w:rPr>
+              <w:t>7</w:t>
+            </w:r>
+            <w:r>
+              <w:rPr>
+                <w:noProof/>
+                <w:webHidden/>
+              </w:rPr>
+              <w:fldChar w:fldCharType="end"/>
+            </w:r>
+          </w:hyperlink>
+        </w:p>
+        <w:p>
+          <w:pPr>
+            <w:pStyle w:val="TOC3"/>
+            <w:tabs>
+              <w:tab w:val="right" w:leader="dot" w:pos="9016"/>
+            </w:tabs>
+            <w:rPr>
+              <w:noProof/>
+            </w:rPr>
+          </w:pPr>
+          <w:hyperlink w:anchor="_Toc224152258" w:history="1">
+            <w:r>
+              <w:rPr>
+                <w:rStyle w:val="Hyperlink"/>
+                <w:rFonts w:ascii="Times New Roman" w:eastAsia="Times New Roman" w:hAnsi="Times New Roman" w:cs="Times New Roman"/>
+                <w:b/>
+                <w:bCs/>
+                <w:noProof/>
+                <w:kern w:val="0"/>
+                <w:lang w:val="en-GB" w:eastAsia="en-GB"/>
+                <w14:ligatures w14:val="none"/>
+              </w:rPr>
+              <w:t>03.7.1.1 Expiry Process</w:t>
+            </w:r>
+            <w:r>
+              <w:rPr>
+                <w:noProof/>
+                <w:webHidden/>
+              </w:rPr>
+              <w:tab/>
+            </w:r>
+            <w:r>
+              <w:rPr>
+                <w:noProof/>
+                <w:webHidden/>
+              </w:rPr>
+              <w:fldChar w:fldCharType="begin"/>
+            </w:r>
+            <w:r>
+              <w:rPr>
+                <w:noProof/>
+                <w:webHidden/>
+              </w:rPr>
+              <w:instrText xml:space="preserve"> PAGEREF _Toc224152258 \h </w:instrText>
+            </w:r>
+            <w:r>
+              <w:rPr>
+                <w:noProof/>
+                <w:webHidden/>
+              </w:rPr>
+            </w:r>
+            <w:r>
+              <w:rPr>
+                <w:noProof/>
+                <w:webHidden/>
+              </w:rPr>
+              <w:fldChar w:fldCharType="separate"/>
+            </w:r>
+            <w:r>
+              <w:rPr>
+                <w:noProof/>
+                <w:webHidden/>
+              </w:rPr>
+              <w:t>7</w:t>
+            </w:r>
+            <w:r>
+              <w:rPr>
+                <w:noProof/>
+                <w:webHidden/>
+              </w:rPr>
+              <w:fldChar w:fldCharType="end"/>
+            </w:r>
+          </w:hyperlink>
+        </w:p>
+        <w:p>
+          <w:pPr>
+            <w:pStyle w:val="TOC3"/>
+            <w:tabs>
+              <w:tab w:val="right" w:leader="dot" w:pos="9016"/>
+            </w:tabs>
+            <w:rPr>
+              <w:noProof/>
+            </w:rPr>
+          </w:pPr>
+          <w:hyperlink w:anchor="_Toc224152259" w:history="1">
+            <w:r>
+              <w:rPr>
+                <w:rStyle w:val="Hyperlink"/>
+                <w:rFonts w:ascii="Times New Roman" w:eastAsia="Times New Roman" w:hAnsi="Times New Roman" w:cs="Times New Roman"/>
+                <w:b/>
+                <w:bCs/>
+                <w:noProof/>
+                <w:kern w:val="0"/>
+                <w:lang w:val="en-GB" w:eastAsia="en-GB"/>
+                <w14:ligatures w14:val="none"/>
+              </w:rPr>
+              <w:t>03.7.1.2 Early Termination</w:t>
+            </w:r>
+            <w:r>
+              <w:rPr>
+                <w:noProof/>
+                <w:webHidden/>
+              </w:rPr>
+              <w:tab/>
+            </w:r>
+            <w:r>
+              <w:rPr>
+                <w:noProof/>
+                <w:webHidden/>
+              </w:rPr>
+              <w:fldChar w:fldCharType="begin"/>
+            </w:r>
+            <w:r>
+              <w:rPr>
+                <w:noProof/>
+                <w:webHidden/>
+              </w:rPr>
+              <w:instrText xml:space="preserve"> PAGEREF _Toc224152259 \h </w:instrText>
+            </w:r>
+            <w:r>
+              <w:rPr>
+                <w:noProof/>
+                <w:webHidden/>
+              </w:rPr>
+            </w:r>
+            <w:r>
+              <w:rPr>
+                <w:noProof/>
+                <w:webHidden/>
+              </w:rPr>
+              <w:fldChar w:fldCharType="separate"/>
+            </w:r>
+            <w:r>
+              <w:rPr>
+                <w:noProof/>
+                <w:webHidden/>
+              </w:rPr>
+              <w:t>7</w:t>
+            </w:r>
+            <w:r>
+              <w:rPr>
+                <w:noProof/>
+                <w:webHidden/>
+              </w:rPr>
+              <w:fldChar w:fldCharType="end"/>
+            </w:r>
+          </w:hyperlink>
+        </w:p>
+        <w:p>
+          <w:pPr>
+            <w:pStyle w:val="TOC3"/>
+            <w:tabs>
+              <w:tab w:val="right" w:leader="dot" w:pos="9016"/>
+            </w:tabs>
+            <w:rPr>
+              <w:noProof/>
+            </w:rPr>
+          </w:pPr>
+          <w:hyperlink w:anchor="_Toc224152260" w:history="1">
+            <w:r>
+              <w:rPr>
+                <w:rStyle w:val="Hyperlink"/>
+                <w:rFonts w:ascii="Times New Roman" w:eastAsia="Times New Roman" w:hAnsi="Times New Roman" w:cs="Times New Roman"/>
+                <w:b/>
+                <w:bCs/>
+                <w:noProof/>
+                <w:kern w:val="0"/>
+                <w:lang w:val="en-GB" w:eastAsia="en-GB"/>
+                <w14:ligatures w14:val="none"/>
+              </w:rPr>
+              <w:t>03.7.1.3 Unit Handover</w:t>
+            </w:r>
+            <w:r>
+              <w:rPr>
+                <w:noProof/>
+                <w:webHidden/>
+              </w:rPr>
+              <w:tab/>
+            </w:r>
+            <w:r>
+              <w:rPr>
+                <w:noProof/>
+                <w:webHidden/>
+              </w:rPr>
+              <w:fldChar w:fldCharType="begin"/>
+            </w:r>
+            <w:r>
+              <w:rPr>
+                <w:noProof/>
+                <w:webHidden/>
+              </w:rPr>
+              <w:instrText xml:space="preserve"> PAGEREF _Toc224152260 \h </w:instrText>
+            </w:r>
+            <w:r>
+              <w:rPr>
+                <w:noProof/>
+                <w:webHidden/>
+              </w:rPr>
+            </w:r>
+            <w:r>
+              <w:rPr>
+                <w:noProof/>
+                <w:webHidden/>
+              </w:rPr>
+              <w:fldChar w:fldCharType="separate"/>
+            </w:r>
+            <w:r>
+              <w:rPr>
+                <w:noProof/>
+                <w:webHidden/>
+              </w:rPr>
+              <w:t>7</w:t>
+            </w:r>
+            <w:r>
+              <w:rPr>
+                <w:noProof/>
+                <w:webHidden/>
+              </w:rPr>
+              <w:fldChar w:fldCharType="end"/>
+            </w:r>
+          </w:hyperlink>
+        </w:p>
+        <w:p>
+          <w:pPr>
+            <w:pStyle w:val="TOC1"/>
+            <w:tabs>
+              <w:tab w:val="right" w:leader="dot" w:pos="9016"/>
+            </w:tabs>
+            <w:rPr>
+              <w:noProof/>
+            </w:rPr>
+          </w:pPr>
+          <w:hyperlink w:anchor="_Toc224152261" w:history="1">
+            <w:r>
+              <w:rPr>
+                <w:rStyle w:val="Hyperlink"/>
+                <w:rFonts w:ascii="Times New Roman" w:eastAsia="Times New Roman" w:hAnsi="Times New Roman" w:cs="Times New Roman"/>
+                <w:b/>
+                <w:bCs/>
+                <w:noProof/>
+                <w:kern w:val="36"/>
+                <w:lang w:val="en-GB" w:eastAsia="en-GB"/>
+                <w14:ligatures w14:val="none"/>
+              </w:rPr>
+              <w:t>03.8 Leasing Risk &amp; Control Matrix (Aligned with COSO &amp; ISO 37301)</w:t>
+            </w:r>
+            <w:r>
+              <w:rPr>
+                <w:noProof/>
+                <w:webHidden/>
+              </w:rPr>
+              <w:tab/>
+            </w:r>
+            <w:r>
+              <w:rPr>
+                <w:noProof/>
+                <w:webHidden/>
+              </w:rPr>
+              <w:fldChar w:fldCharType="begin"/>
+            </w:r>
+            <w:r>
+              <w:rPr>
+                <w:noProof/>
+                <w:webHidden/>
+              </w:rPr>
+              <w:instrText xml:space="preserve"> PAGEREF _Toc224152261 \h </w:instrText>
+            </w:r>
+            <w:r>
+              <w:rPr>
+                <w:noProof/>
+                <w:webHidden/>
+              </w:rPr>
+            </w:r>
+            <w:r>
+              <w:rPr>
+                <w:noProof/>
+                <w:webHidden/>
+              </w:rPr>
+              <w:fldChar w:fldCharType="separate"/>
+            </w:r>
+            <w:r>
+              <w:rPr>
+                <w:noProof/>
+                <w:webHidden/>
+              </w:rPr>
+              <w:t>8</w:t>
+            </w:r>
+            <w:r>
+              <w:rPr>
+                <w:noProof/>
+                <w:webHidden/>
+              </w:rPr>
+              <w:fldChar w:fldCharType="end"/>
+            </w:r>
+          </w:hyperlink>
+        </w:p>
+        <w:p>
+          <w:pPr>
+            <w:pStyle w:val="TOC1"/>
+            <w:tabs>
+              <w:tab w:val="right" w:leader="dot" w:pos="9016"/>
+            </w:tabs>
+            <w:rPr>
+              <w:noProof/>
+            </w:rPr>
+          </w:pPr>
+          <w:hyperlink w:anchor="_Toc224152262" w:history="1">
+            <w:r>
+              <w:rPr>
+                <w:rStyle w:val="Hyperlink"/>
+                <w:rFonts w:ascii="Times New Roman" w:eastAsia="Times New Roman" w:hAnsi="Times New Roman" w:cs="Times New Roman"/>
+                <w:b/>
+                <w:bCs/>
+                <w:noProof/>
+                <w:kern w:val="36"/>
+                <w:lang w:val="en-GB" w:eastAsia="en-GB"/>
+                <w14:ligatures w14:val="none"/>
+              </w:rPr>
+              <w:t>03.9 BPMN Logical Flow (Textual Representation)</w:t>
+            </w:r>
+            <w:r>
+              <w:rPr>
+                <w:noProof/>
+                <w:webHidden/>
+              </w:rPr>
+              <w:tab/>
+            </w:r>
+            <w:r>
+              <w:rPr>
+                <w:noProof/>
+                <w:webHidden/>
+              </w:rPr>
+              <w:fldChar w:fldCharType="begin"/>
+            </w:r>
+            <w:r>
+              <w:rPr>
+                <w:noProof/>
+                <w:webHidden/>
+              </w:rPr>
+              <w:instrText xml:space="preserve"> PAGEREF _Toc224152262 \h </w:instrText>
+            </w:r>
+            <w:r>
+              <w:rPr>
+                <w:noProof/>
+                <w:webHidden/>
+              </w:rPr>
+            </w:r>
+            <w:r>
+              <w:rPr>
+                <w:noProof/>
+                <w:webHidden/>
+              </w:rPr>
+              <w:fldChar w:fldCharType="separate"/>
+            </w:r>
+            <w:r>
+              <w:rPr>
+                <w:noProof/>
+                <w:webHidden/>
+              </w:rPr>
+              <w:t>8</w:t>
+            </w:r>
+            <w:r>
+              <w:rPr>
+                <w:noProof/>
+                <w:webHidden/>
+              </w:rPr>
+              <w:fldChar w:fldCharType="end"/>
+            </w:r>
+          </w:hyperlink>
+        </w:p>
+        <w:p>
+          <w:pPr>
+            <w:pStyle w:val="TOC1"/>
+            <w:tabs>
+              <w:tab w:val="right" w:leader="dot" w:pos="9016"/>
+            </w:tabs>
+            <w:rPr>
+              <w:noProof/>
+            </w:rPr>
+          </w:pPr>
+          <w:hyperlink w:anchor="_Toc224152263" w:history="1">
+            <w:r>
+              <w:rPr>
+                <w:rStyle w:val="Hyperlink"/>
+                <w:rFonts w:ascii="Times New Roman" w:eastAsia="Times New Roman" w:hAnsi="Times New Roman" w:cs="Times New Roman"/>
+                <w:b/>
+                <w:bCs/>
+                <w:noProof/>
+                <w:kern w:val="36"/>
+                <w:lang w:val="en-GB" w:eastAsia="en-GB"/>
+                <w14:ligatures w14:val="none"/>
+              </w:rPr>
+              <w:t>Integration Points with Other RAM Sections</w:t>
+            </w:r>
+            <w:r>
+              <w:rPr>
+                <w:noProof/>
+                <w:webHidden/>
+              </w:rPr>
+              <w:tab/>
+            </w:r>
+            <w:r>
+              <w:rPr>
+                <w:noProof/>
+                <w:webHidden/>
+              </w:rPr>
+              <w:fldChar w:fldCharType="begin"/>
+            </w:r>
+            <w:r>
+              <w:rPr>
+                <w:noProof/>
+                <w:webHidden/>
+              </w:rPr>
+              <w:instrText xml:space="preserve"> PAGEREF _Toc224152263 \h </w:instrText>
+            </w:r>
+            <w:r>
+              <w:rPr>
+                <w:noProof/>
+                <w:webHidden/>
+              </w:rPr>
+            </w:r>
+            <w:r>
+              <w:rPr>
+                <w:noProof/>
+                <w:webHidden/>
+              </w:rPr>
+              <w:fldChar w:fldCharType="separate"/>
+            </w:r>
+            <w:r>
+              <w:rPr>
+                <w:noProof/>
+                <w:webHidden/>
+              </w:rPr>
+              <w:t>8</w:t>
+            </w:r>
+            <w:r>
+              <w:rPr>
+                <w:noProof/>
+                <w:webHidden/>
+              </w:rPr>
+              <w:fldChar w:fldCharType="end"/>
+            </w:r>
+          </w:hyperlink>
+        </w:p>
+        <w:p>
+          <w:r>
+            <w:rPr>
+              <w:b/>
+              <w:bCs/>
+              <w:noProof/>
+            </w:rPr>
+            <w:fldChar w:fldCharType="end"/>
+          </w:r>
+        </w:p>
+      </w:sdtContent>
+    </w:sdt>
+    <w:p>
+      <w:pPr>
         <w:rPr>
           <w:rFonts w:ascii="Times New Roman" w:eastAsia="Times New Roman" w:hAnsi="Times New Roman" w:cs="Times New Roman"/>
           <w:b/>
@@ -126,90 +4959,10 @@
           <w:lang w:val="en-GB" w:eastAsia="en-GB" w:bidi="ar-SA"/>
           <w14:ligatures w14:val="none"/>
         </w:rPr>
-        <w:lastRenderedPageBreak/>
-        <w:t>03_LEASING</w:t>
-      </w:r>
-    </w:p>
-    <w:p>
-      <w:pPr>
-        <w:spacing w:before="100" w:beforeAutospacing="1" w:after="100" w:afterAutospacing="1" w:line="240" w:lineRule="auto"/>
-        <w:rPr>
-          <w:rFonts w:ascii="Times New Roman" w:eastAsia="Times New Roman" w:hAnsi="Times New Roman" w:cs="Times New Roman"/>
-          <w:kern w:val="0"/>
-          <w:sz w:val="24"/>
-          <w:szCs w:val="24"/>
-          <w:lang w:val="en-GB" w:eastAsia="en-GB" w:bidi="ar-SA"/>
-          <w14:ligatures w14:val="none"/>
-        </w:rPr>
-      </w:pPr>
-      <w:r>
-        <w:rPr>
-          <w:rFonts w:ascii="Times New Roman" w:eastAsia="Times New Roman" w:hAnsi="Times New Roman" w:cs="Times New Roman"/>
-          <w:i/>
-          <w:iCs/>
-          <w:kern w:val="0"/>
-          <w:sz w:val="24"/>
-          <w:szCs w:val="24"/>
-          <w:lang w:val="en-GB" w:eastAsia="en-GB" w:bidi="ar-SA"/>
-          <w14:ligatures w14:val="none"/>
-        </w:rPr>
-        <w:t>(RAM Policies &amp; Procedures Manual – WBS Structured Framework)</w:t>
-      </w:r>
-    </w:p>
-    <w:p>
-      <w:pPr>
-        <w:spacing w:before="100" w:beforeAutospacing="1" w:after="100" w:afterAutospacing="1" w:line="240" w:lineRule="auto"/>
-        <w:rPr>
-          <w:rFonts w:ascii="Times New Roman" w:eastAsia="Times New Roman" w:hAnsi="Times New Roman" w:cs="Times New Roman"/>
-          <w:kern w:val="0"/>
-          <w:sz w:val="24"/>
-          <w:szCs w:val="24"/>
-          <w:lang w:val="en-GB" w:eastAsia="en-GB" w:bidi="ar-SA"/>
-          <w14:ligatures w14:val="none"/>
-        </w:rPr>
-      </w:pPr>
-      <w:r>
-        <w:rPr>
-          <w:rFonts w:ascii="Times New Roman" w:eastAsia="Times New Roman" w:hAnsi="Times New Roman" w:cs="Times New Roman"/>
-          <w:kern w:val="0"/>
-          <w:sz w:val="24"/>
-          <w:szCs w:val="24"/>
-          <w:lang w:val="en-GB" w:eastAsia="en-GB" w:bidi="ar-SA"/>
-          <w14:ligatures w14:val="none"/>
-        </w:rPr>
-        <w:t>This section is structured in full WBS coding aligned with governance logic, risk control, and operational traceability (ready for integration with 01_Governance and 02_Investment).</w:t>
-      </w:r>
-    </w:p>
-    <w:p>
-      <w:pPr>
-        <w:spacing w:after="0" w:line="240" w:lineRule="auto"/>
-        <w:rPr>
-          <w:rFonts w:ascii="Times New Roman" w:eastAsia="Times New Roman" w:hAnsi="Times New Roman" w:cs="Times New Roman"/>
-          <w:kern w:val="0"/>
-          <w:sz w:val="24"/>
-          <w:szCs w:val="24"/>
-          <w:lang w:val="en-GB" w:eastAsia="en-GB" w:bidi="ar-SA"/>
-          <w14:ligatures w14:val="none"/>
-        </w:rPr>
-      </w:pPr>
-      <w:r>
-        <w:rPr>
-          <w:rFonts w:ascii="Times New Roman" w:eastAsia="Times New Roman" w:hAnsi="Times New Roman" w:cs="Times New Roman"/>
-          <w:kern w:val="0"/>
-          <w:sz w:val="24"/>
-          <w:szCs w:val="24"/>
-          <w:lang w:val="en-GB" w:eastAsia="en-GB" w:bidi="ar-SA"/>
-          <w14:ligatures w14:val="none"/>
-        </w:rPr>
-        <w:pict w14:anchorId="6BF187DA">
-          <v:rect id="_x0000_i1025" style="width:0;height:1.5pt" o:hralign="center" o:hrstd="t" o:hr="t" fillcolor="#a0a0a0" stroked="f"/>
-        </w:pict>
-      </w:r>
-    </w:p>
-    <w:p>
-      <w:pPr>
-        <w:spacing w:before="100" w:beforeAutospacing="1" w:after="100" w:afterAutospacing="1" w:line="240" w:lineRule="auto"/>
-        <w:outlineLvl w:val="0"/>
+      </w:pPr>
+    </w:p>
+    <w:p>
+      <w:pPr>
         <w:rPr>
           <w:rFonts w:ascii="Times New Roman" w:eastAsia="Times New Roman" w:hAnsi="Times New Roman" w:cs="Times New Roman"/>
           <w:b/>
@@ -232,8 +4985,148 @@
           <w:lang w:val="en-GB" w:eastAsia="en-GB" w:bidi="ar-SA"/>
           <w14:ligatures w14:val="none"/>
         </w:rPr>
+        <w:br w:type="page"/>
+      </w:r>
+    </w:p>
+    <w:p>
+      <w:pPr>
+        <w:shd w:val="clear" w:color="auto" w:fill="0E2841" w:themeFill="text2"/>
+        <w:spacing w:before="100" w:beforeAutospacing="1" w:after="100" w:afterAutospacing="1" w:line="240" w:lineRule="auto"/>
+        <w:outlineLvl w:val="0"/>
+        <w:rPr>
+          <w:rFonts w:ascii="Times New Roman" w:eastAsia="Times New Roman" w:hAnsi="Times New Roman" w:cs="Times New Roman"/>
+          <w:b/>
+          <w:bCs/>
+          <w:kern w:val="36"/>
+          <w:sz w:val="48"/>
+          <w:szCs w:val="48"/>
+          <w:lang w:val="en-GB" w:eastAsia="en-GB" w:bidi="ar-SA"/>
+          <w14:ligatures w14:val="none"/>
+        </w:rPr>
+      </w:pPr>
+      <w:bookmarkStart w:id="1" w:name="_Toc224152223"/>
+      <w:r>
+        <w:rPr>
+          <w:rFonts w:ascii="Times New Roman" w:eastAsia="Times New Roman" w:hAnsi="Times New Roman" w:cs="Times New Roman"/>
+          <w:b/>
+          <w:bCs/>
+          <w:kern w:val="36"/>
+          <w:sz w:val="48"/>
+          <w:szCs w:val="48"/>
+          <w:lang w:val="en-GB" w:eastAsia="en-GB" w:bidi="ar-SA"/>
+          <w14:ligatures w14:val="none"/>
+        </w:rPr>
+        <w:lastRenderedPageBreak/>
+        <w:t>03_LEASING</w:t>
+      </w:r>
+      <w:bookmarkEnd w:id="1"/>
+    </w:p>
+    <w:p>
+      <w:pPr>
+        <w:spacing w:before="100" w:beforeAutospacing="1" w:after="100" w:afterAutospacing="1" w:line="240" w:lineRule="auto"/>
+        <w:rPr>
+          <w:rFonts w:ascii="Times New Roman" w:eastAsia="Times New Roman" w:hAnsi="Times New Roman" w:cs="Times New Roman"/>
+          <w:kern w:val="0"/>
+          <w:sz w:val="24"/>
+          <w:szCs w:val="24"/>
+          <w:lang w:val="en-GB" w:eastAsia="en-GB" w:bidi="ar-SA"/>
+          <w14:ligatures w14:val="none"/>
+        </w:rPr>
+      </w:pPr>
+      <w:r>
+        <w:rPr>
+          <w:rFonts w:ascii="Times New Roman" w:eastAsia="Times New Roman" w:hAnsi="Times New Roman" w:cs="Times New Roman"/>
+          <w:i/>
+          <w:iCs/>
+          <w:kern w:val="0"/>
+          <w:sz w:val="24"/>
+          <w:szCs w:val="24"/>
+          <w:lang w:val="en-GB" w:eastAsia="en-GB" w:bidi="ar-SA"/>
+          <w14:ligatures w14:val="none"/>
+        </w:rPr>
+        <w:t>(RAM Policies &amp; Procedures Manual – WBS Structured Framework)</w:t>
+      </w:r>
+    </w:p>
+    <w:p>
+      <w:pPr>
+        <w:spacing w:before="100" w:beforeAutospacing="1" w:after="100" w:afterAutospacing="1" w:line="240" w:lineRule="auto"/>
+        <w:rPr>
+          <w:rFonts w:ascii="Times New Roman" w:eastAsia="Times New Roman" w:hAnsi="Times New Roman" w:cs="Times New Roman"/>
+          <w:kern w:val="0"/>
+          <w:sz w:val="24"/>
+          <w:szCs w:val="24"/>
+          <w:lang w:val="en-GB" w:eastAsia="en-GB" w:bidi="ar-SA"/>
+          <w14:ligatures w14:val="none"/>
+        </w:rPr>
+      </w:pPr>
+      <w:r>
+        <w:rPr>
+          <w:rFonts w:ascii="Times New Roman" w:eastAsia="Times New Roman" w:hAnsi="Times New Roman" w:cs="Times New Roman"/>
+          <w:kern w:val="0"/>
+          <w:sz w:val="24"/>
+          <w:szCs w:val="24"/>
+          <w:lang w:val="en-GB" w:eastAsia="en-GB" w:bidi="ar-SA"/>
+          <w14:ligatures w14:val="none"/>
+        </w:rPr>
+        <w:t>This section is structured in full WBS coding aligned with governance logic, risk control, and operational traceability (ready for integration with 01_Governance and 02_Investment).</w:t>
+      </w:r>
+    </w:p>
+    <w:p>
+      <w:pPr>
+        <w:spacing w:after="0" w:line="240" w:lineRule="auto"/>
+        <w:rPr>
+          <w:rFonts w:ascii="Times New Roman" w:eastAsia="Times New Roman" w:hAnsi="Times New Roman" w:cs="Times New Roman"/>
+          <w:kern w:val="0"/>
+          <w:sz w:val="24"/>
+          <w:szCs w:val="24"/>
+          <w:lang w:val="en-GB" w:eastAsia="en-GB" w:bidi="ar-SA"/>
+          <w14:ligatures w14:val="none"/>
+        </w:rPr>
+      </w:pPr>
+      <w:r>
+        <w:rPr>
+          <w:rFonts w:ascii="Times New Roman" w:eastAsia="Times New Roman" w:hAnsi="Times New Roman" w:cs="Times New Roman"/>
+          <w:kern w:val="0"/>
+          <w:sz w:val="24"/>
+          <w:szCs w:val="24"/>
+          <w:lang w:val="en-GB" w:eastAsia="en-GB" w:bidi="ar-SA"/>
+          <w14:ligatures w14:val="none"/>
+        </w:rPr>
+        <w:pict w14:anchorId="6BF187DA">
+          <v:rect id="_x0000_i1025" style="width:0;height:1.5pt" o:hralign="center" o:hrstd="t" o:hr="t" fillcolor="#a0a0a0" stroked="f"/>
+        </w:pict>
+      </w:r>
+    </w:p>
+    <w:p>
+      <w:pPr>
+        <w:spacing w:before="100" w:beforeAutospacing="1" w:after="100" w:afterAutospacing="1" w:line="240" w:lineRule="auto"/>
+        <w:outlineLvl w:val="0"/>
+        <w:rPr>
+          <w:rFonts w:ascii="Times New Roman" w:eastAsia="Times New Roman" w:hAnsi="Times New Roman" w:cs="Times New Roman"/>
+          <w:b/>
+          <w:bCs/>
+          <w:kern w:val="36"/>
+          <w:sz w:val="48"/>
+          <w:szCs w:val="48"/>
+          <w:lang w:val="en-GB" w:eastAsia="en-GB" w:bidi="ar-SA"/>
+          <w14:ligatures w14:val="none"/>
+        </w:rPr>
+      </w:pPr>
+      <w:bookmarkStart w:id="2" w:name="_Toc224152224"/>
+      <w:r>
+        <w:rPr>
+          <w:rFonts w:ascii="Times New Roman" w:eastAsia="Times New Roman" w:hAnsi="Times New Roman" w:cs="Times New Roman"/>
+          <w:b/>
+          <w:bCs/>
+          <w:kern w:val="36"/>
+          <w:sz w:val="48"/>
+          <w:szCs w:val="48"/>
+          <w:lang w:val="en-GB" w:eastAsia="en-GB" w:bidi="ar-SA"/>
+          <w14:ligatures w14:val="none"/>
+        </w:rPr>
         <w:t>03.1 Leasing Strategy &amp; Portfolio Planning</w:t>
       </w:r>
+      <w:bookmarkEnd w:id="2"/>
     </w:p>
     <w:p>
       <w:pPr>
@@ -250,6 +5143,7 @@
           <w14:ligatures w14:val="none"/>
         </w:rPr>
       </w:pPr>
+      <w:bookmarkStart w:id="3" w:name="_Toc224152225"/>
       <w:r>
         <w:rPr>
           <w:rFonts w:ascii="Times New Roman" w:eastAsia="Times New Roman" w:hAnsi="Times New Roman" w:cs="Times New Roman"/>
@@ -263,6 +5157,7 @@
         </w:rPr>
         <w:t>03.1.1 Leasing Policy</w:t>
       </w:r>
+      <w:bookmarkEnd w:id="3"/>
     </w:p>
     <w:p>
       <w:pPr>
@@ -317,6 +5212,7 @@
           <w14:ligatures w14:val="none"/>
         </w:rPr>
       </w:pPr>
+      <w:bookmarkStart w:id="4" w:name="_Toc224152226"/>
       <w:r>
         <w:rPr>
           <w:rFonts w:ascii="Times New Roman" w:eastAsia="Times New Roman" w:hAnsi="Times New Roman" w:cs="Times New Roman"/>
@@ -330,6 +5226,7 @@
         </w:rPr>
         <w:t>03.1.1.1 Leasing Objectives</w:t>
       </w:r>
+      <w:bookmarkEnd w:id="4"/>
     </w:p>
     <w:p>
       <w:pPr>
@@ -458,6 +5355,7 @@
           <w14:ligatures w14:val="none"/>
         </w:rPr>
       </w:pPr>
+      <w:bookmarkStart w:id="5" w:name="_Toc224152227"/>
       <w:r>
         <w:rPr>
           <w:rFonts w:ascii="Times New Roman" w:eastAsia="Times New Roman" w:hAnsi="Times New Roman" w:cs="Times New Roman"/>
@@ -471,6 +5369,7 @@
         </w:rPr>
         <w:t>03.1.1.2 Portfolio Segmentation</w:t>
       </w:r>
+      <w:bookmarkEnd w:id="5"/>
     </w:p>
     <w:p>
       <w:pPr>
@@ -571,6 +5470,7 @@
           <w14:ligatures w14:val="none"/>
         </w:rPr>
       </w:pPr>
+      <w:bookmarkStart w:id="6" w:name="_Toc224152228"/>
       <w:r>
         <w:rPr>
           <w:rFonts w:ascii="Times New Roman" w:eastAsia="Times New Roman" w:hAnsi="Times New Roman" w:cs="Times New Roman"/>
@@ -584,6 +5484,7 @@
         </w:rPr>
         <w:t>03.1.1.3 Rental Strategy</w:t>
       </w:r>
+      <w:bookmarkEnd w:id="6"/>
     </w:p>
     <w:p>
       <w:pPr>
@@ -712,6 +5613,7 @@
           <w14:ligatures w14:val="none"/>
         </w:rPr>
       </w:pPr>
+      <w:bookmarkStart w:id="7" w:name="_Toc224152229"/>
       <w:r>
         <w:rPr>
           <w:rFonts w:ascii="Times New Roman" w:eastAsia="Times New Roman" w:hAnsi="Times New Roman" w:cs="Times New Roman"/>
@@ -725,6 +5627,7 @@
         </w:rPr>
         <w:t>03.1.1.4 Delegation of Authority (DoA)</w:t>
       </w:r>
+      <w:bookmarkEnd w:id="7"/>
     </w:p>
     <w:p>
       <w:pPr>
@@ -934,6 +5837,7 @@
           <w14:ligatures w14:val="none"/>
         </w:rPr>
       </w:pPr>
+      <w:bookmarkStart w:id="8" w:name="_Toc224152230"/>
       <w:r>
         <w:rPr>
           <w:rFonts w:ascii="Times New Roman" w:eastAsia="Times New Roman" w:hAnsi="Times New Roman" w:cs="Times New Roman"/>
@@ -947,6 +5851,7 @@
         </w:rPr>
         <w:t>03.2 Tenant Acquisition &amp; Marketing</w:t>
       </w:r>
+      <w:bookmarkEnd w:id="8"/>
     </w:p>
     <w:p>
       <w:pPr>
@@ -963,6 +5868,7 @@
           <w14:ligatures w14:val="none"/>
         </w:rPr>
       </w:pPr>
+      <w:bookmarkStart w:id="9" w:name="_Toc224152231"/>
       <w:r>
         <w:rPr>
           <w:rFonts w:ascii="Times New Roman" w:eastAsia="Times New Roman" w:hAnsi="Times New Roman" w:cs="Times New Roman"/>
@@ -976,6 +5882,7 @@
         </w:rPr>
         <w:t>03.2.1 Tenant Targeting Procedure</w:t>
       </w:r>
+      <w:bookmarkEnd w:id="9"/>
     </w:p>
     <w:p>
       <w:pPr>
@@ -992,6 +5899,7 @@
           <w14:ligatures w14:val="none"/>
         </w:rPr>
       </w:pPr>
+      <w:bookmarkStart w:id="10" w:name="_Toc224152232"/>
       <w:r>
         <w:rPr>
           <w:rFonts w:ascii="Times New Roman" w:eastAsia="Times New Roman" w:hAnsi="Times New Roman" w:cs="Times New Roman"/>
@@ -1005,6 +5913,7 @@
         </w:rPr>
         <w:t>03.2.1.1 Lead Generation</w:t>
       </w:r>
+      <w:bookmarkEnd w:id="10"/>
     </w:p>
     <w:p>
       <w:pPr>
@@ -1105,6 +6014,7 @@
           <w14:ligatures w14:val="none"/>
         </w:rPr>
       </w:pPr>
+      <w:bookmarkStart w:id="11" w:name="_Toc224152233"/>
       <w:r>
         <w:rPr>
           <w:rFonts w:ascii="Times New Roman" w:eastAsia="Times New Roman" w:hAnsi="Times New Roman" w:cs="Times New Roman"/>
@@ -1118,6 +6028,7 @@
         </w:rPr>
         <w:t>03.2.1.2 Tenant Pre-Screening</w:t>
       </w:r>
+      <w:bookmarkEnd w:id="11"/>
     </w:p>
     <w:p>
       <w:pPr>
@@ -1246,6 +6157,7 @@
           <w14:ligatures w14:val="none"/>
         </w:rPr>
       </w:pPr>
+      <w:bookmarkStart w:id="12" w:name="_Toc224152234"/>
       <w:r>
         <w:rPr>
           <w:rFonts w:ascii="Times New Roman" w:eastAsia="Times New Roman" w:hAnsi="Times New Roman" w:cs="Times New Roman"/>
@@ -1259,6 +6171,7 @@
         </w:rPr>
         <w:t>03.2.1.3 Tenant Risk Rating</w:t>
       </w:r>
+      <w:bookmarkEnd w:id="12"/>
     </w:p>
     <w:p>
       <w:pPr>
@@ -1467,6 +6380,7 @@
           <w14:ligatures w14:val="none"/>
         </w:rPr>
       </w:pPr>
+      <w:bookmarkStart w:id="13" w:name="_Toc224152235"/>
       <w:r>
         <w:rPr>
           <w:rFonts w:ascii="Times New Roman" w:eastAsia="Times New Roman" w:hAnsi="Times New Roman" w:cs="Times New Roman"/>
@@ -1480,6 +6394,7 @@
         </w:rPr>
         <w:t>03.3 Lease Structuring &amp; Negotiation</w:t>
       </w:r>
+      <w:bookmarkEnd w:id="13"/>
     </w:p>
     <w:p>
       <w:pPr>
@@ -1496,6 +6411,7 @@
           <w14:ligatures w14:val="none"/>
         </w:rPr>
       </w:pPr>
+      <w:bookmarkStart w:id="14" w:name="_Toc224152236"/>
       <w:r>
         <w:rPr>
           <w:rFonts w:ascii="Times New Roman" w:eastAsia="Times New Roman" w:hAnsi="Times New Roman" w:cs="Times New Roman"/>
@@ -1509,6 +6425,7 @@
         </w:rPr>
         <w:t>03.3.1 Commercial Terms Structuring</w:t>
       </w:r>
+      <w:bookmarkEnd w:id="14"/>
     </w:p>
     <w:p>
       <w:pPr>
@@ -1525,6 +6442,7 @@
           <w14:ligatures w14:val="none"/>
         </w:rPr>
       </w:pPr>
+      <w:bookmarkStart w:id="15" w:name="_Toc224152237"/>
       <w:r>
         <w:rPr>
           <w:rFonts w:ascii="Times New Roman" w:eastAsia="Times New Roman" w:hAnsi="Times New Roman" w:cs="Times New Roman"/>
@@ -1538,6 +6456,7 @@
         </w:rPr>
         <w:t>03.3.1.1 Core Lease Terms</w:t>
       </w:r>
+      <w:bookmarkEnd w:id="15"/>
     </w:p>
     <w:p>
       <w:pPr>
@@ -1694,6 +6613,7 @@
           <w14:ligatures w14:val="none"/>
         </w:rPr>
       </w:pPr>
+      <w:bookmarkStart w:id="16" w:name="_Toc224152238"/>
       <w:r>
         <w:rPr>
           <w:rFonts w:ascii="Times New Roman" w:eastAsia="Times New Roman" w:hAnsi="Times New Roman" w:cs="Times New Roman"/>
@@ -1721,6 +6641,7 @@
         </w:rPr>
         <w:t>Modeling</w:t>
       </w:r>
+      <w:bookmarkEnd w:id="16"/>
       <w:proofErr w:type="spellEnd"/>
     </w:p>
     <w:p>
@@ -1851,6 +6772,7 @@
           <w14:ligatures w14:val="none"/>
         </w:rPr>
       </w:pPr>
+      <w:bookmarkStart w:id="17" w:name="_Toc224152239"/>
       <w:r>
         <w:rPr>
           <w:rFonts w:ascii="Times New Roman" w:eastAsia="Times New Roman" w:hAnsi="Times New Roman" w:cs="Times New Roman"/>
@@ -1864,6 +6786,7 @@
         </w:rPr>
         <w:t>03.3.1.3 Incentives Governance</w:t>
       </w:r>
+      <w:bookmarkEnd w:id="17"/>
     </w:p>
     <w:p>
       <w:pPr>
@@ -2072,6 +6995,7 @@
           <w14:ligatures w14:val="none"/>
         </w:rPr>
       </w:pPr>
+      <w:bookmarkStart w:id="18" w:name="_Toc224152240"/>
       <w:r>
         <w:rPr>
           <w:rFonts w:ascii="Times New Roman" w:eastAsia="Times New Roman" w:hAnsi="Times New Roman" w:cs="Times New Roman"/>
@@ -2085,6 +7009,7 @@
         </w:rPr>
         <w:t>03.4 Lease Approval &amp; Contracting</w:t>
       </w:r>
+      <w:bookmarkEnd w:id="18"/>
     </w:p>
     <w:p>
       <w:pPr>
@@ -2101,6 +7026,7 @@
           <w14:ligatures w14:val="none"/>
         </w:rPr>
       </w:pPr>
+      <w:bookmarkStart w:id="19" w:name="_Toc224152241"/>
       <w:r>
         <w:rPr>
           <w:rFonts w:ascii="Times New Roman" w:eastAsia="Times New Roman" w:hAnsi="Times New Roman" w:cs="Times New Roman"/>
@@ -2114,6 +7040,7 @@
         </w:rPr>
         <w:t>03.4.1 Lease Approval Workflow</w:t>
       </w:r>
+      <w:bookmarkEnd w:id="19"/>
     </w:p>
     <w:p>
       <w:pPr>
@@ -2130,6 +7057,7 @@
           <w14:ligatures w14:val="none"/>
         </w:rPr>
       </w:pPr>
+      <w:bookmarkStart w:id="20" w:name="_Toc224152242"/>
       <w:r>
         <w:rPr>
           <w:rFonts w:ascii="Times New Roman" w:eastAsia="Times New Roman" w:hAnsi="Times New Roman" w:cs="Times New Roman"/>
@@ -2143,6 +7071,7 @@
         </w:rPr>
         <w:t>03.4.1.1 Internal Review</w:t>
       </w:r>
+      <w:bookmarkEnd w:id="20"/>
     </w:p>
     <w:p>
       <w:pPr>
@@ -2243,6 +7172,7 @@
           <w14:ligatures w14:val="none"/>
         </w:rPr>
       </w:pPr>
+      <w:bookmarkStart w:id="21" w:name="_Toc224152243"/>
       <w:r>
         <w:rPr>
           <w:rFonts w:ascii="Times New Roman" w:eastAsia="Times New Roman" w:hAnsi="Times New Roman" w:cs="Times New Roman"/>
@@ -2256,6 +7186,7 @@
         </w:rPr>
         <w:t>03.4.1.2 Risk &amp; Compliance Check</w:t>
       </w:r>
+      <w:bookmarkEnd w:id="21"/>
     </w:p>
     <w:p>
       <w:pPr>
@@ -2356,6 +7287,7 @@
           <w14:ligatures w14:val="none"/>
         </w:rPr>
       </w:pPr>
+      <w:bookmarkStart w:id="22" w:name="_Toc224152244"/>
       <w:r>
         <w:rPr>
           <w:rFonts w:ascii="Times New Roman" w:eastAsia="Times New Roman" w:hAnsi="Times New Roman" w:cs="Times New Roman"/>
@@ -2369,6 +7301,7 @@
         </w:rPr>
         <w:t>03.4.1.3 Approval Committee</w:t>
       </w:r>
+      <w:bookmarkEnd w:id="22"/>
     </w:p>
     <w:p>
       <w:pPr>
@@ -2469,6 +7402,7 @@
           <w14:ligatures w14:val="none"/>
         </w:rPr>
       </w:pPr>
+      <w:bookmarkStart w:id="23" w:name="_Toc224152245"/>
       <w:r>
         <w:rPr>
           <w:rFonts w:ascii="Times New Roman" w:eastAsia="Times New Roman" w:hAnsi="Times New Roman" w:cs="Times New Roman"/>
@@ -2482,6 +7416,7 @@
         </w:rPr>
         <w:t>03.4.1.4 Contract Execution</w:t>
       </w:r>
+      <w:bookmarkEnd w:id="23"/>
     </w:p>
     <w:p>
       <w:pPr>
@@ -2719,6 +7654,7 @@
           <w14:ligatures w14:val="none"/>
         </w:rPr>
       </w:pPr>
+      <w:bookmarkStart w:id="24" w:name="_Toc224152246"/>
       <w:r>
         <w:rPr>
           <w:rFonts w:ascii="Times New Roman" w:eastAsia="Times New Roman" w:hAnsi="Times New Roman" w:cs="Times New Roman"/>
@@ -2732,6 +7668,7 @@
         </w:rPr>
         <w:t>03.5 Lease Administration &amp; Monitoring</w:t>
       </w:r>
+      <w:bookmarkEnd w:id="24"/>
     </w:p>
     <w:p>
       <w:pPr>
@@ -2748,6 +7685,7 @@
           <w14:ligatures w14:val="none"/>
         </w:rPr>
       </w:pPr>
+      <w:bookmarkStart w:id="25" w:name="_Toc224152247"/>
       <w:r>
         <w:rPr>
           <w:rFonts w:ascii="Times New Roman" w:eastAsia="Times New Roman" w:hAnsi="Times New Roman" w:cs="Times New Roman"/>
@@ -2761,6 +7699,7 @@
         </w:rPr>
         <w:t>03.5.1 Lease Setup Procedure</w:t>
       </w:r>
+      <w:bookmarkEnd w:id="25"/>
     </w:p>
     <w:p>
       <w:pPr>
@@ -2777,6 +7716,7 @@
           <w14:ligatures w14:val="none"/>
         </w:rPr>
       </w:pPr>
+      <w:bookmarkStart w:id="26" w:name="_Toc224152248"/>
       <w:r>
         <w:rPr>
           <w:rFonts w:ascii="Times New Roman" w:eastAsia="Times New Roman" w:hAnsi="Times New Roman" w:cs="Times New Roman"/>
@@ -2790,6 +7730,7 @@
         </w:rPr>
         <w:t>03.5.1.1 ERP Registration</w:t>
       </w:r>
+      <w:bookmarkEnd w:id="26"/>
     </w:p>
     <w:p>
       <w:pPr>
@@ -2890,6 +7831,7 @@
           <w14:ligatures w14:val="none"/>
         </w:rPr>
       </w:pPr>
+      <w:bookmarkStart w:id="27" w:name="_Toc224152249"/>
       <w:r>
         <w:rPr>
           <w:rFonts w:ascii="Times New Roman" w:eastAsia="Times New Roman" w:hAnsi="Times New Roman" w:cs="Times New Roman"/>
@@ -2903,6 +7845,7 @@
         </w:rPr>
         <w:t>03.5.1.2 Billing &amp; Collection</w:t>
       </w:r>
+      <w:bookmarkEnd w:id="27"/>
     </w:p>
     <w:p>
       <w:pPr>
@@ -3031,6 +7974,7 @@
           <w14:ligatures w14:val="none"/>
         </w:rPr>
       </w:pPr>
+      <w:bookmarkStart w:id="28" w:name="_Toc224152250"/>
       <w:r>
         <w:rPr>
           <w:rFonts w:ascii="Times New Roman" w:eastAsia="Times New Roman" w:hAnsi="Times New Roman" w:cs="Times New Roman"/>
@@ -3044,6 +7988,7 @@
         </w:rPr>
         <w:t>03.5.1.3 Deposit Management</w:t>
       </w:r>
+      <w:bookmarkEnd w:id="28"/>
     </w:p>
     <w:p>
       <w:pPr>
@@ -3252,6 +8197,7 @@
           <w14:ligatures w14:val="none"/>
         </w:rPr>
       </w:pPr>
+      <w:bookmarkStart w:id="29" w:name="_Toc224152251"/>
       <w:r>
         <w:rPr>
           <w:rFonts w:ascii="Times New Roman" w:eastAsia="Times New Roman" w:hAnsi="Times New Roman" w:cs="Times New Roman"/>
@@ -3265,6 +8211,7 @@
         </w:rPr>
         <w:t>03.6 Lease Performance &amp; Renewal</w:t>
       </w:r>
+      <w:bookmarkEnd w:id="29"/>
     </w:p>
     <w:p>
       <w:pPr>
@@ -3281,6 +8228,7 @@
           <w14:ligatures w14:val="none"/>
         </w:rPr>
       </w:pPr>
+      <w:bookmarkStart w:id="30" w:name="_Toc224152252"/>
       <w:r>
         <w:rPr>
           <w:rFonts w:ascii="Times New Roman" w:eastAsia="Times New Roman" w:hAnsi="Times New Roman" w:cs="Times New Roman"/>
@@ -3294,6 +8242,7 @@
         </w:rPr>
         <w:t>03.6.1 Performance Monitoring</w:t>
       </w:r>
+      <w:bookmarkEnd w:id="30"/>
     </w:p>
     <w:p>
       <w:pPr>
@@ -3310,6 +8259,7 @@
           <w14:ligatures w14:val="none"/>
         </w:rPr>
       </w:pPr>
+      <w:bookmarkStart w:id="31" w:name="_Toc224152253"/>
       <w:r>
         <w:rPr>
           <w:rFonts w:ascii="Times New Roman" w:eastAsia="Times New Roman" w:hAnsi="Times New Roman" w:cs="Times New Roman"/>
@@ -3323,6 +8273,7 @@
         </w:rPr>
         <w:t>03.6.1.1 KPI Tracking</w:t>
       </w:r>
+      <w:bookmarkEnd w:id="31"/>
     </w:p>
     <w:p>
       <w:pPr>
@@ -3451,6 +8402,7 @@
           <w14:ligatures w14:val="none"/>
         </w:rPr>
       </w:pPr>
+      <w:bookmarkStart w:id="32" w:name="_Toc224152254"/>
       <w:r>
         <w:rPr>
           <w:rFonts w:ascii="Times New Roman" w:eastAsia="Times New Roman" w:hAnsi="Times New Roman" w:cs="Times New Roman"/>
@@ -3465,6 +8417,7 @@
         <w:lastRenderedPageBreak/>
         <w:t>03.6.1.2 Tenant Evaluation</w:t>
       </w:r>
+      <w:bookmarkEnd w:id="32"/>
     </w:p>
     <w:p>
       <w:pPr>
@@ -3589,6 +8542,7 @@
           <w14:ligatures w14:val="none"/>
         </w:rPr>
       </w:pPr>
+      <w:bookmarkStart w:id="33" w:name="_Toc224152255"/>
       <w:r>
         <w:rPr>
           <w:rFonts w:ascii="Times New Roman" w:eastAsia="Times New Roman" w:hAnsi="Times New Roman" w:cs="Times New Roman"/>
@@ -3602,6 +8556,7 @@
         </w:rPr>
         <w:t>03.6.1.3 Renewal Decision Matrix</w:t>
       </w:r>
+      <w:bookmarkEnd w:id="33"/>
     </w:p>
     <w:p>
       <w:pPr>
@@ -3810,6 +8765,7 @@
           <w14:ligatures w14:val="none"/>
         </w:rPr>
       </w:pPr>
+      <w:bookmarkStart w:id="34" w:name="_Toc224152256"/>
       <w:r>
         <w:rPr>
           <w:rFonts w:ascii="Times New Roman" w:eastAsia="Times New Roman" w:hAnsi="Times New Roman" w:cs="Times New Roman"/>
@@ -3823,6 +8779,7 @@
         </w:rPr>
         <w:t>03.7 Termination &amp; Exit Management</w:t>
       </w:r>
+      <w:bookmarkEnd w:id="34"/>
     </w:p>
     <w:p>
       <w:pPr>
@@ -3839,6 +8796,7 @@
           <w14:ligatures w14:val="none"/>
         </w:rPr>
       </w:pPr>
+      <w:bookmarkStart w:id="35" w:name="_Toc224152257"/>
       <w:r>
         <w:rPr>
           <w:rFonts w:ascii="Times New Roman" w:eastAsia="Times New Roman" w:hAnsi="Times New Roman" w:cs="Times New Roman"/>
@@ -3852,6 +8810,7 @@
         </w:rPr>
         <w:t>03.7.1 Lease Termination Procedure</w:t>
       </w:r>
+      <w:bookmarkEnd w:id="35"/>
     </w:p>
     <w:p>
       <w:pPr>
@@ -3868,6 +8827,7 @@
           <w14:ligatures w14:val="none"/>
         </w:rPr>
       </w:pPr>
+      <w:bookmarkStart w:id="36" w:name="_Toc224152258"/>
       <w:r>
         <w:rPr>
           <w:rFonts w:ascii="Times New Roman" w:eastAsia="Times New Roman" w:hAnsi="Times New Roman" w:cs="Times New Roman"/>
@@ -3881,6 +8841,7 @@
         </w:rPr>
         <w:t>03.7.1.1 Expiry Process</w:t>
       </w:r>
+      <w:bookmarkEnd w:id="36"/>
     </w:p>
     <w:p>
       <w:pPr>
@@ -3981,6 +8942,7 @@
           <w14:ligatures w14:val="none"/>
         </w:rPr>
       </w:pPr>
+      <w:bookmarkStart w:id="37" w:name="_Toc224152259"/>
       <w:r>
         <w:rPr>
           <w:rFonts w:ascii="Times New Roman" w:eastAsia="Times New Roman" w:hAnsi="Times New Roman" w:cs="Times New Roman"/>
@@ -3994,6 +8956,7 @@
         </w:rPr>
         <w:t>03.7.1.2 Early Termination</w:t>
       </w:r>
+      <w:bookmarkEnd w:id="37"/>
     </w:p>
     <w:p>
       <w:pPr>
@@ -4094,6 +9057,7 @@
           <w14:ligatures w14:val="none"/>
         </w:rPr>
       </w:pPr>
+      <w:bookmarkStart w:id="38" w:name="_Toc224152260"/>
       <w:r>
         <w:rPr>
           <w:rFonts w:ascii="Times New Roman" w:eastAsia="Times New Roman" w:hAnsi="Times New Roman" w:cs="Times New Roman"/>
@@ -4107,6 +9071,7 @@
         </w:rPr>
         <w:t>03.7.1.3 Unit Handover</w:t>
       </w:r>
+      <w:bookmarkEnd w:id="38"/>
     </w:p>
     <w:p>
       <w:pPr>
@@ -4315,6 +9280,7 @@
           <w14:ligatures w14:val="none"/>
         </w:rPr>
       </w:pPr>
+      <w:bookmarkStart w:id="39" w:name="_Toc224152261"/>
       <w:r>
         <w:rPr>
           <w:rFonts w:ascii="Times New Roman" w:eastAsia="Times New Roman" w:hAnsi="Times New Roman" w:cs="Times New Roman"/>
@@ -4329,6 +9295,7 @@
         <w:lastRenderedPageBreak/>
         <w:t>03.8 Leasing Risk &amp; Control Matrix (Aligned with COSO &amp; ISO 37301)</w:t>
       </w:r>
+      <w:bookmarkEnd w:id="39"/>
     </w:p>
     <w:tbl>
       <w:tblPr>
@@ -5514,6 +10481,7 @@
           <w14:ligatures w14:val="none"/>
         </w:rPr>
       </w:pPr>
+      <w:bookmarkStart w:id="40" w:name="_Toc224152262"/>
       <w:r>
         <w:rPr>
           <w:rFonts w:ascii="Times New Roman" w:eastAsia="Times New Roman" w:hAnsi="Times New Roman" w:cs="Times New Roman"/>
@@ -5527,6 +10495,7 @@
         </w:rPr>
         <w:t>03.9 BPMN Logical Flow (Textual Representation)</w:t>
       </w:r>
+      <w:bookmarkEnd w:id="40"/>
     </w:p>
     <w:p>
       <w:pPr>
@@ -5692,6 +10661,7 @@
           <w14:ligatures w14:val="none"/>
         </w:rPr>
       </w:pPr>
+      <w:bookmarkStart w:id="41" w:name="_Toc224152263"/>
       <w:r>
         <w:rPr>
           <w:rFonts w:ascii="Times New Roman" w:eastAsia="Times New Roman" w:hAnsi="Times New Roman" w:cs="Times New Roman"/>
@@ -5705,6 +10675,7 @@
         </w:rPr>
         <w:t>Integration Points with Other RAM Sections</w:t>
       </w:r>
+      <w:bookmarkEnd w:id="41"/>
     </w:p>
     <w:p>
       <w:pPr>
@@ -5924,7 +10895,68 @@
         <w:rPr>
           <w:color w:val="C00000"/>
         </w:rPr>
-        <w:t>forms</w:t>
+        <w:br w:type="page"/>
+      </w:r>
+    </w:p>
+    <w:p>
+      <w:pPr>
+        <w:rPr>
+          <w:color w:val="C00000"/>
+        </w:rPr>
+      </w:pPr>
+      <w:r>
+        <w:rPr>
+          <w:color w:val="C00000"/>
+          <w:highlight w:val="yellow"/>
+        </w:rPr>
+        <w:lastRenderedPageBreak/>
+        <w:t>F</w:t>
+      </w:r>
+      <w:r>
+        <w:rPr>
+          <w:color w:val="C00000"/>
+          <w:highlight w:val="yellow"/>
+        </w:rPr>
+        <w:t>orms</w:t>
+      </w:r>
+      <w:r>
+        <w:rPr>
+          <w:color w:val="C00000"/>
+        </w:rPr>
+        <w:t xml:space="preserve"> and templates</w:t>
+      </w:r>
+    </w:p>
+    <w:p>
+      <w:pPr>
+        <w:rPr>
+          <w:color w:val="C00000"/>
+        </w:rPr>
+      </w:pPr>
+      <w:r>
+        <w:rPr>
+          <w:color w:val="C00000"/>
+        </w:rPr>
+        <w:br w:type="page"/>
+      </w:r>
+    </w:p>
+    <w:p>
+      <w:pPr>
+        <w:rPr>
+          <w:color w:val="C00000"/>
+        </w:rPr>
+      </w:pPr>
+    </w:p>
+    <w:p>
+      <w:pPr>
+        <w:rPr>
+          <w:color w:val="C00000"/>
+        </w:rPr>
+      </w:pPr>
+      <w:r>
+        <w:rPr>
+          <w:color w:val="C00000"/>
+        </w:rPr>
+        <w:t xml:space="preserve">End of Document </w:t>
       </w:r>
     </w:p>
     <w:sectPr>
@@ -6086,7 +11118,7 @@
       <w:pStyle w:val="Header"/>
     </w:pPr>
     <w:r>
-      <w:t>RAM ENTERPRISE P&amp;P WBS STRUCTURE – 03_LEASING</w:t>
+      <w:t>RAM ENTERPRISE P&amp;P– 03_LEASING</w:t>
     </w:r>
   </w:p>
 </w:hdr>
@@ -11855,6 +16887,75 @@
       </w:tcPr>
     </w:tblStylePr>
   </w:style>
+  <w:style w:type="paragraph" w:styleId="TOCHeading">
+    <w:name w:val="TOC Heading"/>
+    <w:basedOn w:val="Heading1"/>
+    <w:next w:val="Normal"/>
+    <w:uiPriority w:val="39"/>
+    <w:unhideWhenUsed/>
+    <w:qFormat/>
+    <w:rsid w:val="00C30C93"/>
+    <w:pPr>
+      <w:spacing w:before="240" w:after="0"/>
+      <w:outlineLvl w:val="9"/>
+    </w:pPr>
+    <w:rPr>
+      <w:kern w:val="0"/>
+      <w:sz w:val="32"/>
+      <w:szCs w:val="32"/>
+      <w:lang w:bidi="ar-SA"/>
+      <w14:ligatures w14:val="none"/>
+    </w:rPr>
+  </w:style>
+  <w:style w:type="paragraph" w:styleId="TOC1">
+    <w:name w:val="toc 1"/>
+    <w:basedOn w:val="Normal"/>
+    <w:next w:val="Normal"/>
+    <w:autoRedefine/>
+    <w:uiPriority w:val="39"/>
+    <w:unhideWhenUsed/>
+    <w:rsid w:val="00C30C93"/>
+    <w:pPr>
+      <w:spacing w:after="100"/>
+    </w:pPr>
+  </w:style>
+  <w:style w:type="paragraph" w:styleId="TOC2">
+    <w:name w:val="toc 2"/>
+    <w:basedOn w:val="Normal"/>
+    <w:next w:val="Normal"/>
+    <w:autoRedefine/>
+    <w:uiPriority w:val="39"/>
+    <w:unhideWhenUsed/>
+    <w:rsid w:val="00C30C93"/>
+    <w:pPr>
+      <w:spacing w:after="100"/>
+      <w:ind w:left="220"/>
+    </w:pPr>
+  </w:style>
+  <w:style w:type="paragraph" w:styleId="TOC3">
+    <w:name w:val="toc 3"/>
+    <w:basedOn w:val="Normal"/>
+    <w:next w:val="Normal"/>
+    <w:autoRedefine/>
+    <w:uiPriority w:val="39"/>
+    <w:unhideWhenUsed/>
+    <w:rsid w:val="00C30C93"/>
+    <w:pPr>
+      <w:spacing w:after="100"/>
+      <w:ind w:left="440"/>
+    </w:pPr>
+  </w:style>
+  <w:style w:type="character" w:styleId="Hyperlink">
+    <w:name w:val="Hyperlink"/>
+    <w:basedOn w:val="DefaultParagraphFont"/>
+    <w:uiPriority w:val="99"/>
+    <w:unhideWhenUsed/>
+    <w:rsid w:val="00C30C93"/>
+    <w:rPr>
+      <w:color w:val="467886" w:themeColor="hyperlink"/>
+      <w:u w:val="single"/>
+    </w:rPr>
+  </w:style>
 </w:styles>
 </file>
 

--- a/documents/word/03_Leasing.docx
+++ b/documents/word/03_Leasing.docx
@@ -378,7 +378,18 @@
                 <w:lang w:val="en-GB" w:eastAsia="en-GB" w:bidi="ar-SA"/>
                 <w14:ligatures w14:val="none"/>
               </w:rPr>
-              <w:t>RAM-PROC-013</w:t>
+              <w:t>RAM-PROC-0</w:t>
+            </w:r>
+            <w:r>
+              <w:rPr>
+                <w:rFonts w:ascii="Times New Roman" w:eastAsia="Times New Roman" w:hAnsi="Times New Roman" w:cs="Times New Roman"/>
+                <w:kern w:val="0"/>
+                <w:sz w:val="24"/>
+                <w:szCs w:val="24"/>
+                <w:lang w:val="en-GB" w:eastAsia="en-GB" w:bidi="ar-SA"/>
+                <w14:ligatures w14:val="none"/>
+              </w:rPr>
+              <w:t>3</w:t>
             </w:r>
           </w:p>
         </w:tc>
@@ -6625,24 +6636,9 @@
           <w:lang w:val="en-GB" w:eastAsia="en-GB" w:bidi="ar-SA"/>
           <w14:ligatures w14:val="none"/>
         </w:rPr>
-        <w:t xml:space="preserve">03.3.1.2 Financial </w:t>
-      </w:r>
-      <w:proofErr w:type="spellStart"/>
-      <w:r>
-        <w:rPr>
-          <w:rFonts w:ascii="Times New Roman" w:eastAsia="Times New Roman" w:hAnsi="Times New Roman" w:cs="Times New Roman"/>
-          <w:b/>
-          <w:bCs/>
-          <w:kern w:val="0"/>
-          <w:sz w:val="27"/>
-          <w:szCs w:val="27"/>
-          <w:lang w:val="en-GB" w:eastAsia="en-GB" w:bidi="ar-SA"/>
-          <w14:ligatures w14:val="none"/>
-        </w:rPr>
-        <w:t>Modeling</w:t>
+        <w:t>03.3.1.2 Financial Modeling</w:t>
       </w:r>
       <w:bookmarkEnd w:id="16"/>
-      <w:proofErr w:type="spellEnd"/>
     </w:p>
     <w:p>
       <w:pPr>
@@ -8444,31 +8440,7 @@
           <w:lang w:val="en-GB" w:eastAsia="en-GB" w:bidi="ar-SA"/>
           <w14:ligatures w14:val="none"/>
         </w:rPr>
-        <w:t xml:space="preserve">Payment </w:t>
-      </w:r>
-      <w:proofErr w:type="spellStart"/>
-      <w:r>
-        <w:rPr>
-          <w:rFonts w:ascii="Times New Roman" w:eastAsia="Times New Roman" w:hAnsi="Times New Roman" w:cs="Times New Roman"/>
-          <w:kern w:val="0"/>
-          <w:sz w:val="24"/>
-          <w:szCs w:val="24"/>
-          <w:lang w:val="en-GB" w:eastAsia="en-GB" w:bidi="ar-SA"/>
-          <w14:ligatures w14:val="none"/>
-        </w:rPr>
-        <w:t>behavior</w:t>
-      </w:r>
-      <w:proofErr w:type="spellEnd"/>
-      <w:r>
-        <w:rPr>
-          <w:rFonts w:ascii="Times New Roman" w:eastAsia="Times New Roman" w:hAnsi="Times New Roman" w:cs="Times New Roman"/>
-          <w:kern w:val="0"/>
-          <w:sz w:val="24"/>
-          <w:szCs w:val="24"/>
-          <w:lang w:val="en-GB" w:eastAsia="en-GB" w:bidi="ar-SA"/>
-          <w14:ligatures w14:val="none"/>
-        </w:rPr>
-        <w:t xml:space="preserve"> score</w:t>
+        <w:t>Payment behavior score</w:t>
       </w:r>
     </w:p>
     <w:p>
@@ -10551,33 +10523,7 @@
           <w14:ligatures w14:val="none"/>
         </w:rPr>
         <w:br/>
-        <w:t xml:space="preserve">Commercial Structuring → Financial </w:t>
-      </w:r>
-      <w:proofErr w:type="spellStart"/>
-      <w:r>
-        <w:rPr>
-          <w:rFonts w:ascii="Courier New" w:eastAsia="Times New Roman" w:hAnsi="Courier New" w:cs="Courier New"/>
-          <w:kern w:val="0"/>
-          <w:sz w:val="20"/>
-          <w:szCs w:val="20"/>
-          <w:highlight w:val="yellow"/>
-          <w:lang w:val="en-GB" w:eastAsia="en-GB" w:bidi="ar-SA"/>
-          <w14:ligatures w14:val="none"/>
-        </w:rPr>
-        <w:t>Modeling</w:t>
-      </w:r>
-      <w:proofErr w:type="spellEnd"/>
-      <w:r>
-        <w:rPr>
-          <w:rFonts w:ascii="Courier New" w:eastAsia="Times New Roman" w:hAnsi="Courier New" w:cs="Courier New"/>
-          <w:kern w:val="0"/>
-          <w:sz w:val="20"/>
-          <w:szCs w:val="20"/>
-          <w:highlight w:val="yellow"/>
-          <w:lang w:val="en-GB" w:eastAsia="en-GB" w:bidi="ar-SA"/>
-          <w14:ligatures w14:val="none"/>
-        </w:rPr>
-        <w:t xml:space="preserve"> → </w:t>
+        <w:t xml:space="preserve">Commercial Structuring → Financial Modeling → </w:t>
       </w:r>
       <w:r>
         <w:rPr>
